--- a/Docs/01-C_へそくり帳_プロジェクトファイル定義書.docx
+++ b/Docs/01-C_へそくり帳_プロジェクトファイル定義書.docx
@@ -4,7 +4,7 @@
   <w:body>
     <w:p>
       <w:pPr>
-        <w:pStyle w:val="Heading3"/>
+        <w:pStyle w:val="Heading1"/>
         <w:pBdr>
           <w:top w:space="0" w:sz="0" w:val="nil"/>
           <w:left w:space="0" w:sz="0" w:val="nil"/>
@@ -14,6 +14,36 @@
         </w:pBdr>
         <w:shd w:fill="auto" w:val="clear"/>
         <w:spacing w:after="120" w:before="120" w:line="275.9999942779541" w:lineRule="auto"/>
+        <w:rPr>
+          <w:rFonts w:ascii="Google Sans" w:cs="Google Sans" w:eastAsia="Google Sans" w:hAnsi="Google Sans"/>
+          <w:color w:val="1f1f1f"/>
+          <w:sz w:val="42"/>
+          <w:szCs w:val="42"/>
+        </w:rPr>
+      </w:pPr>
+      <w:r>
+        <w:rPr>
+          <w:rFonts w:ascii="Google Sans" w:cs="Google Sans" w:eastAsia="Google Sans" w:hAnsi="Google Sans"/>
+          <w:color w:val="1f1f1f"/>
+          <w:sz w:val="42"/>
+          <w:szCs w:val="42"/>
+          <w:rtl w:val="0"/>
+        </w:rPr>
+        <w:t xml:space="preserve">01-C_へそくり帳_プロジェクトファイル定義書</w:t>
+      </w:r>
+    </w:p>
+    <w:p>
+      <w:pPr>
+        <w:pStyle w:val="Heading2"/>
+        <w:pBdr>
+          <w:top w:space="0" w:sz="0" w:val="nil"/>
+          <w:left w:space="0" w:sz="0" w:val="nil"/>
+          <w:bottom w:space="0" w:sz="0" w:val="nil"/>
+          <w:right w:space="0" w:sz="0" w:val="nil"/>
+          <w:between w:space="0" w:sz="0" w:val="nil"/>
+        </w:pBdr>
+        <w:shd w:fill="auto" w:val="clear"/>
+        <w:spacing w:after="120" w:before="0" w:line="275.9999942779541" w:lineRule="auto"/>
         <w:rPr>
           <w:rFonts w:ascii="Google Sans" w:cs="Google Sans" w:eastAsia="Google Sans" w:hAnsi="Google Sans"/>
           <w:color w:val="1f1f1f"/>
@@ -38,7 +68,7 @@
           <w:between w:space="0" w:sz="0" w:val="nil"/>
         </w:pBdr>
         <w:shd w:fill="auto" w:val="clear"/>
-        <w:spacing w:after="240" w:line="275.9999942779541" w:lineRule="auto"/>
+        <w:spacing w:after="150" w:line="275.9999942779541" w:lineRule="auto"/>
         <w:rPr>
           <w:rFonts w:ascii="Google Sans" w:cs="Google Sans" w:eastAsia="Google Sans" w:hAnsi="Google Sans"/>
           <w:color w:val="1f1f1f"/>
@@ -355,20 +385,10 @@
             <w:r>
               <w:rPr>
                 <w:rFonts w:ascii="Google Sans" w:cs="Google Sans" w:eastAsia="Google Sans" w:hAnsi="Google Sans"/>
-                <w:b w:val="1"/>
-                <w:bCs w:val="1"/>
-                <w:color w:val="1f1f1f"/>
-                <w:rtl w:val="0"/>
-              </w:rPr>
-              <w:t xml:space="preserve">【最重要】</w:t>
-            </w:r>
-            <w:r>
-              <w:rPr>
-                <w:rFonts w:ascii="Google Sans" w:cs="Google Sans" w:eastAsia="Google Sans" w:hAnsi="Google Sans"/>
-                <w:color w:val="1f1f1f"/>
-                <w:rtl w:val="0"/>
-              </w:rPr>
-              <w:t xml:space="preserve"> 開発における絶対遵守ルール。**「収入（income等）の完全排除」「固定科目の扱い（削除・名称変更不可）」**などが定義される。コード生成前に必ず意識すべき制約。</w:t>
+                <w:color w:val="1f1f1f"/>
+                <w:rtl w:val="0"/>
+              </w:rPr>
+              <w:t xml:space="preserve">【最重要】開発における絶対遵守ルール。**「収入（income等）の完全排除」「固定科目の扱い（削除・名称変更不可）」**などが定義される。コード生成前に必ず意識すべき制約。</w:t>
             </w:r>
           </w:p>
         </w:tc>
@@ -744,7 +764,7 @@
     </w:tbl>
     <w:p>
       <w:pPr>
-        <w:pStyle w:val="Heading3"/>
+        <w:pStyle w:val="Heading2"/>
         <w:pBdr>
           <w:top w:space="0" w:sz="0" w:val="nil"/>
           <w:left w:space="0" w:sz="0" w:val="nil"/>
@@ -753,17 +773,12 @@
           <w:between w:space="0" w:sz="0" w:val="nil"/>
         </w:pBdr>
         <w:shd w:fill="auto" w:val="clear"/>
-        <w:spacing w:after="120" w:before="120" w:line="275.9999942779541" w:lineRule="auto"/>
+        <w:spacing w:after="120" w:before="480" w:line="275.9999942779541" w:lineRule="auto"/>
         <w:rPr>
           <w:rFonts w:ascii="Google Sans" w:cs="Google Sans" w:eastAsia="Google Sans" w:hAnsi="Google Sans"/>
           <w:color w:val="1f1f1f"/>
         </w:rPr>
       </w:pPr>
-      <w:r>
-        <w:pict>
-          <v:rect style="width:0.0pt;height:1.5pt" o:hr="t" o:hrstd="t" o:hralign="center" fillcolor="#A0A0A0" stroked="f"/>
-        </w:pict>
-      </w:r>
       <w:r>
         <w:rPr>
           <w:rFonts w:ascii="Google Sans" w:cs="Google Sans" w:eastAsia="Google Sans" w:hAnsi="Google Sans"/>
@@ -783,7 +798,7 @@
           <w:between w:space="0" w:sz="0" w:val="nil"/>
         </w:pBdr>
         <w:shd w:fill="auto" w:val="clear"/>
-        <w:spacing w:after="240" w:line="275.9999942779541" w:lineRule="auto"/>
+        <w:spacing w:after="150" w:line="275.9999942779541" w:lineRule="auto"/>
         <w:rPr>
           <w:rFonts w:ascii="Google Sans" w:cs="Google Sans" w:eastAsia="Google Sans" w:hAnsi="Google Sans"/>
           <w:color w:val="1f1f1f"/>
@@ -795,25 +810,7 @@
           <w:color w:val="1f1f1f"/>
           <w:rtl w:val="0"/>
         </w:rPr>
-        <w:t xml:space="preserve">AWS CDKを用いたサーバーレスアーキテクチャ（TypeScript）。外部APIからのデータ取得やDynamoDBへの保存を担当。</w:t>
-      </w:r>
-      <w:r>
-        <w:rPr>
-          <w:rFonts w:ascii="Google Sans" w:cs="Google Sans" w:eastAsia="Google Sans" w:hAnsi="Google Sans"/>
-          <w:b w:val="1"/>
-          <w:bCs w:val="1"/>
-          <w:color w:val="1f1f1f"/>
-          <w:rtl w:val="0"/>
-        </w:rPr>
-        <w:t xml:space="preserve">フロントエンドからの直接的な外部API呼び出しを避けるための層</w:t>
-      </w:r>
-      <w:r>
-        <w:rPr>
-          <w:rFonts w:ascii="Google Sans" w:cs="Google Sans" w:eastAsia="Google Sans" w:hAnsi="Google Sans"/>
-          <w:color w:val="1f1f1f"/>
-          <w:rtl w:val="0"/>
-        </w:rPr>
-        <w:t xml:space="preserve">。</w:t>
+        <w:t xml:space="preserve">AWS CDKを用いたサーバーレスアーキテクチャ（TypeScript）。外部APIからのデータ取得やDynamoDBへの保存を担当。フロントエンドからの直接的な外部API呼び出しを避けるための層。</w:t>
       </w:r>
     </w:p>
     <w:tbl>
@@ -1405,7 +1402,7 @@
     </w:tbl>
     <w:p>
       <w:pPr>
-        <w:pStyle w:val="Heading3"/>
+        <w:pStyle w:val="Heading2"/>
         <w:pBdr>
           <w:top w:space="0" w:sz="0" w:val="nil"/>
           <w:left w:space="0" w:sz="0" w:val="nil"/>
@@ -1414,17 +1411,12 @@
           <w:between w:space="0" w:sz="0" w:val="nil"/>
         </w:pBdr>
         <w:shd w:fill="auto" w:val="clear"/>
-        <w:spacing w:after="120" w:before="120" w:line="275.9999942779541" w:lineRule="auto"/>
+        <w:spacing w:after="120" w:before="480" w:line="275.9999942779541" w:lineRule="auto"/>
         <w:rPr>
           <w:rFonts w:ascii="Google Sans" w:cs="Google Sans" w:eastAsia="Google Sans" w:hAnsi="Google Sans"/>
           <w:color w:val="1f1f1f"/>
         </w:rPr>
       </w:pPr>
-      <w:r>
-        <w:pict>
-          <v:rect style="width:0.0pt;height:1.5pt" o:hr="t" o:hrstd="t" o:hralign="center" fillcolor="#A0A0A0" stroked="f"/>
-        </w:pict>
-      </w:r>
       <w:r>
         <w:rPr>
           <w:rFonts w:ascii="Google Sans" w:cs="Google Sans" w:eastAsia="Google Sans" w:hAnsi="Google Sans"/>
@@ -1444,7 +1436,7 @@
           <w:between w:space="0" w:sz="0" w:val="nil"/>
         </w:pBdr>
         <w:shd w:fill="auto" w:val="clear"/>
-        <w:spacing w:after="240" w:line="275.9999942779541" w:lineRule="auto"/>
+        <w:spacing w:after="150" w:line="275.9999942779541" w:lineRule="auto"/>
         <w:rPr>
           <w:rFonts w:ascii="Google Sans" w:cs="Google Sans" w:eastAsia="Google Sans" w:hAnsi="Google Sans"/>
           <w:color w:val="1f1f1f"/>
@@ -1461,7 +1453,7 @@
     </w:p>
     <w:p>
       <w:pPr>
-        <w:pStyle w:val="Heading4"/>
+        <w:pStyle w:val="Heading3"/>
         <w:pBdr>
           <w:top w:space="0" w:sz="0" w:val="nil"/>
           <w:left w:space="0" w:sz="0" w:val="nil"/>
@@ -1879,20 +1871,10 @@
             <w:r>
               <w:rPr>
                 <w:rFonts w:ascii="Google Sans" w:cs="Google Sans" w:eastAsia="Google Sans" w:hAnsi="Google Sans"/>
-                <w:b w:val="1"/>
-                <w:bCs w:val="1"/>
-                <w:color w:val="1f1f1f"/>
-                <w:rtl w:val="0"/>
-              </w:rPr>
-              <w:t xml:space="preserve">【最重要】</w:t>
-            </w:r>
-            <w:r>
-              <w:rPr>
-                <w:rFonts w:ascii="Google Sans" w:cs="Google Sans" w:eastAsia="Google Sans" w:hAnsi="Google Sans"/>
-                <w:color w:val="1f1f1f"/>
-                <w:rtl w:val="0"/>
-              </w:rPr>
-              <w:t xml:space="preserve"> フロント・バック共通の</w:t>
+                <w:color w:val="1f1f1f"/>
+                <w:rtl w:val="0"/>
+              </w:rPr>
+              <w:t xml:space="preserve">【最重要】フロント・バック共通の</w:t>
             </w:r>
             <w:r>
               <w:rPr>
@@ -2286,7 +2268,7 @@
     </w:tbl>
     <w:p>
       <w:pPr>
-        <w:pStyle w:val="Heading4"/>
+        <w:pStyle w:val="Heading3"/>
         <w:pBdr>
           <w:top w:space="0" w:sz="0" w:val="nil"/>
           <w:left w:space="0" w:sz="0" w:val="nil"/>
@@ -2320,7 +2302,7 @@
           <w:between w:space="0" w:sz="0" w:val="nil"/>
         </w:pBdr>
         <w:shd w:fill="auto" w:val="clear"/>
-        <w:spacing w:after="240" w:line="275.9999942779541" w:lineRule="auto"/>
+        <w:spacing w:after="150" w:line="275.9999942779541" w:lineRule="auto"/>
         <w:rPr>
           <w:rFonts w:ascii="Google Sans" w:cs="Google Sans" w:eastAsia="Google Sans" w:hAnsi="Google Sans"/>
           <w:color w:val="1f1f1f"/>
@@ -2939,10 +2921,102 @@
           </w:p>
         </w:tc>
       </w:tr>
+      <w:tr>
+        <w:trPr>
+          <w:cantSplit w:val="0"/>
+          <w:tblHeader w:val="0"/>
+        </w:trPr>
+        <w:tc>
+          <w:tcPr>
+            <w:tcBorders>
+              <w:top w:color="000000" w:space="0" w:sz="6" w:val="single"/>
+              <w:left w:color="000000" w:space="0" w:sz="6" w:val="single"/>
+              <w:bottom w:color="000000" w:space="0" w:sz="6" w:val="single"/>
+              <w:right w:color="000000" w:space="0" w:sz="6" w:val="single"/>
+            </w:tcBorders>
+            <w:shd w:fill="auto" w:val="clear"/>
+            <w:tcMar>
+              <w:top w:w="240.0" w:type="dxa"/>
+              <w:left w:w="0.0" w:type="dxa"/>
+              <w:bottom w:w="240.0" w:type="dxa"/>
+              <w:right w:w="180.0" w:type="dxa"/>
+            </w:tcMar>
+            <w:vAlign w:val="top"/>
+          </w:tcPr>
+          <w:p>
+            <w:pPr>
+              <w:pBdr>
+                <w:top w:space="0" w:sz="0" w:val="nil"/>
+                <w:left w:space="0" w:sz="0" w:val="nil"/>
+                <w:bottom w:space="0" w:sz="0" w:val="nil"/>
+                <w:right w:space="0" w:sz="0" w:val="nil"/>
+                <w:between w:space="0" w:sz="0" w:val="nil"/>
+              </w:pBdr>
+              <w:shd w:fill="auto" w:val="clear"/>
+              <w:spacing w:after="240" w:before="240" w:line="275.9999942779541" w:lineRule="auto"/>
+              <w:rPr>
+                <w:rFonts w:ascii="Google Sans" w:cs="Google Sans" w:eastAsia="Google Sans" w:hAnsi="Google Sans"/>
+                <w:color w:val="1f1f1f"/>
+              </w:rPr>
+            </w:pPr>
+            <w:r>
+              <w:rPr>
+                <w:rFonts w:ascii="Google Sans" w:cs="Google Sans" w:eastAsia="Google Sans" w:hAnsi="Google Sans"/>
+                <w:color w:val="1f1f1f"/>
+                <w:rtl w:val="0"/>
+              </w:rPr>
+              <w:t xml:space="preserve">src/hooks/useSettingsManager.ts</w:t>
+            </w:r>
+          </w:p>
+        </w:tc>
+        <w:tc>
+          <w:tcPr>
+            <w:tcBorders>
+              <w:top w:color="000000" w:space="0" w:sz="6" w:val="single"/>
+              <w:left w:color="000000" w:space="0" w:sz="6" w:val="single"/>
+              <w:bottom w:color="000000" w:space="0" w:sz="6" w:val="single"/>
+              <w:right w:color="000000" w:space="0" w:sz="6" w:val="single"/>
+            </w:tcBorders>
+            <w:shd w:fill="auto" w:val="clear"/>
+            <w:tcMar>
+              <w:top w:w="240.0" w:type="dxa"/>
+              <w:left w:w="0.0" w:type="dxa"/>
+              <w:bottom w:w="240.0" w:type="dxa"/>
+              <w:right w:w="0.0" w:type="dxa"/>
+            </w:tcMar>
+            <w:vAlign w:val="top"/>
+          </w:tcPr>
+          <w:p>
+            <w:pPr>
+              <w:pBdr>
+                <w:top w:space="0" w:sz="0" w:val="nil"/>
+                <w:left w:space="0" w:sz="0" w:val="nil"/>
+                <w:bottom w:space="0" w:sz="0" w:val="nil"/>
+                <w:right w:space="0" w:sz="0" w:val="nil"/>
+                <w:between w:space="0" w:sz="0" w:val="nil"/>
+              </w:pBdr>
+              <w:shd w:fill="auto" w:val="clear"/>
+              <w:spacing w:after="240" w:before="240" w:line="275.9999942779541" w:lineRule="auto"/>
+              <w:rPr>
+                <w:rFonts w:ascii="Google Sans" w:cs="Google Sans" w:eastAsia="Google Sans" w:hAnsi="Google Sans"/>
+                <w:color w:val="1f1f1f"/>
+              </w:rPr>
+            </w:pPr>
+            <w:r>
+              <w:rPr>
+                <w:rFonts w:ascii="Google Sans" w:cs="Google Sans" w:eastAsia="Google Sans" w:hAnsi="Google Sans"/>
+                <w:color w:val="1f1f1f"/>
+                <w:rtl w:val="0"/>
+              </w:rPr>
+              <w:t xml:space="preserve">**【追加】**設定画面（SettingsScreen）専用の状態管理フック。各モーダルの開閉状態、編集モードの切り替え、設定データの更新ロジックをカプセル化する。UIコンポーネント（View）とビジネスロジック（Controller）を分離し、Screenコンポーネントの肥大化を防ぐ責務を持つ。</w:t>
+            </w:r>
+          </w:p>
+        </w:tc>
+      </w:tr>
     </w:tbl>
     <w:p>
       <w:pPr>
-        <w:pStyle w:val="Heading4"/>
+        <w:pStyle w:val="Heading3"/>
         <w:pBdr>
           <w:top w:space="0" w:sz="0" w:val="nil"/>
           <w:left w:space="0" w:sz="0" w:val="nil"/>
@@ -2976,7 +3050,7 @@
           <w:between w:space="0" w:sz="0" w:val="nil"/>
         </w:pBdr>
         <w:shd w:fill="auto" w:val="clear"/>
-        <w:spacing w:after="240" w:line="275.9999942779541" w:lineRule="auto"/>
+        <w:spacing w:after="150" w:line="275.9999942779541" w:lineRule="auto"/>
         <w:rPr>
           <w:rFonts w:ascii="Google Sans" w:cs="Google Sans" w:eastAsia="Google Sans" w:hAnsi="Google Sans"/>
           <w:color w:val="1f1f1f"/>
@@ -3388,7 +3462,7 @@
                 <w:color w:val="1f1f1f"/>
                 <w:rtl w:val="0"/>
               </w:rPr>
-              <w:t xml:space="preserve">予算設定、カテゴリ管理（固定/カスタム）、家族メンバー管理を束ねる画面。</w:t>
+              <w:t xml:space="preserve">予算設定、カテゴリ管理（固定/カスタム）、家族メンバー管理を束ねる画面。内部状態やロジックは直接記述せず、useSettingsManagerフックに委譲して純粋なUIの描画に専念すること。</w:t>
             </w:r>
           </w:p>
         </w:tc>
@@ -3580,7 +3654,7 @@
     </w:tbl>
     <w:p>
       <w:pPr>
-        <w:pStyle w:val="Heading4"/>
+        <w:pStyle w:val="Heading3"/>
         <w:pBdr>
           <w:top w:space="0" w:sz="0" w:val="nil"/>
           <w:left w:space="0" w:sz="0" w:val="nil"/>
@@ -3614,7 +3688,7 @@
           <w:between w:space="0" w:sz="0" w:val="nil"/>
         </w:pBdr>
         <w:shd w:fill="auto" w:val="clear"/>
-        <w:spacing w:after="240" w:line="275.9999942779541" w:lineRule="auto"/>
+        <w:spacing w:after="150" w:line="275.9999942779541" w:lineRule="auto"/>
         <w:rPr>
           <w:rFonts w:ascii="Google Sans" w:cs="Google Sans" w:eastAsia="Google Sans" w:hAnsi="Google Sans"/>
           <w:color w:val="1f1f1f"/>
@@ -3649,6 +3723,7 @@
     </w:p>
     <w:p>
       <w:pPr>
+        <w:pStyle w:val="Heading4"/>
         <w:pBdr>
           <w:top w:space="0" w:sz="0" w:val="nil"/>
           <w:left w:space="0" w:sz="0" w:val="nil"/>
@@ -3657,36 +3732,7 @@
           <w:between w:space="0" w:sz="0" w:val="nil"/>
         </w:pBdr>
         <w:shd w:fill="auto" w:val="clear"/>
-        <w:spacing w:after="240" w:line="275.9999942779541" w:lineRule="auto"/>
-        <w:rPr>
-          <w:rFonts w:ascii="Google Sans" w:cs="Google Sans" w:eastAsia="Google Sans" w:hAnsi="Google Sans"/>
-          <w:b w:val="1"/>
-          <w:bCs w:val="1"/>
-          <w:color w:val="1f1f1f"/>
-        </w:rPr>
-      </w:pPr>
-      <w:r>
-        <w:rPr>
-          <w:rFonts w:ascii="Google Sans" w:cs="Google Sans" w:eastAsia="Google Sans" w:hAnsi="Google Sans"/>
-          <w:b w:val="1"/>
-          <w:bCs w:val="1"/>
-          <w:color w:val="1f1f1f"/>
-          <w:rtl w:val="0"/>
-        </w:rPr>
-        <w:t xml:space="preserve">ダッシュボード (dashboard/)</w:t>
-      </w:r>
-    </w:p>
-    <w:p>
-      <w:pPr>
-        <w:pBdr>
-          <w:top w:space="0" w:sz="0" w:val="nil"/>
-          <w:left w:space="0" w:sz="0" w:val="nil"/>
-          <w:bottom w:space="0" w:sz="0" w:val="nil"/>
-          <w:right w:space="0" w:sz="0" w:val="nil"/>
-          <w:between w:space="0" w:sz="0" w:val="nil"/>
-        </w:pBdr>
-        <w:shd w:fill="auto" w:val="clear"/>
-        <w:spacing w:after="240" w:line="275.9999942779541" w:lineRule="auto"/>
+        <w:spacing w:after="120" w:before="0" w:line="275.9999942779541" w:lineRule="auto"/>
         <w:rPr>
           <w:rFonts w:ascii="Google Sans" w:cs="Google Sans" w:eastAsia="Google Sans" w:hAnsi="Google Sans"/>
           <w:color w:val="1f1f1f"/>
@@ -3698,11 +3744,967 @@
           <w:color w:val="1f1f1f"/>
           <w:rtl w:val="0"/>
         </w:rPr>
-        <w:t xml:space="preserve">| ファイルパス | AI向け責務・制約（コーディング時の前提知識） |</w:t>
+        <w:t xml:space="preserve">ダッシュボード (dashboard/)</w:t>
       </w:r>
     </w:p>
+    <w:tbl>
+      <w:tblPr>
+        <w:tblStyle w:val="Table6"/>
+        <w:tblW w:w="9360.0" w:type="dxa"/>
+        <w:jc w:val="left"/>
+        <w:tblBorders>
+          <w:top w:color="000000" w:space="0" w:sz="6" w:val="single"/>
+          <w:left w:color="000000" w:space="0" w:sz="6" w:val="single"/>
+          <w:bottom w:color="000000" w:space="0" w:sz="6" w:val="single"/>
+          <w:right w:color="000000" w:space="0" w:sz="6" w:val="single"/>
+          <w:insideH w:color="000000" w:space="0" w:sz="6" w:val="single"/>
+          <w:insideV w:color="000000" w:space="0" w:sz="6" w:val="single"/>
+        </w:tblBorders>
+        <w:tblLayout w:type="fixed"/>
+        <w:tblLook w:val="0600"/>
+      </w:tblPr>
+      <w:tblGrid>
+        <w:gridCol w:w="4680"/>
+        <w:gridCol w:w="4680"/>
+        <w:tblGridChange w:id="0">
+          <w:tblGrid>
+            <w:gridCol w:w="4680"/>
+            <w:gridCol w:w="4680"/>
+          </w:tblGrid>
+        </w:tblGridChange>
+      </w:tblGrid>
+      <w:tr>
+        <w:trPr>
+          <w:cantSplit w:val="0"/>
+          <w:tblHeader w:val="0"/>
+        </w:trPr>
+        <w:tc>
+          <w:tcPr>
+            <w:tcBorders>
+              <w:top w:color="000000" w:space="0" w:sz="6" w:val="single"/>
+              <w:left w:color="000000" w:space="0" w:sz="6" w:val="single"/>
+              <w:bottom w:color="000000" w:space="0" w:sz="6" w:val="single"/>
+              <w:right w:color="000000" w:space="0" w:sz="6" w:val="single"/>
+            </w:tcBorders>
+            <w:shd w:fill="auto" w:val="clear"/>
+            <w:tcMar>
+              <w:top w:w="240.0" w:type="dxa"/>
+              <w:left w:w="0.0" w:type="dxa"/>
+              <w:bottom w:w="240.0" w:type="dxa"/>
+              <w:right w:w="180.0" w:type="dxa"/>
+            </w:tcMar>
+            <w:vAlign w:val="top"/>
+          </w:tcPr>
+          <w:p>
+            <w:pPr>
+              <w:pBdr>
+                <w:top w:space="0" w:sz="0" w:val="nil"/>
+                <w:left w:space="0" w:sz="0" w:val="nil"/>
+                <w:bottom w:space="0" w:sz="0" w:val="nil"/>
+                <w:right w:space="0" w:sz="0" w:val="nil"/>
+                <w:between w:space="0" w:sz="0" w:val="nil"/>
+              </w:pBdr>
+              <w:shd w:fill="auto" w:val="clear"/>
+              <w:spacing w:after="240" w:before="240" w:line="275.9999942779541" w:lineRule="auto"/>
+              <w:rPr>
+                <w:rFonts w:ascii="Google Sans" w:cs="Google Sans" w:eastAsia="Google Sans" w:hAnsi="Google Sans"/>
+                <w:b w:val="1"/>
+                <w:bCs w:val="1"/>
+                <w:color w:val="1f1f1f"/>
+              </w:rPr>
+            </w:pPr>
+            <w:r>
+              <w:rPr>
+                <w:rFonts w:ascii="Google Sans" w:cs="Google Sans" w:eastAsia="Google Sans" w:hAnsi="Google Sans"/>
+                <w:b w:val="1"/>
+                <w:bCs w:val="1"/>
+                <w:color w:val="1f1f1f"/>
+                <w:rtl w:val="0"/>
+              </w:rPr>
+              <w:t xml:space="preserve">ファイルパス</w:t>
+            </w:r>
+          </w:p>
+        </w:tc>
+        <w:tc>
+          <w:tcPr>
+            <w:tcBorders>
+              <w:top w:color="000000" w:space="0" w:sz="6" w:val="single"/>
+              <w:left w:color="000000" w:space="0" w:sz="6" w:val="single"/>
+              <w:bottom w:color="000000" w:space="0" w:sz="6" w:val="single"/>
+              <w:right w:color="000000" w:space="0" w:sz="6" w:val="single"/>
+            </w:tcBorders>
+            <w:shd w:fill="auto" w:val="clear"/>
+            <w:tcMar>
+              <w:top w:w="240.0" w:type="dxa"/>
+              <w:left w:w="0.0" w:type="dxa"/>
+              <w:bottom w:w="240.0" w:type="dxa"/>
+              <w:right w:w="0.0" w:type="dxa"/>
+            </w:tcMar>
+            <w:vAlign w:val="top"/>
+          </w:tcPr>
+          <w:p>
+            <w:pPr>
+              <w:pBdr>
+                <w:top w:space="0" w:sz="0" w:val="nil"/>
+                <w:left w:space="0" w:sz="0" w:val="nil"/>
+                <w:bottom w:space="0" w:sz="0" w:val="nil"/>
+                <w:right w:space="0" w:sz="0" w:val="nil"/>
+                <w:between w:space="0" w:sz="0" w:val="nil"/>
+              </w:pBdr>
+              <w:shd w:fill="auto" w:val="clear"/>
+              <w:spacing w:after="240" w:before="240" w:line="275.9999942779541" w:lineRule="auto"/>
+              <w:rPr>
+                <w:rFonts w:ascii="Google Sans" w:cs="Google Sans" w:eastAsia="Google Sans" w:hAnsi="Google Sans"/>
+                <w:b w:val="1"/>
+                <w:bCs w:val="1"/>
+                <w:color w:val="1f1f1f"/>
+              </w:rPr>
+            </w:pPr>
+            <w:r>
+              <w:rPr>
+                <w:rFonts w:ascii="Google Sans" w:cs="Google Sans" w:eastAsia="Google Sans" w:hAnsi="Google Sans"/>
+                <w:b w:val="1"/>
+                <w:bCs w:val="1"/>
+                <w:color w:val="1f1f1f"/>
+                <w:rtl w:val="0"/>
+              </w:rPr>
+              <w:t xml:space="preserve">AI向け責務・制約（コーディング時の前提知識）</w:t>
+            </w:r>
+          </w:p>
+        </w:tc>
+      </w:tr>
+      <w:tr>
+        <w:trPr>
+          <w:cantSplit w:val="0"/>
+          <w:tblHeader w:val="0"/>
+        </w:trPr>
+        <w:tc>
+          <w:tcPr>
+            <w:tcBorders>
+              <w:top w:color="000000" w:space="0" w:sz="6" w:val="single"/>
+              <w:left w:color="000000" w:space="0" w:sz="6" w:val="single"/>
+              <w:bottom w:color="000000" w:space="0" w:sz="6" w:val="single"/>
+              <w:right w:color="000000" w:space="0" w:sz="6" w:val="single"/>
+            </w:tcBorders>
+            <w:shd w:fill="auto" w:val="clear"/>
+            <w:tcMar>
+              <w:top w:w="240.0" w:type="dxa"/>
+              <w:left w:w="0.0" w:type="dxa"/>
+              <w:bottom w:w="240.0" w:type="dxa"/>
+              <w:right w:w="180.0" w:type="dxa"/>
+            </w:tcMar>
+            <w:vAlign w:val="top"/>
+          </w:tcPr>
+          <w:p>
+            <w:pPr>
+              <w:pBdr>
+                <w:top w:space="0" w:sz="0" w:val="nil"/>
+                <w:left w:space="0" w:sz="0" w:val="nil"/>
+                <w:bottom w:space="0" w:sz="0" w:val="nil"/>
+                <w:right w:space="0" w:sz="0" w:val="nil"/>
+                <w:between w:space="0" w:sz="0" w:val="nil"/>
+              </w:pBdr>
+              <w:shd w:fill="auto" w:val="clear"/>
+              <w:spacing w:after="240" w:before="240" w:line="275.9999942779541" w:lineRule="auto"/>
+              <w:rPr>
+                <w:rFonts w:ascii="Google Sans" w:cs="Google Sans" w:eastAsia="Google Sans" w:hAnsi="Google Sans"/>
+                <w:color w:val="1f1f1f"/>
+              </w:rPr>
+            </w:pPr>
+            <w:r>
+              <w:rPr>
+                <w:rFonts w:ascii="Google Sans" w:cs="Google Sans" w:eastAsia="Google Sans" w:hAnsi="Google Sans"/>
+                <w:color w:val="1f1f1f"/>
+                <w:rtl w:val="0"/>
+              </w:rPr>
+              <w:t xml:space="preserve">BudgetProgressBar.tsx</w:t>
+            </w:r>
+          </w:p>
+        </w:tc>
+        <w:tc>
+          <w:tcPr>
+            <w:tcBorders>
+              <w:top w:color="000000" w:space="0" w:sz="6" w:val="single"/>
+              <w:left w:color="000000" w:space="0" w:sz="6" w:val="single"/>
+              <w:bottom w:color="000000" w:space="0" w:sz="6" w:val="single"/>
+              <w:right w:color="000000" w:space="0" w:sz="6" w:val="single"/>
+            </w:tcBorders>
+            <w:shd w:fill="auto" w:val="clear"/>
+            <w:tcMar>
+              <w:top w:w="240.0" w:type="dxa"/>
+              <w:left w:w="0.0" w:type="dxa"/>
+              <w:bottom w:w="240.0" w:type="dxa"/>
+              <w:right w:w="0.0" w:type="dxa"/>
+            </w:tcMar>
+            <w:vAlign w:val="top"/>
+          </w:tcPr>
+          <w:p>
+            <w:pPr>
+              <w:pBdr>
+                <w:top w:space="0" w:sz="0" w:val="nil"/>
+                <w:left w:space="0" w:sz="0" w:val="nil"/>
+                <w:bottom w:space="0" w:sz="0" w:val="nil"/>
+                <w:right w:space="0" w:sz="0" w:val="nil"/>
+                <w:between w:space="0" w:sz="0" w:val="nil"/>
+              </w:pBdr>
+              <w:shd w:fill="auto" w:val="clear"/>
+              <w:spacing w:after="240" w:before="240" w:line="275.9999942779541" w:lineRule="auto"/>
+              <w:rPr>
+                <w:rFonts w:ascii="Google Sans" w:cs="Google Sans" w:eastAsia="Google Sans" w:hAnsi="Google Sans"/>
+                <w:color w:val="1f1f1f"/>
+              </w:rPr>
+            </w:pPr>
+            <w:r>
+              <w:rPr>
+                <w:rFonts w:ascii="Google Sans" w:cs="Google Sans" w:eastAsia="Google Sans" w:hAnsi="Google Sans"/>
+                <w:color w:val="1f1f1f"/>
+                <w:rtl w:val="0"/>
+              </w:rPr>
+              <w:t xml:space="preserve">予算の消化具合をプログレスバーで視覚化する純粋なUI。</w:t>
+            </w:r>
+          </w:p>
+        </w:tc>
+      </w:tr>
+      <w:tr>
+        <w:trPr>
+          <w:cantSplit w:val="0"/>
+          <w:tblHeader w:val="0"/>
+        </w:trPr>
+        <w:tc>
+          <w:tcPr>
+            <w:tcBorders>
+              <w:top w:color="000000" w:space="0" w:sz="6" w:val="single"/>
+              <w:left w:color="000000" w:space="0" w:sz="6" w:val="single"/>
+              <w:bottom w:color="000000" w:space="0" w:sz="6" w:val="single"/>
+              <w:right w:color="000000" w:space="0" w:sz="6" w:val="single"/>
+            </w:tcBorders>
+            <w:shd w:fill="auto" w:val="clear"/>
+            <w:tcMar>
+              <w:top w:w="240.0" w:type="dxa"/>
+              <w:left w:w="0.0" w:type="dxa"/>
+              <w:bottom w:w="240.0" w:type="dxa"/>
+              <w:right w:w="180.0" w:type="dxa"/>
+            </w:tcMar>
+            <w:vAlign w:val="top"/>
+          </w:tcPr>
+          <w:p>
+            <w:pPr>
+              <w:pBdr>
+                <w:top w:space="0" w:sz="0" w:val="nil"/>
+                <w:left w:space="0" w:sz="0" w:val="nil"/>
+                <w:bottom w:space="0" w:sz="0" w:val="nil"/>
+                <w:right w:space="0" w:sz="0" w:val="nil"/>
+                <w:between w:space="0" w:sz="0" w:val="nil"/>
+              </w:pBdr>
+              <w:shd w:fill="auto" w:val="clear"/>
+              <w:spacing w:after="240" w:before="240" w:line="275.9999942779541" w:lineRule="auto"/>
+              <w:rPr>
+                <w:rFonts w:ascii="Google Sans" w:cs="Google Sans" w:eastAsia="Google Sans" w:hAnsi="Google Sans"/>
+                <w:color w:val="1f1f1f"/>
+              </w:rPr>
+            </w:pPr>
+            <w:r>
+              <w:rPr>
+                <w:rFonts w:ascii="Google Sans" w:cs="Google Sans" w:eastAsia="Google Sans" w:hAnsi="Google Sans"/>
+                <w:color w:val="1f1f1f"/>
+                <w:rtl w:val="0"/>
+              </w:rPr>
+              <w:t xml:space="preserve">MonthCalendar.tsx</w:t>
+            </w:r>
+          </w:p>
+        </w:tc>
+        <w:tc>
+          <w:tcPr>
+            <w:tcBorders>
+              <w:top w:color="000000" w:space="0" w:sz="6" w:val="single"/>
+              <w:left w:color="000000" w:space="0" w:sz="6" w:val="single"/>
+              <w:bottom w:color="000000" w:space="0" w:sz="6" w:val="single"/>
+              <w:right w:color="000000" w:space="0" w:sz="6" w:val="single"/>
+            </w:tcBorders>
+            <w:shd w:fill="auto" w:val="clear"/>
+            <w:tcMar>
+              <w:top w:w="240.0" w:type="dxa"/>
+              <w:left w:w="0.0" w:type="dxa"/>
+              <w:bottom w:w="240.0" w:type="dxa"/>
+              <w:right w:w="0.0" w:type="dxa"/>
+            </w:tcMar>
+            <w:vAlign w:val="top"/>
+          </w:tcPr>
+          <w:p>
+            <w:pPr>
+              <w:pBdr>
+                <w:top w:space="0" w:sz="0" w:val="nil"/>
+                <w:left w:space="0" w:sz="0" w:val="nil"/>
+                <w:bottom w:space="0" w:sz="0" w:val="nil"/>
+                <w:right w:space="0" w:sz="0" w:val="nil"/>
+                <w:between w:space="0" w:sz="0" w:val="nil"/>
+              </w:pBdr>
+              <w:shd w:fill="auto" w:val="clear"/>
+              <w:spacing w:after="240" w:before="240" w:line="275.9999942779541" w:lineRule="auto"/>
+              <w:rPr>
+                <w:rFonts w:ascii="Google Sans" w:cs="Google Sans" w:eastAsia="Google Sans" w:hAnsi="Google Sans"/>
+                <w:color w:val="1f1f1f"/>
+              </w:rPr>
+            </w:pPr>
+            <w:r>
+              <w:rPr>
+                <w:rFonts w:ascii="Google Sans" w:cs="Google Sans" w:eastAsia="Google Sans" w:hAnsi="Google Sans"/>
+                <w:color w:val="1f1f1f"/>
+                <w:rtl w:val="0"/>
+              </w:rPr>
+              <w:t xml:space="preserve">月間カレンダー。日別の支出有無などをドット等で表示。</w:t>
+            </w:r>
+          </w:p>
+        </w:tc>
+      </w:tr>
+      <w:tr>
+        <w:trPr>
+          <w:cantSplit w:val="0"/>
+          <w:tblHeader w:val="0"/>
+        </w:trPr>
+        <w:tc>
+          <w:tcPr>
+            <w:tcBorders>
+              <w:top w:color="000000" w:space="0" w:sz="6" w:val="single"/>
+              <w:left w:color="000000" w:space="0" w:sz="6" w:val="single"/>
+              <w:bottom w:color="000000" w:space="0" w:sz="6" w:val="single"/>
+              <w:right w:color="000000" w:space="0" w:sz="6" w:val="single"/>
+            </w:tcBorders>
+            <w:shd w:fill="auto" w:val="clear"/>
+            <w:tcMar>
+              <w:top w:w="240.0" w:type="dxa"/>
+              <w:left w:w="0.0" w:type="dxa"/>
+              <w:bottom w:w="240.0" w:type="dxa"/>
+              <w:right w:w="180.0" w:type="dxa"/>
+            </w:tcMar>
+            <w:vAlign w:val="top"/>
+          </w:tcPr>
+          <w:p>
+            <w:pPr>
+              <w:pBdr>
+                <w:top w:space="0" w:sz="0" w:val="nil"/>
+                <w:left w:space="0" w:sz="0" w:val="nil"/>
+                <w:bottom w:space="0" w:sz="0" w:val="nil"/>
+                <w:right w:space="0" w:sz="0" w:val="nil"/>
+                <w:between w:space="0" w:sz="0" w:val="nil"/>
+              </w:pBdr>
+              <w:shd w:fill="auto" w:val="clear"/>
+              <w:spacing w:after="240" w:before="240" w:line="275.9999942779541" w:lineRule="auto"/>
+              <w:rPr>
+                <w:rFonts w:ascii="Google Sans" w:cs="Google Sans" w:eastAsia="Google Sans" w:hAnsi="Google Sans"/>
+                <w:color w:val="1f1f1f"/>
+              </w:rPr>
+            </w:pPr>
+            <w:r>
+              <w:rPr>
+                <w:rFonts w:ascii="Google Sans" w:cs="Google Sans" w:eastAsia="Google Sans" w:hAnsi="Google Sans"/>
+                <w:color w:val="1f1f1f"/>
+                <w:rtl w:val="0"/>
+              </w:rPr>
+              <w:t xml:space="preserve">AllCategoryCalendarModal.tsx</w:t>
+            </w:r>
+          </w:p>
+        </w:tc>
+        <w:tc>
+          <w:tcPr>
+            <w:tcBorders>
+              <w:top w:color="000000" w:space="0" w:sz="6" w:val="single"/>
+              <w:left w:color="000000" w:space="0" w:sz="6" w:val="single"/>
+              <w:bottom w:color="000000" w:space="0" w:sz="6" w:val="single"/>
+              <w:right w:color="000000" w:space="0" w:sz="6" w:val="single"/>
+            </w:tcBorders>
+            <w:shd w:fill="auto" w:val="clear"/>
+            <w:tcMar>
+              <w:top w:w="240.0" w:type="dxa"/>
+              <w:left w:w="0.0" w:type="dxa"/>
+              <w:bottom w:w="240.0" w:type="dxa"/>
+              <w:right w:w="0.0" w:type="dxa"/>
+            </w:tcMar>
+            <w:vAlign w:val="top"/>
+          </w:tcPr>
+          <w:p>
+            <w:pPr>
+              <w:pBdr>
+                <w:top w:space="0" w:sz="0" w:val="nil"/>
+                <w:left w:space="0" w:sz="0" w:val="nil"/>
+                <w:bottom w:space="0" w:sz="0" w:val="nil"/>
+                <w:right w:space="0" w:sz="0" w:val="nil"/>
+                <w:between w:space="0" w:sz="0" w:val="nil"/>
+              </w:pBdr>
+              <w:shd w:fill="auto" w:val="clear"/>
+              <w:spacing w:after="240" w:before="240" w:line="275.9999942779541" w:lineRule="auto"/>
+              <w:rPr>
+                <w:rFonts w:ascii="Google Sans" w:cs="Google Sans" w:eastAsia="Google Sans" w:hAnsi="Google Sans"/>
+                <w:color w:val="1f1f1f"/>
+              </w:rPr>
+            </w:pPr>
+            <w:r>
+              <w:rPr>
+                <w:rFonts w:ascii="Google Sans" w:cs="Google Sans" w:eastAsia="Google Sans" w:hAnsi="Google Sans"/>
+                <w:color w:val="1f1f1f"/>
+                <w:rtl w:val="0"/>
+              </w:rPr>
+              <w:t xml:space="preserve">カレンダーの全カテゴリ詳細をモーダルで表示。</w:t>
+            </w:r>
+          </w:p>
+        </w:tc>
+      </w:tr>
+      <w:tr>
+        <w:trPr>
+          <w:cantSplit w:val="0"/>
+          <w:tblHeader w:val="0"/>
+        </w:trPr>
+        <w:tc>
+          <w:tcPr>
+            <w:tcBorders>
+              <w:top w:color="000000" w:space="0" w:sz="6" w:val="single"/>
+              <w:left w:color="000000" w:space="0" w:sz="6" w:val="single"/>
+              <w:bottom w:color="000000" w:space="0" w:sz="6" w:val="single"/>
+              <w:right w:color="000000" w:space="0" w:sz="6" w:val="single"/>
+            </w:tcBorders>
+            <w:shd w:fill="auto" w:val="clear"/>
+            <w:tcMar>
+              <w:top w:w="240.0" w:type="dxa"/>
+              <w:left w:w="0.0" w:type="dxa"/>
+              <w:bottom w:w="240.0" w:type="dxa"/>
+              <w:right w:w="180.0" w:type="dxa"/>
+            </w:tcMar>
+            <w:vAlign w:val="top"/>
+          </w:tcPr>
+          <w:p>
+            <w:pPr>
+              <w:pBdr>
+                <w:top w:space="0" w:sz="0" w:val="nil"/>
+                <w:left w:space="0" w:sz="0" w:val="nil"/>
+                <w:bottom w:space="0" w:sz="0" w:val="nil"/>
+                <w:right w:space="0" w:sz="0" w:val="nil"/>
+                <w:between w:space="0" w:sz="0" w:val="nil"/>
+              </w:pBdr>
+              <w:shd w:fill="auto" w:val="clear"/>
+              <w:spacing w:after="240" w:before="240" w:line="275.9999942779541" w:lineRule="auto"/>
+              <w:rPr>
+                <w:rFonts w:ascii="Google Sans" w:cs="Google Sans" w:eastAsia="Google Sans" w:hAnsi="Google Sans"/>
+                <w:color w:val="1f1f1f"/>
+              </w:rPr>
+            </w:pPr>
+            <w:r>
+              <w:rPr>
+                <w:rFonts w:ascii="Google Sans" w:cs="Google Sans" w:eastAsia="Google Sans" w:hAnsi="Google Sans"/>
+                <w:color w:val="1f1f1f"/>
+                <w:rtl w:val="0"/>
+              </w:rPr>
+              <w:t xml:space="preserve">CategoryDetailModal.tsx</w:t>
+            </w:r>
+          </w:p>
+        </w:tc>
+        <w:tc>
+          <w:tcPr>
+            <w:tcBorders>
+              <w:top w:color="000000" w:space="0" w:sz="6" w:val="single"/>
+              <w:left w:color="000000" w:space="0" w:sz="6" w:val="single"/>
+              <w:bottom w:color="000000" w:space="0" w:sz="6" w:val="single"/>
+              <w:right w:color="000000" w:space="0" w:sz="6" w:val="single"/>
+            </w:tcBorders>
+            <w:shd w:fill="auto" w:val="clear"/>
+            <w:tcMar>
+              <w:top w:w="240.0" w:type="dxa"/>
+              <w:left w:w="0.0" w:type="dxa"/>
+              <w:bottom w:w="240.0" w:type="dxa"/>
+              <w:right w:w="0.0" w:type="dxa"/>
+            </w:tcMar>
+            <w:vAlign w:val="top"/>
+          </w:tcPr>
+          <w:p>
+            <w:pPr>
+              <w:pBdr>
+                <w:top w:space="0" w:sz="0" w:val="nil"/>
+                <w:left w:space="0" w:sz="0" w:val="nil"/>
+                <w:bottom w:space="0" w:sz="0" w:val="nil"/>
+                <w:right w:space="0" w:sz="0" w:val="nil"/>
+                <w:between w:space="0" w:sz="0" w:val="nil"/>
+              </w:pBdr>
+              <w:shd w:fill="auto" w:val="clear"/>
+              <w:spacing w:after="240" w:before="240" w:line="275.9999942779541" w:lineRule="auto"/>
+              <w:rPr>
+                <w:rFonts w:ascii="Google Sans" w:cs="Google Sans" w:eastAsia="Google Sans" w:hAnsi="Google Sans"/>
+                <w:color w:val="1f1f1f"/>
+              </w:rPr>
+            </w:pPr>
+            <w:r>
+              <w:rPr>
+                <w:rFonts w:ascii="Google Sans" w:cs="Google Sans" w:eastAsia="Google Sans" w:hAnsi="Google Sans"/>
+                <w:color w:val="1f1f1f"/>
+                <w:rtl w:val="0"/>
+              </w:rPr>
+              <w:t xml:space="preserve">特定カテゴリの支出詳細を示すモーダル。</w:t>
+            </w:r>
+          </w:p>
+        </w:tc>
+      </w:tr>
+      <w:tr>
+        <w:trPr>
+          <w:cantSplit w:val="0"/>
+          <w:tblHeader w:val="0"/>
+        </w:trPr>
+        <w:tc>
+          <w:tcPr>
+            <w:tcBorders>
+              <w:top w:color="000000" w:space="0" w:sz="6" w:val="single"/>
+              <w:left w:color="000000" w:space="0" w:sz="6" w:val="single"/>
+              <w:bottom w:color="000000" w:space="0" w:sz="6" w:val="single"/>
+              <w:right w:color="000000" w:space="0" w:sz="6" w:val="single"/>
+            </w:tcBorders>
+            <w:shd w:fill="auto" w:val="clear"/>
+            <w:tcMar>
+              <w:top w:w="240.0" w:type="dxa"/>
+              <w:left w:w="0.0" w:type="dxa"/>
+              <w:bottom w:w="240.0" w:type="dxa"/>
+              <w:right w:w="180.0" w:type="dxa"/>
+            </w:tcMar>
+            <w:vAlign w:val="top"/>
+          </w:tcPr>
+          <w:p>
+            <w:pPr>
+              <w:pBdr>
+                <w:top w:space="0" w:sz="0" w:val="nil"/>
+                <w:left w:space="0" w:sz="0" w:val="nil"/>
+                <w:bottom w:space="0" w:sz="0" w:val="nil"/>
+                <w:right w:space="0" w:sz="0" w:val="nil"/>
+                <w:between w:space="0" w:sz="0" w:val="nil"/>
+              </w:pBdr>
+              <w:shd w:fill="auto" w:val="clear"/>
+              <w:spacing w:after="240" w:before="240" w:line="275.9999942779541" w:lineRule="auto"/>
+              <w:rPr>
+                <w:rFonts w:ascii="Google Sans" w:cs="Google Sans" w:eastAsia="Google Sans" w:hAnsi="Google Sans"/>
+                <w:color w:val="1f1f1f"/>
+              </w:rPr>
+            </w:pPr>
+            <w:r>
+              <w:rPr>
+                <w:rFonts w:ascii="Google Sans" w:cs="Google Sans" w:eastAsia="Google Sans" w:hAnsi="Google Sans"/>
+                <w:color w:val="1f1f1f"/>
+                <w:rtl w:val="0"/>
+              </w:rPr>
+              <w:t xml:space="preserve">DailyExpenseList.tsx</w:t>
+            </w:r>
+          </w:p>
+        </w:tc>
+        <w:tc>
+          <w:tcPr>
+            <w:tcBorders>
+              <w:top w:color="000000" w:space="0" w:sz="6" w:val="single"/>
+              <w:left w:color="000000" w:space="0" w:sz="6" w:val="single"/>
+              <w:bottom w:color="000000" w:space="0" w:sz="6" w:val="single"/>
+              <w:right w:color="000000" w:space="0" w:sz="6" w:val="single"/>
+            </w:tcBorders>
+            <w:shd w:fill="auto" w:val="clear"/>
+            <w:tcMar>
+              <w:top w:w="240.0" w:type="dxa"/>
+              <w:left w:w="0.0" w:type="dxa"/>
+              <w:bottom w:w="240.0" w:type="dxa"/>
+              <w:right w:w="0.0" w:type="dxa"/>
+            </w:tcMar>
+            <w:vAlign w:val="top"/>
+          </w:tcPr>
+          <w:p>
+            <w:pPr>
+              <w:pBdr>
+                <w:top w:space="0" w:sz="0" w:val="nil"/>
+                <w:left w:space="0" w:sz="0" w:val="nil"/>
+                <w:bottom w:space="0" w:sz="0" w:val="nil"/>
+                <w:right w:space="0" w:sz="0" w:val="nil"/>
+                <w:between w:space="0" w:sz="0" w:val="nil"/>
+              </w:pBdr>
+              <w:shd w:fill="auto" w:val="clear"/>
+              <w:spacing w:after="240" w:before="240" w:line="275.9999942779541" w:lineRule="auto"/>
+              <w:rPr>
+                <w:rFonts w:ascii="Google Sans" w:cs="Google Sans" w:eastAsia="Google Sans" w:hAnsi="Google Sans"/>
+                <w:color w:val="1f1f1f"/>
+              </w:rPr>
+            </w:pPr>
+            <w:r>
+              <w:rPr>
+                <w:rFonts w:ascii="Google Sans" w:cs="Google Sans" w:eastAsia="Google Sans" w:hAnsi="Google Sans"/>
+                <w:color w:val="1f1f1f"/>
+                <w:rtl w:val="0"/>
+              </w:rPr>
+              <w:t xml:space="preserve">特定日の支出リストを表示。</w:t>
+            </w:r>
+          </w:p>
+        </w:tc>
+      </w:tr>
+      <w:tr>
+        <w:trPr>
+          <w:cantSplit w:val="0"/>
+          <w:tblHeader w:val="0"/>
+        </w:trPr>
+        <w:tc>
+          <w:tcPr>
+            <w:tcBorders>
+              <w:top w:color="000000" w:space="0" w:sz="6" w:val="single"/>
+              <w:left w:color="000000" w:space="0" w:sz="6" w:val="single"/>
+              <w:bottom w:color="000000" w:space="0" w:sz="6" w:val="single"/>
+              <w:right w:color="000000" w:space="0" w:sz="6" w:val="single"/>
+            </w:tcBorders>
+            <w:shd w:fill="auto" w:val="clear"/>
+            <w:tcMar>
+              <w:top w:w="240.0" w:type="dxa"/>
+              <w:left w:w="0.0" w:type="dxa"/>
+              <w:bottom w:w="240.0" w:type="dxa"/>
+              <w:right w:w="180.0" w:type="dxa"/>
+            </w:tcMar>
+            <w:vAlign w:val="top"/>
+          </w:tcPr>
+          <w:p>
+            <w:pPr>
+              <w:pBdr>
+                <w:top w:space="0" w:sz="0" w:val="nil"/>
+                <w:left w:space="0" w:sz="0" w:val="nil"/>
+                <w:bottom w:space="0" w:sz="0" w:val="nil"/>
+                <w:right w:space="0" w:sz="0" w:val="nil"/>
+                <w:between w:space="0" w:sz="0" w:val="nil"/>
+              </w:pBdr>
+              <w:shd w:fill="auto" w:val="clear"/>
+              <w:spacing w:after="240" w:before="240" w:line="275.9999942779541" w:lineRule="auto"/>
+              <w:rPr>
+                <w:rFonts w:ascii="Google Sans" w:cs="Google Sans" w:eastAsia="Google Sans" w:hAnsi="Google Sans"/>
+                <w:color w:val="1f1f1f"/>
+              </w:rPr>
+            </w:pPr>
+            <w:r>
+              <w:rPr>
+                <w:rFonts w:ascii="Google Sans" w:cs="Google Sans" w:eastAsia="Google Sans" w:hAnsi="Google Sans"/>
+                <w:color w:val="1f1f1f"/>
+                <w:rtl w:val="0"/>
+              </w:rPr>
+              <w:t xml:space="preserve">HesokuriSummaryCard.tsx</w:t>
+            </w:r>
+          </w:p>
+        </w:tc>
+        <w:tc>
+          <w:tcPr>
+            <w:tcBorders>
+              <w:top w:color="000000" w:space="0" w:sz="6" w:val="single"/>
+              <w:left w:color="000000" w:space="0" w:sz="6" w:val="single"/>
+              <w:bottom w:color="000000" w:space="0" w:sz="6" w:val="single"/>
+              <w:right w:color="000000" w:space="0" w:sz="6" w:val="single"/>
+            </w:tcBorders>
+            <w:shd w:fill="auto" w:val="clear"/>
+            <w:tcMar>
+              <w:top w:w="240.0" w:type="dxa"/>
+              <w:left w:w="0.0" w:type="dxa"/>
+              <w:bottom w:w="240.0" w:type="dxa"/>
+              <w:right w:w="0.0" w:type="dxa"/>
+            </w:tcMar>
+            <w:vAlign w:val="top"/>
+          </w:tcPr>
+          <w:p>
+            <w:pPr>
+              <w:pBdr>
+                <w:top w:space="0" w:sz="0" w:val="nil"/>
+                <w:left w:space="0" w:sz="0" w:val="nil"/>
+                <w:bottom w:space="0" w:sz="0" w:val="nil"/>
+                <w:right w:space="0" w:sz="0" w:val="nil"/>
+                <w:between w:space="0" w:sz="0" w:val="nil"/>
+              </w:pBdr>
+              <w:shd w:fill="auto" w:val="clear"/>
+              <w:spacing w:after="240" w:before="240" w:line="275.9999942779541" w:lineRule="auto"/>
+              <w:rPr>
+                <w:rFonts w:ascii="Google Sans" w:cs="Google Sans" w:eastAsia="Google Sans" w:hAnsi="Google Sans"/>
+                <w:color w:val="1f1f1f"/>
+              </w:rPr>
+            </w:pPr>
+            <w:r>
+              <w:rPr>
+                <w:rFonts w:ascii="Google Sans" w:cs="Google Sans" w:eastAsia="Google Sans" w:hAnsi="Google Sans"/>
+                <w:color w:val="1f1f1f"/>
+                <w:rtl w:val="0"/>
+              </w:rPr>
+              <w:t xml:space="preserve">現在の累計へそくり額と今月の予想額をカード型で表示。</w:t>
+            </w:r>
+          </w:p>
+        </w:tc>
+      </w:tr>
+      <w:tr>
+        <w:trPr>
+          <w:cantSplit w:val="0"/>
+          <w:tblHeader w:val="0"/>
+        </w:trPr>
+        <w:tc>
+          <w:tcPr>
+            <w:tcBorders>
+              <w:top w:color="000000" w:space="0" w:sz="6" w:val="single"/>
+              <w:left w:color="000000" w:space="0" w:sz="6" w:val="single"/>
+              <w:bottom w:color="000000" w:space="0" w:sz="6" w:val="single"/>
+              <w:right w:color="000000" w:space="0" w:sz="6" w:val="single"/>
+            </w:tcBorders>
+            <w:shd w:fill="auto" w:val="clear"/>
+            <w:tcMar>
+              <w:top w:w="240.0" w:type="dxa"/>
+              <w:left w:w="0.0" w:type="dxa"/>
+              <w:bottom w:w="240.0" w:type="dxa"/>
+              <w:right w:w="180.0" w:type="dxa"/>
+            </w:tcMar>
+            <w:vAlign w:val="top"/>
+          </w:tcPr>
+          <w:p>
+            <w:pPr>
+              <w:pBdr>
+                <w:top w:space="0" w:sz="0" w:val="nil"/>
+                <w:left w:space="0" w:sz="0" w:val="nil"/>
+                <w:bottom w:space="0" w:sz="0" w:val="nil"/>
+                <w:right w:space="0" w:sz="0" w:val="nil"/>
+                <w:between w:space="0" w:sz="0" w:val="nil"/>
+              </w:pBdr>
+              <w:shd w:fill="auto" w:val="clear"/>
+              <w:spacing w:after="240" w:before="240" w:line="275.9999942779541" w:lineRule="auto"/>
+              <w:rPr>
+                <w:rFonts w:ascii="Google Sans" w:cs="Google Sans" w:eastAsia="Google Sans" w:hAnsi="Google Sans"/>
+                <w:color w:val="1f1f1f"/>
+              </w:rPr>
+            </w:pPr>
+            <w:r>
+              <w:rPr>
+                <w:rFonts w:ascii="Google Sans" w:cs="Google Sans" w:eastAsia="Google Sans" w:hAnsi="Google Sans"/>
+                <w:color w:val="1f1f1f"/>
+                <w:rtl w:val="0"/>
+              </w:rPr>
+              <w:t xml:space="preserve">TotalHesokuriDisplay.tsx</w:t>
+            </w:r>
+          </w:p>
+        </w:tc>
+        <w:tc>
+          <w:tcPr>
+            <w:tcBorders>
+              <w:top w:color="000000" w:space="0" w:sz="6" w:val="single"/>
+              <w:left w:color="000000" w:space="0" w:sz="6" w:val="single"/>
+              <w:bottom w:color="000000" w:space="0" w:sz="6" w:val="single"/>
+              <w:right w:color="000000" w:space="0" w:sz="6" w:val="single"/>
+            </w:tcBorders>
+            <w:shd w:fill="auto" w:val="clear"/>
+            <w:tcMar>
+              <w:top w:w="240.0" w:type="dxa"/>
+              <w:left w:w="0.0" w:type="dxa"/>
+              <w:bottom w:w="240.0" w:type="dxa"/>
+              <w:right w:w="0.0" w:type="dxa"/>
+            </w:tcMar>
+            <w:vAlign w:val="top"/>
+          </w:tcPr>
+          <w:p>
+            <w:pPr>
+              <w:pBdr>
+                <w:top w:space="0" w:sz="0" w:val="nil"/>
+                <w:left w:space="0" w:sz="0" w:val="nil"/>
+                <w:bottom w:space="0" w:sz="0" w:val="nil"/>
+                <w:right w:space="0" w:sz="0" w:val="nil"/>
+                <w:between w:space="0" w:sz="0" w:val="nil"/>
+              </w:pBdr>
+              <w:shd w:fill="auto" w:val="clear"/>
+              <w:spacing w:after="240" w:before="240" w:line="275.9999942779541" w:lineRule="auto"/>
+              <w:rPr>
+                <w:rFonts w:ascii="Google Sans" w:cs="Google Sans" w:eastAsia="Google Sans" w:hAnsi="Google Sans"/>
+                <w:color w:val="1f1f1f"/>
+              </w:rPr>
+            </w:pPr>
+            <w:r>
+              <w:rPr>
+                <w:rFonts w:ascii="Google Sans" w:cs="Google Sans" w:eastAsia="Google Sans" w:hAnsi="Google Sans"/>
+                <w:color w:val="1f1f1f"/>
+                <w:rtl w:val="0"/>
+              </w:rPr>
+              <w:t xml:space="preserve">ヘッダー等に総へそくり額をシンプルに表示。</w:t>
+            </w:r>
+          </w:p>
+        </w:tc>
+      </w:tr>
+      <w:tr>
+        <w:trPr>
+          <w:cantSplit w:val="0"/>
+          <w:tblHeader w:val="0"/>
+        </w:trPr>
+        <w:tc>
+          <w:tcPr>
+            <w:tcBorders>
+              <w:top w:color="000000" w:space="0" w:sz="6" w:val="single"/>
+              <w:left w:color="000000" w:space="0" w:sz="6" w:val="single"/>
+              <w:bottom w:color="000000" w:space="0" w:sz="6" w:val="single"/>
+              <w:right w:color="000000" w:space="0" w:sz="6" w:val="single"/>
+            </w:tcBorders>
+            <w:shd w:fill="auto" w:val="clear"/>
+            <w:tcMar>
+              <w:top w:w="240.0" w:type="dxa"/>
+              <w:left w:w="0.0" w:type="dxa"/>
+              <w:bottom w:w="240.0" w:type="dxa"/>
+              <w:right w:w="180.0" w:type="dxa"/>
+            </w:tcMar>
+            <w:vAlign w:val="top"/>
+          </w:tcPr>
+          <w:p>
+            <w:pPr>
+              <w:pBdr>
+                <w:top w:space="0" w:sz="0" w:val="nil"/>
+                <w:left w:space="0" w:sz="0" w:val="nil"/>
+                <w:bottom w:space="0" w:sz="0" w:val="nil"/>
+                <w:right w:space="0" w:sz="0" w:val="nil"/>
+                <w:between w:space="0" w:sz="0" w:val="nil"/>
+              </w:pBdr>
+              <w:shd w:fill="auto" w:val="clear"/>
+              <w:spacing w:after="240" w:before="240" w:line="275.9999942779541" w:lineRule="auto"/>
+              <w:rPr>
+                <w:rFonts w:ascii="Google Sans" w:cs="Google Sans" w:eastAsia="Google Sans" w:hAnsi="Google Sans"/>
+                <w:color w:val="1f1f1f"/>
+              </w:rPr>
+            </w:pPr>
+            <w:r>
+              <w:rPr>
+                <w:rFonts w:ascii="Google Sans" w:cs="Google Sans" w:eastAsia="Google Sans" w:hAnsi="Google Sans"/>
+                <w:color w:val="1f1f1f"/>
+                <w:rtl w:val="0"/>
+              </w:rPr>
+              <w:t xml:space="preserve">MonthlyBudgetEditModal.tsx</w:t>
+            </w:r>
+          </w:p>
+        </w:tc>
+        <w:tc>
+          <w:tcPr>
+            <w:tcBorders>
+              <w:top w:color="000000" w:space="0" w:sz="6" w:val="single"/>
+              <w:left w:color="000000" w:space="0" w:sz="6" w:val="single"/>
+              <w:bottom w:color="000000" w:space="0" w:sz="6" w:val="single"/>
+              <w:right w:color="000000" w:space="0" w:sz="6" w:val="single"/>
+            </w:tcBorders>
+            <w:shd w:fill="auto" w:val="clear"/>
+            <w:tcMar>
+              <w:top w:w="240.0" w:type="dxa"/>
+              <w:left w:w="0.0" w:type="dxa"/>
+              <w:bottom w:w="240.0" w:type="dxa"/>
+              <w:right w:w="0.0" w:type="dxa"/>
+            </w:tcMar>
+            <w:vAlign w:val="top"/>
+          </w:tcPr>
+          <w:p>
+            <w:pPr>
+              <w:pBdr>
+                <w:top w:space="0" w:sz="0" w:val="nil"/>
+                <w:left w:space="0" w:sz="0" w:val="nil"/>
+                <w:bottom w:space="0" w:sz="0" w:val="nil"/>
+                <w:right w:space="0" w:sz="0" w:val="nil"/>
+                <w:between w:space="0" w:sz="0" w:val="nil"/>
+              </w:pBdr>
+              <w:shd w:fill="auto" w:val="clear"/>
+              <w:spacing w:after="240" w:before="240" w:line="275.9999942779541" w:lineRule="auto"/>
+              <w:rPr>
+                <w:rFonts w:ascii="Google Sans" w:cs="Google Sans" w:eastAsia="Google Sans" w:hAnsi="Google Sans"/>
+                <w:color w:val="1f1f1f"/>
+              </w:rPr>
+            </w:pPr>
+            <w:r>
+              <w:rPr>
+                <w:rFonts w:ascii="Google Sans" w:cs="Google Sans" w:eastAsia="Google Sans" w:hAnsi="Google Sans"/>
+                <w:color w:val="1f1f1f"/>
+                <w:rtl w:val="0"/>
+              </w:rPr>
+              <w:t xml:space="preserve">当月の臨時予算変更などを行うモーダル。</w:t>
+            </w:r>
+          </w:p>
+        </w:tc>
+      </w:tr>
+      <w:tr>
+        <w:trPr>
+          <w:cantSplit w:val="0"/>
+          <w:tblHeader w:val="0"/>
+        </w:trPr>
+        <w:tc>
+          <w:tcPr>
+            <w:tcBorders>
+              <w:top w:color="000000" w:space="0" w:sz="6" w:val="single"/>
+              <w:left w:color="000000" w:space="0" w:sz="6" w:val="single"/>
+              <w:bottom w:color="000000" w:space="0" w:sz="6" w:val="single"/>
+              <w:right w:color="000000" w:space="0" w:sz="6" w:val="single"/>
+            </w:tcBorders>
+            <w:shd w:fill="auto" w:val="clear"/>
+            <w:tcMar>
+              <w:top w:w="240.0" w:type="dxa"/>
+              <w:left w:w="0.0" w:type="dxa"/>
+              <w:bottom w:w="240.0" w:type="dxa"/>
+              <w:right w:w="180.0" w:type="dxa"/>
+            </w:tcMar>
+            <w:vAlign w:val="top"/>
+          </w:tcPr>
+          <w:p>
+            <w:pPr>
+              <w:pBdr>
+                <w:top w:space="0" w:sz="0" w:val="nil"/>
+                <w:left w:space="0" w:sz="0" w:val="nil"/>
+                <w:bottom w:space="0" w:sz="0" w:val="nil"/>
+                <w:right w:space="0" w:sz="0" w:val="nil"/>
+                <w:between w:space="0" w:sz="0" w:val="nil"/>
+              </w:pBdr>
+              <w:shd w:fill="auto" w:val="clear"/>
+              <w:spacing w:after="240" w:before="240" w:line="275.9999942779541" w:lineRule="auto"/>
+              <w:rPr>
+                <w:rFonts w:ascii="Google Sans" w:cs="Google Sans" w:eastAsia="Google Sans" w:hAnsi="Google Sans"/>
+                <w:color w:val="1f1f1f"/>
+              </w:rPr>
+            </w:pPr>
+            <w:r>
+              <w:rPr>
+                <w:rFonts w:ascii="Google Sans" w:cs="Google Sans" w:eastAsia="Google Sans" w:hAnsi="Google Sans"/>
+                <w:color w:val="1f1f1f"/>
+                <w:rtl w:val="0"/>
+              </w:rPr>
+              <w:t xml:space="preserve">PocketMoneyRuleModal.tsx</w:t>
+            </w:r>
+          </w:p>
+        </w:tc>
+        <w:tc>
+          <w:tcPr>
+            <w:tcBorders>
+              <w:top w:color="000000" w:space="0" w:sz="6" w:val="single"/>
+              <w:left w:color="000000" w:space="0" w:sz="6" w:val="single"/>
+              <w:bottom w:color="000000" w:space="0" w:sz="6" w:val="single"/>
+              <w:right w:color="000000" w:space="0" w:sz="6" w:val="single"/>
+            </w:tcBorders>
+            <w:shd w:fill="auto" w:val="clear"/>
+            <w:tcMar>
+              <w:top w:w="240.0" w:type="dxa"/>
+              <w:left w:w="0.0" w:type="dxa"/>
+              <w:bottom w:w="240.0" w:type="dxa"/>
+              <w:right w:w="0.0" w:type="dxa"/>
+            </w:tcMar>
+            <w:vAlign w:val="top"/>
+          </w:tcPr>
+          <w:p>
+            <w:pPr>
+              <w:pBdr>
+                <w:top w:space="0" w:sz="0" w:val="nil"/>
+                <w:left w:space="0" w:sz="0" w:val="nil"/>
+                <w:bottom w:space="0" w:sz="0" w:val="nil"/>
+                <w:right w:space="0" w:sz="0" w:val="nil"/>
+                <w:between w:space="0" w:sz="0" w:val="nil"/>
+              </w:pBdr>
+              <w:shd w:fill="auto" w:val="clear"/>
+              <w:spacing w:after="240" w:before="240" w:line="275.9999942779541" w:lineRule="auto"/>
+              <w:rPr>
+                <w:rFonts w:ascii="Google Sans" w:cs="Google Sans" w:eastAsia="Google Sans" w:hAnsi="Google Sans"/>
+                <w:color w:val="1f1f1f"/>
+              </w:rPr>
+            </w:pPr>
+            <w:r>
+              <w:rPr>
+                <w:rFonts w:ascii="Google Sans" w:cs="Google Sans" w:eastAsia="Google Sans" w:hAnsi="Google Sans"/>
+                <w:color w:val="1f1f1f"/>
+                <w:rtl w:val="0"/>
+              </w:rPr>
+              <w:t xml:space="preserve">お小遣い制・へそくり還元ルールの詳細を表示するモーダル。</w:t>
+            </w:r>
+          </w:p>
+        </w:tc>
+      </w:tr>
+    </w:tbl>
     <w:p>
       <w:pPr>
+        <w:pStyle w:val="Heading4"/>
         <w:pBdr>
           <w:top w:space="0" w:sz="0" w:val="nil"/>
           <w:left w:space="0" w:sz="0" w:val="nil"/>
@@ -3711,7 +4713,7 @@
           <w:between w:space="0" w:sz="0" w:val="nil"/>
         </w:pBdr>
         <w:shd w:fill="auto" w:val="clear"/>
-        <w:spacing w:after="240" w:line="275.9999942779541" w:lineRule="auto"/>
+        <w:spacing w:after="120" w:before="480" w:line="275.9999942779541" w:lineRule="auto"/>
         <w:rPr>
           <w:rFonts w:ascii="Google Sans" w:cs="Google Sans" w:eastAsia="Google Sans" w:hAnsi="Google Sans"/>
           <w:color w:val="1f1f1f"/>
@@ -3723,11 +4725,691 @@
           <w:color w:val="1f1f1f"/>
           <w:rtl w:val="0"/>
         </w:rPr>
-        <w:t xml:space="preserve">| :--- | :--- |</w:t>
+        <w:t xml:space="preserve">入力 (input/)</w:t>
       </w:r>
     </w:p>
+    <w:tbl>
+      <w:tblPr>
+        <w:tblStyle w:val="Table7"/>
+        <w:tblW w:w="9360.0" w:type="dxa"/>
+        <w:jc w:val="left"/>
+        <w:tblBorders>
+          <w:top w:color="000000" w:space="0" w:sz="6" w:val="single"/>
+          <w:left w:color="000000" w:space="0" w:sz="6" w:val="single"/>
+          <w:bottom w:color="000000" w:space="0" w:sz="6" w:val="single"/>
+          <w:right w:color="000000" w:space="0" w:sz="6" w:val="single"/>
+          <w:insideH w:color="000000" w:space="0" w:sz="6" w:val="single"/>
+          <w:insideV w:color="000000" w:space="0" w:sz="6" w:val="single"/>
+        </w:tblBorders>
+        <w:tblLayout w:type="fixed"/>
+        <w:tblLook w:val="0600"/>
+      </w:tblPr>
+      <w:tblGrid>
+        <w:gridCol w:w="4680"/>
+        <w:gridCol w:w="4680"/>
+        <w:tblGridChange w:id="0">
+          <w:tblGrid>
+            <w:gridCol w:w="4680"/>
+            <w:gridCol w:w="4680"/>
+          </w:tblGrid>
+        </w:tblGridChange>
+      </w:tblGrid>
+      <w:tr>
+        <w:trPr>
+          <w:cantSplit w:val="0"/>
+          <w:tblHeader w:val="0"/>
+        </w:trPr>
+        <w:tc>
+          <w:tcPr>
+            <w:tcBorders>
+              <w:top w:color="000000" w:space="0" w:sz="6" w:val="single"/>
+              <w:left w:color="000000" w:space="0" w:sz="6" w:val="single"/>
+              <w:bottom w:color="000000" w:space="0" w:sz="6" w:val="single"/>
+              <w:right w:color="000000" w:space="0" w:sz="6" w:val="single"/>
+            </w:tcBorders>
+            <w:shd w:fill="auto" w:val="clear"/>
+            <w:tcMar>
+              <w:top w:w="240.0" w:type="dxa"/>
+              <w:left w:w="0.0" w:type="dxa"/>
+              <w:bottom w:w="240.0" w:type="dxa"/>
+              <w:right w:w="180.0" w:type="dxa"/>
+            </w:tcMar>
+            <w:vAlign w:val="top"/>
+          </w:tcPr>
+          <w:p>
+            <w:pPr>
+              <w:pBdr>
+                <w:top w:space="0" w:sz="0" w:val="nil"/>
+                <w:left w:space="0" w:sz="0" w:val="nil"/>
+                <w:bottom w:space="0" w:sz="0" w:val="nil"/>
+                <w:right w:space="0" w:sz="0" w:val="nil"/>
+                <w:between w:space="0" w:sz="0" w:val="nil"/>
+              </w:pBdr>
+              <w:shd w:fill="auto" w:val="clear"/>
+              <w:spacing w:after="240" w:before="240" w:line="275.9999942779541" w:lineRule="auto"/>
+              <w:rPr>
+                <w:rFonts w:ascii="Google Sans" w:cs="Google Sans" w:eastAsia="Google Sans" w:hAnsi="Google Sans"/>
+                <w:b w:val="1"/>
+                <w:bCs w:val="1"/>
+                <w:color w:val="1f1f1f"/>
+              </w:rPr>
+            </w:pPr>
+            <w:r>
+              <w:rPr>
+                <w:rFonts w:ascii="Google Sans" w:cs="Google Sans" w:eastAsia="Google Sans" w:hAnsi="Google Sans"/>
+                <w:b w:val="1"/>
+                <w:bCs w:val="1"/>
+                <w:color w:val="1f1f1f"/>
+                <w:rtl w:val="0"/>
+              </w:rPr>
+              <w:t xml:space="preserve">ファイルパス</w:t>
+            </w:r>
+          </w:p>
+        </w:tc>
+        <w:tc>
+          <w:tcPr>
+            <w:tcBorders>
+              <w:top w:color="000000" w:space="0" w:sz="6" w:val="single"/>
+              <w:left w:color="000000" w:space="0" w:sz="6" w:val="single"/>
+              <w:bottom w:color="000000" w:space="0" w:sz="6" w:val="single"/>
+              <w:right w:color="000000" w:space="0" w:sz="6" w:val="single"/>
+            </w:tcBorders>
+            <w:shd w:fill="auto" w:val="clear"/>
+            <w:tcMar>
+              <w:top w:w="240.0" w:type="dxa"/>
+              <w:left w:w="0.0" w:type="dxa"/>
+              <w:bottom w:w="240.0" w:type="dxa"/>
+              <w:right w:w="0.0" w:type="dxa"/>
+            </w:tcMar>
+            <w:vAlign w:val="top"/>
+          </w:tcPr>
+          <w:p>
+            <w:pPr>
+              <w:pBdr>
+                <w:top w:space="0" w:sz="0" w:val="nil"/>
+                <w:left w:space="0" w:sz="0" w:val="nil"/>
+                <w:bottom w:space="0" w:sz="0" w:val="nil"/>
+                <w:right w:space="0" w:sz="0" w:val="nil"/>
+                <w:between w:space="0" w:sz="0" w:val="nil"/>
+              </w:pBdr>
+              <w:shd w:fill="auto" w:val="clear"/>
+              <w:spacing w:after="240" w:before="240" w:line="275.9999942779541" w:lineRule="auto"/>
+              <w:rPr>
+                <w:rFonts w:ascii="Google Sans" w:cs="Google Sans" w:eastAsia="Google Sans" w:hAnsi="Google Sans"/>
+                <w:b w:val="1"/>
+                <w:bCs w:val="1"/>
+                <w:color w:val="1f1f1f"/>
+              </w:rPr>
+            </w:pPr>
+            <w:r>
+              <w:rPr>
+                <w:rFonts w:ascii="Google Sans" w:cs="Google Sans" w:eastAsia="Google Sans" w:hAnsi="Google Sans"/>
+                <w:b w:val="1"/>
+                <w:bCs w:val="1"/>
+                <w:color w:val="1f1f1f"/>
+                <w:rtl w:val="0"/>
+              </w:rPr>
+              <w:t xml:space="preserve">AI向け責務・制約（コーディング時の前提知識）</w:t>
+            </w:r>
+          </w:p>
+        </w:tc>
+      </w:tr>
+      <w:tr>
+        <w:trPr>
+          <w:cantSplit w:val="0"/>
+          <w:tblHeader w:val="0"/>
+        </w:trPr>
+        <w:tc>
+          <w:tcPr>
+            <w:tcBorders>
+              <w:top w:color="000000" w:space="0" w:sz="6" w:val="single"/>
+              <w:left w:color="000000" w:space="0" w:sz="6" w:val="single"/>
+              <w:bottom w:color="000000" w:space="0" w:sz="6" w:val="single"/>
+              <w:right w:color="000000" w:space="0" w:sz="6" w:val="single"/>
+            </w:tcBorders>
+            <w:shd w:fill="auto" w:val="clear"/>
+            <w:tcMar>
+              <w:top w:w="240.0" w:type="dxa"/>
+              <w:left w:w="0.0" w:type="dxa"/>
+              <w:bottom w:w="240.0" w:type="dxa"/>
+              <w:right w:w="180.0" w:type="dxa"/>
+            </w:tcMar>
+            <w:vAlign w:val="top"/>
+          </w:tcPr>
+          <w:p>
+            <w:pPr>
+              <w:pBdr>
+                <w:top w:space="0" w:sz="0" w:val="nil"/>
+                <w:left w:space="0" w:sz="0" w:val="nil"/>
+                <w:bottom w:space="0" w:sz="0" w:val="nil"/>
+                <w:right w:space="0" w:sz="0" w:val="nil"/>
+                <w:between w:space="0" w:sz="0" w:val="nil"/>
+              </w:pBdr>
+              <w:shd w:fill="auto" w:val="clear"/>
+              <w:spacing w:after="240" w:before="240" w:line="275.9999942779541" w:lineRule="auto"/>
+              <w:rPr>
+                <w:rFonts w:ascii="Google Sans" w:cs="Google Sans" w:eastAsia="Google Sans" w:hAnsi="Google Sans"/>
+                <w:color w:val="1f1f1f"/>
+              </w:rPr>
+            </w:pPr>
+            <w:r>
+              <w:rPr>
+                <w:rFonts w:ascii="Google Sans" w:cs="Google Sans" w:eastAsia="Google Sans" w:hAnsi="Google Sans"/>
+                <w:color w:val="1f1f1f"/>
+                <w:rtl w:val="0"/>
+              </w:rPr>
+              <w:t xml:space="preserve">ExpenseInputPad.tsx</w:t>
+            </w:r>
+          </w:p>
+        </w:tc>
+        <w:tc>
+          <w:tcPr>
+            <w:tcBorders>
+              <w:top w:color="000000" w:space="0" w:sz="6" w:val="single"/>
+              <w:left w:color="000000" w:space="0" w:sz="6" w:val="single"/>
+              <w:bottom w:color="000000" w:space="0" w:sz="6" w:val="single"/>
+              <w:right w:color="000000" w:space="0" w:sz="6" w:val="single"/>
+            </w:tcBorders>
+            <w:shd w:fill="auto" w:val="clear"/>
+            <w:tcMar>
+              <w:top w:w="240.0" w:type="dxa"/>
+              <w:left w:w="0.0" w:type="dxa"/>
+              <w:bottom w:w="240.0" w:type="dxa"/>
+              <w:right w:w="0.0" w:type="dxa"/>
+            </w:tcMar>
+            <w:vAlign w:val="top"/>
+          </w:tcPr>
+          <w:p>
+            <w:pPr>
+              <w:pBdr>
+                <w:top w:space="0" w:sz="0" w:val="nil"/>
+                <w:left w:space="0" w:sz="0" w:val="nil"/>
+                <w:bottom w:space="0" w:sz="0" w:val="nil"/>
+                <w:right w:space="0" w:sz="0" w:val="nil"/>
+                <w:between w:space="0" w:sz="0" w:val="nil"/>
+              </w:pBdr>
+              <w:shd w:fill="auto" w:val="clear"/>
+              <w:spacing w:after="240" w:before="240" w:line="275.9999942779541" w:lineRule="auto"/>
+              <w:rPr>
+                <w:rFonts w:ascii="Google Sans" w:cs="Google Sans" w:eastAsia="Google Sans" w:hAnsi="Google Sans"/>
+                <w:color w:val="1f1f1f"/>
+              </w:rPr>
+            </w:pPr>
+            <w:r>
+              <w:rPr>
+                <w:rFonts w:ascii="Google Sans" w:cs="Google Sans" w:eastAsia="Google Sans" w:hAnsi="Google Sans"/>
+                <w:color w:val="1f1f1f"/>
+                <w:rtl w:val="0"/>
+              </w:rPr>
+              <w:t xml:space="preserve">独自のテンキー（数字入力）UI。</w:t>
+            </w:r>
+          </w:p>
+        </w:tc>
+      </w:tr>
+      <w:tr>
+        <w:trPr>
+          <w:cantSplit w:val="0"/>
+          <w:tblHeader w:val="0"/>
+        </w:trPr>
+        <w:tc>
+          <w:tcPr>
+            <w:tcBorders>
+              <w:top w:color="000000" w:space="0" w:sz="6" w:val="single"/>
+              <w:left w:color="000000" w:space="0" w:sz="6" w:val="single"/>
+              <w:bottom w:color="000000" w:space="0" w:sz="6" w:val="single"/>
+              <w:right w:color="000000" w:space="0" w:sz="6" w:val="single"/>
+            </w:tcBorders>
+            <w:shd w:fill="auto" w:val="clear"/>
+            <w:tcMar>
+              <w:top w:w="240.0" w:type="dxa"/>
+              <w:left w:w="0.0" w:type="dxa"/>
+              <w:bottom w:w="240.0" w:type="dxa"/>
+              <w:right w:w="180.0" w:type="dxa"/>
+            </w:tcMar>
+            <w:vAlign w:val="top"/>
+          </w:tcPr>
+          <w:p>
+            <w:pPr>
+              <w:pBdr>
+                <w:top w:space="0" w:sz="0" w:val="nil"/>
+                <w:left w:space="0" w:sz="0" w:val="nil"/>
+                <w:bottom w:space="0" w:sz="0" w:val="nil"/>
+                <w:right w:space="0" w:sz="0" w:val="nil"/>
+                <w:between w:space="0" w:sz="0" w:val="nil"/>
+              </w:pBdr>
+              <w:shd w:fill="auto" w:val="clear"/>
+              <w:spacing w:after="240" w:before="240" w:line="275.9999942779541" w:lineRule="auto"/>
+              <w:rPr>
+                <w:rFonts w:ascii="Google Sans" w:cs="Google Sans" w:eastAsia="Google Sans" w:hAnsi="Google Sans"/>
+                <w:color w:val="1f1f1f"/>
+              </w:rPr>
+            </w:pPr>
+            <w:r>
+              <w:rPr>
+                <w:rFonts w:ascii="Google Sans" w:cs="Google Sans" w:eastAsia="Google Sans" w:hAnsi="Google Sans"/>
+                <w:color w:val="1f1f1f"/>
+                <w:rtl w:val="0"/>
+              </w:rPr>
+              <w:t xml:space="preserve">AutocompleteInput.tsx</w:t>
+            </w:r>
+          </w:p>
+        </w:tc>
+        <w:tc>
+          <w:tcPr>
+            <w:tcBorders>
+              <w:top w:color="000000" w:space="0" w:sz="6" w:val="single"/>
+              <w:left w:color="000000" w:space="0" w:sz="6" w:val="single"/>
+              <w:bottom w:color="000000" w:space="0" w:sz="6" w:val="single"/>
+              <w:right w:color="000000" w:space="0" w:sz="6" w:val="single"/>
+            </w:tcBorders>
+            <w:shd w:fill="auto" w:val="clear"/>
+            <w:tcMar>
+              <w:top w:w="240.0" w:type="dxa"/>
+              <w:left w:w="0.0" w:type="dxa"/>
+              <w:bottom w:w="240.0" w:type="dxa"/>
+              <w:right w:w="0.0" w:type="dxa"/>
+            </w:tcMar>
+            <w:vAlign w:val="top"/>
+          </w:tcPr>
+          <w:p>
+            <w:pPr>
+              <w:pBdr>
+                <w:top w:space="0" w:sz="0" w:val="nil"/>
+                <w:left w:space="0" w:sz="0" w:val="nil"/>
+                <w:bottom w:space="0" w:sz="0" w:val="nil"/>
+                <w:right w:space="0" w:sz="0" w:val="nil"/>
+                <w:between w:space="0" w:sz="0" w:val="nil"/>
+              </w:pBdr>
+              <w:shd w:fill="auto" w:val="clear"/>
+              <w:spacing w:after="240" w:before="240" w:line="275.9999942779541" w:lineRule="auto"/>
+              <w:rPr>
+                <w:rFonts w:ascii="Google Sans" w:cs="Google Sans" w:eastAsia="Google Sans" w:hAnsi="Google Sans"/>
+                <w:color w:val="1f1f1f"/>
+              </w:rPr>
+            </w:pPr>
+            <w:r>
+              <w:rPr>
+                <w:rFonts w:ascii="Google Sans" w:cs="Google Sans" w:eastAsia="Google Sans" w:hAnsi="Google Sans"/>
+                <w:color w:val="1f1f1f"/>
+                <w:rtl w:val="0"/>
+              </w:rPr>
+              <w:t xml:space="preserve">支出のメモや店舗名のサジェスト機能付き入力欄。</w:t>
+            </w:r>
+          </w:p>
+        </w:tc>
+      </w:tr>
+      <w:tr>
+        <w:trPr>
+          <w:cantSplit w:val="0"/>
+          <w:tblHeader w:val="0"/>
+        </w:trPr>
+        <w:tc>
+          <w:tcPr>
+            <w:tcBorders>
+              <w:top w:color="000000" w:space="0" w:sz="6" w:val="single"/>
+              <w:left w:color="000000" w:space="0" w:sz="6" w:val="single"/>
+              <w:bottom w:color="000000" w:space="0" w:sz="6" w:val="single"/>
+              <w:right w:color="000000" w:space="0" w:sz="6" w:val="single"/>
+            </w:tcBorders>
+            <w:shd w:fill="auto" w:val="clear"/>
+            <w:tcMar>
+              <w:top w:w="240.0" w:type="dxa"/>
+              <w:left w:w="0.0" w:type="dxa"/>
+              <w:bottom w:w="240.0" w:type="dxa"/>
+              <w:right w:w="180.0" w:type="dxa"/>
+            </w:tcMar>
+            <w:vAlign w:val="top"/>
+          </w:tcPr>
+          <w:p>
+            <w:pPr>
+              <w:pBdr>
+                <w:top w:space="0" w:sz="0" w:val="nil"/>
+                <w:left w:space="0" w:sz="0" w:val="nil"/>
+                <w:bottom w:space="0" w:sz="0" w:val="nil"/>
+                <w:right w:space="0" w:sz="0" w:val="nil"/>
+                <w:between w:space="0" w:sz="0" w:val="nil"/>
+              </w:pBdr>
+              <w:shd w:fill="auto" w:val="clear"/>
+              <w:spacing w:after="240" w:before="240" w:line="275.9999942779541" w:lineRule="auto"/>
+              <w:rPr>
+                <w:rFonts w:ascii="Google Sans" w:cs="Google Sans" w:eastAsia="Google Sans" w:hAnsi="Google Sans"/>
+                <w:color w:val="1f1f1f"/>
+              </w:rPr>
+            </w:pPr>
+            <w:r>
+              <w:rPr>
+                <w:rFonts w:ascii="Google Sans" w:cs="Google Sans" w:eastAsia="Google Sans" w:hAnsi="Google Sans"/>
+                <w:color w:val="1f1f1f"/>
+                <w:rtl w:val="0"/>
+              </w:rPr>
+              <w:t xml:space="preserve">DatePickerModal.tsx</w:t>
+            </w:r>
+          </w:p>
+        </w:tc>
+        <w:tc>
+          <w:tcPr>
+            <w:tcBorders>
+              <w:top w:color="000000" w:space="0" w:sz="6" w:val="single"/>
+              <w:left w:color="000000" w:space="0" w:sz="6" w:val="single"/>
+              <w:bottom w:color="000000" w:space="0" w:sz="6" w:val="single"/>
+              <w:right w:color="000000" w:space="0" w:sz="6" w:val="single"/>
+            </w:tcBorders>
+            <w:shd w:fill="auto" w:val="clear"/>
+            <w:tcMar>
+              <w:top w:w="240.0" w:type="dxa"/>
+              <w:left w:w="0.0" w:type="dxa"/>
+              <w:bottom w:w="240.0" w:type="dxa"/>
+              <w:right w:w="0.0" w:type="dxa"/>
+            </w:tcMar>
+            <w:vAlign w:val="top"/>
+          </w:tcPr>
+          <w:p>
+            <w:pPr>
+              <w:pBdr>
+                <w:top w:space="0" w:sz="0" w:val="nil"/>
+                <w:left w:space="0" w:sz="0" w:val="nil"/>
+                <w:bottom w:space="0" w:sz="0" w:val="nil"/>
+                <w:right w:space="0" w:sz="0" w:val="nil"/>
+                <w:between w:space="0" w:sz="0" w:val="nil"/>
+              </w:pBdr>
+              <w:shd w:fill="auto" w:val="clear"/>
+              <w:spacing w:after="240" w:before="240" w:line="275.9999942779541" w:lineRule="auto"/>
+              <w:rPr>
+                <w:rFonts w:ascii="Google Sans" w:cs="Google Sans" w:eastAsia="Google Sans" w:hAnsi="Google Sans"/>
+                <w:color w:val="1f1f1f"/>
+              </w:rPr>
+            </w:pPr>
+            <w:r>
+              <w:rPr>
+                <w:rFonts w:ascii="Google Sans" w:cs="Google Sans" w:eastAsia="Google Sans" w:hAnsi="Google Sans"/>
+                <w:color w:val="1f1f1f"/>
+                <w:rtl w:val="0"/>
+              </w:rPr>
+              <w:t xml:space="preserve">支出日の変更用カレンダーモーダル。</w:t>
+            </w:r>
+          </w:p>
+        </w:tc>
+      </w:tr>
+      <w:tr>
+        <w:trPr>
+          <w:cantSplit w:val="0"/>
+          <w:tblHeader w:val="0"/>
+        </w:trPr>
+        <w:tc>
+          <w:tcPr>
+            <w:tcBorders>
+              <w:top w:color="000000" w:space="0" w:sz="6" w:val="single"/>
+              <w:left w:color="000000" w:space="0" w:sz="6" w:val="single"/>
+              <w:bottom w:color="000000" w:space="0" w:sz="6" w:val="single"/>
+              <w:right w:color="000000" w:space="0" w:sz="6" w:val="single"/>
+            </w:tcBorders>
+            <w:shd w:fill="auto" w:val="clear"/>
+            <w:tcMar>
+              <w:top w:w="240.0" w:type="dxa"/>
+              <w:left w:w="0.0" w:type="dxa"/>
+              <w:bottom w:w="240.0" w:type="dxa"/>
+              <w:right w:w="180.0" w:type="dxa"/>
+            </w:tcMar>
+            <w:vAlign w:val="top"/>
+          </w:tcPr>
+          <w:p>
+            <w:pPr>
+              <w:pBdr>
+                <w:top w:space="0" w:sz="0" w:val="nil"/>
+                <w:left w:space="0" w:sz="0" w:val="nil"/>
+                <w:bottom w:space="0" w:sz="0" w:val="nil"/>
+                <w:right w:space="0" w:sz="0" w:val="nil"/>
+                <w:between w:space="0" w:sz="0" w:val="nil"/>
+              </w:pBdr>
+              <w:shd w:fill="auto" w:val="clear"/>
+              <w:spacing w:after="240" w:before="240" w:line="275.9999942779541" w:lineRule="auto"/>
+              <w:rPr>
+                <w:rFonts w:ascii="Google Sans" w:cs="Google Sans" w:eastAsia="Google Sans" w:hAnsi="Google Sans"/>
+                <w:color w:val="1f1f1f"/>
+              </w:rPr>
+            </w:pPr>
+            <w:r>
+              <w:rPr>
+                <w:rFonts w:ascii="Google Sans" w:cs="Google Sans" w:eastAsia="Google Sans" w:hAnsi="Google Sans"/>
+                <w:color w:val="1f1f1f"/>
+                <w:rtl w:val="0"/>
+              </w:rPr>
+              <w:t xml:space="preserve">InputActions.tsx</w:t>
+            </w:r>
+          </w:p>
+        </w:tc>
+        <w:tc>
+          <w:tcPr>
+            <w:tcBorders>
+              <w:top w:color="000000" w:space="0" w:sz="6" w:val="single"/>
+              <w:left w:color="000000" w:space="0" w:sz="6" w:val="single"/>
+              <w:bottom w:color="000000" w:space="0" w:sz="6" w:val="single"/>
+              <w:right w:color="000000" w:space="0" w:sz="6" w:val="single"/>
+            </w:tcBorders>
+            <w:shd w:fill="auto" w:val="clear"/>
+            <w:tcMar>
+              <w:top w:w="240.0" w:type="dxa"/>
+              <w:left w:w="0.0" w:type="dxa"/>
+              <w:bottom w:w="240.0" w:type="dxa"/>
+              <w:right w:w="0.0" w:type="dxa"/>
+            </w:tcMar>
+            <w:vAlign w:val="top"/>
+          </w:tcPr>
+          <w:p>
+            <w:pPr>
+              <w:pBdr>
+                <w:top w:space="0" w:sz="0" w:val="nil"/>
+                <w:left w:space="0" w:sz="0" w:val="nil"/>
+                <w:bottom w:space="0" w:sz="0" w:val="nil"/>
+                <w:right w:space="0" w:sz="0" w:val="nil"/>
+                <w:between w:space="0" w:sz="0" w:val="nil"/>
+              </w:pBdr>
+              <w:shd w:fill="auto" w:val="clear"/>
+              <w:spacing w:after="240" w:before="240" w:line="275.9999942779541" w:lineRule="auto"/>
+              <w:rPr>
+                <w:rFonts w:ascii="Google Sans" w:cs="Google Sans" w:eastAsia="Google Sans" w:hAnsi="Google Sans"/>
+                <w:color w:val="1f1f1f"/>
+              </w:rPr>
+            </w:pPr>
+            <w:r>
+              <w:rPr>
+                <w:rFonts w:ascii="Google Sans" w:cs="Google Sans" w:eastAsia="Google Sans" w:hAnsi="Google Sans"/>
+                <w:color w:val="1f1f1f"/>
+                <w:rtl w:val="0"/>
+              </w:rPr>
+              <w:t xml:space="preserve">保存、キャンセル等のアクションボタン群。</w:t>
+            </w:r>
+          </w:p>
+        </w:tc>
+      </w:tr>
+      <w:tr>
+        <w:trPr>
+          <w:cantSplit w:val="0"/>
+          <w:tblHeader w:val="0"/>
+        </w:trPr>
+        <w:tc>
+          <w:tcPr>
+            <w:tcBorders>
+              <w:top w:color="000000" w:space="0" w:sz="6" w:val="single"/>
+              <w:left w:color="000000" w:space="0" w:sz="6" w:val="single"/>
+              <w:bottom w:color="000000" w:space="0" w:sz="6" w:val="single"/>
+              <w:right w:color="000000" w:space="0" w:sz="6" w:val="single"/>
+            </w:tcBorders>
+            <w:shd w:fill="auto" w:val="clear"/>
+            <w:tcMar>
+              <w:top w:w="240.0" w:type="dxa"/>
+              <w:left w:w="0.0" w:type="dxa"/>
+              <w:bottom w:w="240.0" w:type="dxa"/>
+              <w:right w:w="180.0" w:type="dxa"/>
+            </w:tcMar>
+            <w:vAlign w:val="top"/>
+          </w:tcPr>
+          <w:p>
+            <w:pPr>
+              <w:pBdr>
+                <w:top w:space="0" w:sz="0" w:val="nil"/>
+                <w:left w:space="0" w:sz="0" w:val="nil"/>
+                <w:bottom w:space="0" w:sz="0" w:val="nil"/>
+                <w:right w:space="0" w:sz="0" w:val="nil"/>
+                <w:between w:space="0" w:sz="0" w:val="nil"/>
+              </w:pBdr>
+              <w:shd w:fill="auto" w:val="clear"/>
+              <w:spacing w:after="240" w:before="240" w:line="275.9999942779541" w:lineRule="auto"/>
+              <w:rPr>
+                <w:rFonts w:ascii="Google Sans" w:cs="Google Sans" w:eastAsia="Google Sans" w:hAnsi="Google Sans"/>
+                <w:color w:val="1f1f1f"/>
+              </w:rPr>
+            </w:pPr>
+            <w:r>
+              <w:rPr>
+                <w:rFonts w:ascii="Google Sans" w:cs="Google Sans" w:eastAsia="Google Sans" w:hAnsi="Google Sans"/>
+                <w:color w:val="1f1f1f"/>
+                <w:rtl w:val="0"/>
+              </w:rPr>
+              <w:t xml:space="preserve">InputDisplayHeader.tsx</w:t>
+            </w:r>
+          </w:p>
+        </w:tc>
+        <w:tc>
+          <w:tcPr>
+            <w:tcBorders>
+              <w:top w:color="000000" w:space="0" w:sz="6" w:val="single"/>
+              <w:left w:color="000000" w:space="0" w:sz="6" w:val="single"/>
+              <w:bottom w:color="000000" w:space="0" w:sz="6" w:val="single"/>
+              <w:right w:color="000000" w:space="0" w:sz="6" w:val="single"/>
+            </w:tcBorders>
+            <w:shd w:fill="auto" w:val="clear"/>
+            <w:tcMar>
+              <w:top w:w="240.0" w:type="dxa"/>
+              <w:left w:w="0.0" w:type="dxa"/>
+              <w:bottom w:w="240.0" w:type="dxa"/>
+              <w:right w:w="0.0" w:type="dxa"/>
+            </w:tcMar>
+            <w:vAlign w:val="top"/>
+          </w:tcPr>
+          <w:p>
+            <w:pPr>
+              <w:pBdr>
+                <w:top w:space="0" w:sz="0" w:val="nil"/>
+                <w:left w:space="0" w:sz="0" w:val="nil"/>
+                <w:bottom w:space="0" w:sz="0" w:val="nil"/>
+                <w:right w:space="0" w:sz="0" w:val="nil"/>
+                <w:between w:space="0" w:sz="0" w:val="nil"/>
+              </w:pBdr>
+              <w:shd w:fill="auto" w:val="clear"/>
+              <w:spacing w:after="240" w:before="240" w:line="275.9999942779541" w:lineRule="auto"/>
+              <w:rPr>
+                <w:rFonts w:ascii="Google Sans" w:cs="Google Sans" w:eastAsia="Google Sans" w:hAnsi="Google Sans"/>
+                <w:color w:val="1f1f1f"/>
+              </w:rPr>
+            </w:pPr>
+            <w:r>
+              <w:rPr>
+                <w:rFonts w:ascii="Google Sans" w:cs="Google Sans" w:eastAsia="Google Sans" w:hAnsi="Google Sans"/>
+                <w:color w:val="1f1f1f"/>
+                <w:rtl w:val="0"/>
+              </w:rPr>
+              <w:t xml:space="preserve">入力中の金額や選択中カテゴリを大きく表示する領域。</w:t>
+            </w:r>
+          </w:p>
+        </w:tc>
+      </w:tr>
+      <w:tr>
+        <w:trPr>
+          <w:cantSplit w:val="0"/>
+          <w:tblHeader w:val="0"/>
+        </w:trPr>
+        <w:tc>
+          <w:tcPr>
+            <w:tcBorders>
+              <w:top w:color="000000" w:space="0" w:sz="6" w:val="single"/>
+              <w:left w:color="000000" w:space="0" w:sz="6" w:val="single"/>
+              <w:bottom w:color="000000" w:space="0" w:sz="6" w:val="single"/>
+              <w:right w:color="000000" w:space="0" w:sz="6" w:val="single"/>
+            </w:tcBorders>
+            <w:shd w:fill="auto" w:val="clear"/>
+            <w:tcMar>
+              <w:top w:w="240.0" w:type="dxa"/>
+              <w:left w:w="0.0" w:type="dxa"/>
+              <w:bottom w:w="240.0" w:type="dxa"/>
+              <w:right w:w="180.0" w:type="dxa"/>
+            </w:tcMar>
+            <w:vAlign w:val="top"/>
+          </w:tcPr>
+          <w:p>
+            <w:pPr>
+              <w:pBdr>
+                <w:top w:space="0" w:sz="0" w:val="nil"/>
+                <w:left w:space="0" w:sz="0" w:val="nil"/>
+                <w:bottom w:space="0" w:sz="0" w:val="nil"/>
+                <w:right w:space="0" w:sz="0" w:val="nil"/>
+                <w:between w:space="0" w:sz="0" w:val="nil"/>
+              </w:pBdr>
+              <w:shd w:fill="auto" w:val="clear"/>
+              <w:spacing w:after="240" w:before="240" w:line="275.9999942779541" w:lineRule="auto"/>
+              <w:rPr>
+                <w:rFonts w:ascii="Google Sans" w:cs="Google Sans" w:eastAsia="Google Sans" w:hAnsi="Google Sans"/>
+                <w:color w:val="1f1f1f"/>
+              </w:rPr>
+            </w:pPr>
+            <w:r>
+              <w:rPr>
+                <w:rFonts w:ascii="Google Sans" w:cs="Google Sans" w:eastAsia="Google Sans" w:hAnsi="Google Sans"/>
+                <w:color w:val="1f1f1f"/>
+                <w:rtl w:val="0"/>
+              </w:rPr>
+              <w:t xml:space="preserve">InputScreenHeader.tsx</w:t>
+            </w:r>
+          </w:p>
+        </w:tc>
+        <w:tc>
+          <w:tcPr>
+            <w:tcBorders>
+              <w:top w:color="000000" w:space="0" w:sz="6" w:val="single"/>
+              <w:left w:color="000000" w:space="0" w:sz="6" w:val="single"/>
+              <w:bottom w:color="000000" w:space="0" w:sz="6" w:val="single"/>
+              <w:right w:color="000000" w:space="0" w:sz="6" w:val="single"/>
+            </w:tcBorders>
+            <w:shd w:fill="auto" w:val="clear"/>
+            <w:tcMar>
+              <w:top w:w="240.0" w:type="dxa"/>
+              <w:left w:w="0.0" w:type="dxa"/>
+              <w:bottom w:w="240.0" w:type="dxa"/>
+              <w:right w:w="0.0" w:type="dxa"/>
+            </w:tcMar>
+            <w:vAlign w:val="top"/>
+          </w:tcPr>
+          <w:p>
+            <w:pPr>
+              <w:pBdr>
+                <w:top w:space="0" w:sz="0" w:val="nil"/>
+                <w:left w:space="0" w:sz="0" w:val="nil"/>
+                <w:bottom w:space="0" w:sz="0" w:val="nil"/>
+                <w:right w:space="0" w:sz="0" w:val="nil"/>
+                <w:between w:space="0" w:sz="0" w:val="nil"/>
+              </w:pBdr>
+              <w:shd w:fill="auto" w:val="clear"/>
+              <w:spacing w:after="240" w:before="240" w:line="275.9999942779541" w:lineRule="auto"/>
+              <w:rPr>
+                <w:rFonts w:ascii="Google Sans" w:cs="Google Sans" w:eastAsia="Google Sans" w:hAnsi="Google Sans"/>
+                <w:color w:val="1f1f1f"/>
+              </w:rPr>
+            </w:pPr>
+            <w:r>
+              <w:rPr>
+                <w:rFonts w:ascii="Google Sans" w:cs="Google Sans" w:eastAsia="Google Sans" w:hAnsi="Google Sans"/>
+                <w:color w:val="1f1f1f"/>
+                <w:rtl w:val="0"/>
+              </w:rPr>
+              <w:t xml:space="preserve">入力画面専用のヘッダー。</w:t>
+            </w:r>
+          </w:p>
+        </w:tc>
+      </w:tr>
+    </w:tbl>
     <w:p>
       <w:pPr>
+        <w:pStyle w:val="Heading4"/>
         <w:pBdr>
           <w:top w:space="0" w:sz="0" w:val="nil"/>
           <w:left w:space="0" w:sz="0" w:val="nil"/>
@@ -3736,7 +5418,7 @@
           <w:between w:space="0" w:sz="0" w:val="nil"/>
         </w:pBdr>
         <w:shd w:fill="auto" w:val="clear"/>
-        <w:spacing w:after="240" w:line="275.9999942779541" w:lineRule="auto"/>
+        <w:spacing w:after="120" w:before="480" w:line="275.9999942779541" w:lineRule="auto"/>
         <w:rPr>
           <w:rFonts w:ascii="Google Sans" w:cs="Google Sans" w:eastAsia="Google Sans" w:hAnsi="Google Sans"/>
           <w:color w:val="1f1f1f"/>
@@ -3748,11 +5430,1059 @@
           <w:color w:val="1f1f1f"/>
           <w:rtl w:val="0"/>
         </w:rPr>
-        <w:t xml:space="preserve">| BudgetProgressBar.tsx | 予算の消化具合をプログレスバーで視覚化する純粋なUI。 |</w:t>
+        <w:t xml:space="preserve">設定 (settings/)</w:t>
       </w:r>
     </w:p>
+    <w:tbl>
+      <w:tblPr>
+        <w:tblStyle w:val="Table8"/>
+        <w:tblW w:w="9360.0" w:type="dxa"/>
+        <w:jc w:val="left"/>
+        <w:tblBorders>
+          <w:top w:color="000000" w:space="0" w:sz="6" w:val="single"/>
+          <w:left w:color="000000" w:space="0" w:sz="6" w:val="single"/>
+          <w:bottom w:color="000000" w:space="0" w:sz="6" w:val="single"/>
+          <w:right w:color="000000" w:space="0" w:sz="6" w:val="single"/>
+          <w:insideH w:color="000000" w:space="0" w:sz="6" w:val="single"/>
+          <w:insideV w:color="000000" w:space="0" w:sz="6" w:val="single"/>
+        </w:tblBorders>
+        <w:tblLayout w:type="fixed"/>
+        <w:tblLook w:val="0600"/>
+      </w:tblPr>
+      <w:tblGrid>
+        <w:gridCol w:w="4680"/>
+        <w:gridCol w:w="4680"/>
+        <w:tblGridChange w:id="0">
+          <w:tblGrid>
+            <w:gridCol w:w="4680"/>
+            <w:gridCol w:w="4680"/>
+          </w:tblGrid>
+        </w:tblGridChange>
+      </w:tblGrid>
+      <w:tr>
+        <w:trPr>
+          <w:cantSplit w:val="0"/>
+          <w:tblHeader w:val="0"/>
+        </w:trPr>
+        <w:tc>
+          <w:tcPr>
+            <w:tcBorders>
+              <w:top w:color="000000" w:space="0" w:sz="6" w:val="single"/>
+              <w:left w:color="000000" w:space="0" w:sz="6" w:val="single"/>
+              <w:bottom w:color="000000" w:space="0" w:sz="6" w:val="single"/>
+              <w:right w:color="000000" w:space="0" w:sz="6" w:val="single"/>
+            </w:tcBorders>
+            <w:shd w:fill="auto" w:val="clear"/>
+            <w:tcMar>
+              <w:top w:w="240.0" w:type="dxa"/>
+              <w:left w:w="0.0" w:type="dxa"/>
+              <w:bottom w:w="240.0" w:type="dxa"/>
+              <w:right w:w="180.0" w:type="dxa"/>
+            </w:tcMar>
+            <w:vAlign w:val="top"/>
+          </w:tcPr>
+          <w:p>
+            <w:pPr>
+              <w:pBdr>
+                <w:top w:space="0" w:sz="0" w:val="nil"/>
+                <w:left w:space="0" w:sz="0" w:val="nil"/>
+                <w:bottom w:space="0" w:sz="0" w:val="nil"/>
+                <w:right w:space="0" w:sz="0" w:val="nil"/>
+                <w:between w:space="0" w:sz="0" w:val="nil"/>
+              </w:pBdr>
+              <w:shd w:fill="auto" w:val="clear"/>
+              <w:spacing w:after="240" w:before="240" w:line="275.9999942779541" w:lineRule="auto"/>
+              <w:rPr>
+                <w:rFonts w:ascii="Google Sans" w:cs="Google Sans" w:eastAsia="Google Sans" w:hAnsi="Google Sans"/>
+                <w:b w:val="1"/>
+                <w:bCs w:val="1"/>
+                <w:color w:val="1f1f1f"/>
+              </w:rPr>
+            </w:pPr>
+            <w:r>
+              <w:rPr>
+                <w:rFonts w:ascii="Google Sans" w:cs="Google Sans" w:eastAsia="Google Sans" w:hAnsi="Google Sans"/>
+                <w:b w:val="1"/>
+                <w:bCs w:val="1"/>
+                <w:color w:val="1f1f1f"/>
+                <w:rtl w:val="0"/>
+              </w:rPr>
+              <w:t xml:space="preserve">ファイルパス</w:t>
+            </w:r>
+          </w:p>
+        </w:tc>
+        <w:tc>
+          <w:tcPr>
+            <w:tcBorders>
+              <w:top w:color="000000" w:space="0" w:sz="6" w:val="single"/>
+              <w:left w:color="000000" w:space="0" w:sz="6" w:val="single"/>
+              <w:bottom w:color="000000" w:space="0" w:sz="6" w:val="single"/>
+              <w:right w:color="000000" w:space="0" w:sz="6" w:val="single"/>
+            </w:tcBorders>
+            <w:shd w:fill="auto" w:val="clear"/>
+            <w:tcMar>
+              <w:top w:w="240.0" w:type="dxa"/>
+              <w:left w:w="0.0" w:type="dxa"/>
+              <w:bottom w:w="240.0" w:type="dxa"/>
+              <w:right w:w="0.0" w:type="dxa"/>
+            </w:tcMar>
+            <w:vAlign w:val="top"/>
+          </w:tcPr>
+          <w:p>
+            <w:pPr>
+              <w:pBdr>
+                <w:top w:space="0" w:sz="0" w:val="nil"/>
+                <w:left w:space="0" w:sz="0" w:val="nil"/>
+                <w:bottom w:space="0" w:sz="0" w:val="nil"/>
+                <w:right w:space="0" w:sz="0" w:val="nil"/>
+                <w:between w:space="0" w:sz="0" w:val="nil"/>
+              </w:pBdr>
+              <w:shd w:fill="auto" w:val="clear"/>
+              <w:spacing w:after="240" w:before="240" w:line="275.9999942779541" w:lineRule="auto"/>
+              <w:rPr>
+                <w:rFonts w:ascii="Google Sans" w:cs="Google Sans" w:eastAsia="Google Sans" w:hAnsi="Google Sans"/>
+                <w:b w:val="1"/>
+                <w:bCs w:val="1"/>
+                <w:color w:val="1f1f1f"/>
+              </w:rPr>
+            </w:pPr>
+            <w:r>
+              <w:rPr>
+                <w:rFonts w:ascii="Google Sans" w:cs="Google Sans" w:eastAsia="Google Sans" w:hAnsi="Google Sans"/>
+                <w:b w:val="1"/>
+                <w:bCs w:val="1"/>
+                <w:color w:val="1f1f1f"/>
+                <w:rtl w:val="0"/>
+              </w:rPr>
+              <w:t xml:space="preserve">AI向け責務・制約（コーディング時の前提知識）</w:t>
+            </w:r>
+          </w:p>
+        </w:tc>
+      </w:tr>
+      <w:tr>
+        <w:trPr>
+          <w:cantSplit w:val="0"/>
+          <w:tblHeader w:val="0"/>
+        </w:trPr>
+        <w:tc>
+          <w:tcPr>
+            <w:tcBorders>
+              <w:top w:color="000000" w:space="0" w:sz="6" w:val="single"/>
+              <w:left w:color="000000" w:space="0" w:sz="6" w:val="single"/>
+              <w:bottom w:color="000000" w:space="0" w:sz="6" w:val="single"/>
+              <w:right w:color="000000" w:space="0" w:sz="6" w:val="single"/>
+            </w:tcBorders>
+            <w:shd w:fill="auto" w:val="clear"/>
+            <w:tcMar>
+              <w:top w:w="240.0" w:type="dxa"/>
+              <w:left w:w="0.0" w:type="dxa"/>
+              <w:bottom w:w="240.0" w:type="dxa"/>
+              <w:right w:w="180.0" w:type="dxa"/>
+            </w:tcMar>
+            <w:vAlign w:val="top"/>
+          </w:tcPr>
+          <w:p>
+            <w:pPr>
+              <w:pBdr>
+                <w:top w:space="0" w:sz="0" w:val="nil"/>
+                <w:left w:space="0" w:sz="0" w:val="nil"/>
+                <w:bottom w:space="0" w:sz="0" w:val="nil"/>
+                <w:right w:space="0" w:sz="0" w:val="nil"/>
+                <w:between w:space="0" w:sz="0" w:val="nil"/>
+              </w:pBdr>
+              <w:shd w:fill="auto" w:val="clear"/>
+              <w:spacing w:after="240" w:before="240" w:line="275.9999942779541" w:lineRule="auto"/>
+              <w:rPr>
+                <w:rFonts w:ascii="Google Sans" w:cs="Google Sans" w:eastAsia="Google Sans" w:hAnsi="Google Sans"/>
+                <w:color w:val="1f1f1f"/>
+              </w:rPr>
+            </w:pPr>
+            <w:r>
+              <w:rPr>
+                <w:rFonts w:ascii="Google Sans" w:cs="Google Sans" w:eastAsia="Google Sans" w:hAnsi="Google Sans"/>
+                <w:color w:val="1f1f1f"/>
+                <w:rtl w:val="0"/>
+              </w:rPr>
+              <w:t xml:space="preserve">BudgetEditModal.tsx</w:t>
+            </w:r>
+          </w:p>
+        </w:tc>
+        <w:tc>
+          <w:tcPr>
+            <w:tcBorders>
+              <w:top w:color="000000" w:space="0" w:sz="6" w:val="single"/>
+              <w:left w:color="000000" w:space="0" w:sz="6" w:val="single"/>
+              <w:bottom w:color="000000" w:space="0" w:sz="6" w:val="single"/>
+              <w:right w:color="000000" w:space="0" w:sz="6" w:val="single"/>
+            </w:tcBorders>
+            <w:shd w:fill="auto" w:val="clear"/>
+            <w:tcMar>
+              <w:top w:w="240.0" w:type="dxa"/>
+              <w:left w:w="0.0" w:type="dxa"/>
+              <w:bottom w:w="240.0" w:type="dxa"/>
+              <w:right w:w="0.0" w:type="dxa"/>
+            </w:tcMar>
+            <w:vAlign w:val="top"/>
+          </w:tcPr>
+          <w:p>
+            <w:pPr>
+              <w:pBdr>
+                <w:top w:space="0" w:sz="0" w:val="nil"/>
+                <w:left w:space="0" w:sz="0" w:val="nil"/>
+                <w:bottom w:space="0" w:sz="0" w:val="nil"/>
+                <w:right w:space="0" w:sz="0" w:val="nil"/>
+                <w:between w:space="0" w:sz="0" w:val="nil"/>
+              </w:pBdr>
+              <w:shd w:fill="auto" w:val="clear"/>
+              <w:spacing w:after="240" w:before="240" w:line="275.9999942779541" w:lineRule="auto"/>
+              <w:rPr>
+                <w:rFonts w:ascii="Google Sans" w:cs="Google Sans" w:eastAsia="Google Sans" w:hAnsi="Google Sans"/>
+                <w:color w:val="1f1f1f"/>
+              </w:rPr>
+            </w:pPr>
+            <w:r>
+              <w:rPr>
+                <w:rFonts w:ascii="Google Sans" w:cs="Google Sans" w:eastAsia="Google Sans" w:hAnsi="Google Sans"/>
+                <w:color w:val="1f1f1f"/>
+                <w:rtl w:val="0"/>
+              </w:rPr>
+              <w:t xml:space="preserve">基本予算額を編集するモーダル。</w:t>
+            </w:r>
+          </w:p>
+        </w:tc>
+      </w:tr>
+      <w:tr>
+        <w:trPr>
+          <w:cantSplit w:val="0"/>
+          <w:tblHeader w:val="0"/>
+        </w:trPr>
+        <w:tc>
+          <w:tcPr>
+            <w:tcBorders>
+              <w:top w:color="000000" w:space="0" w:sz="6" w:val="single"/>
+              <w:left w:color="000000" w:space="0" w:sz="6" w:val="single"/>
+              <w:bottom w:color="000000" w:space="0" w:sz="6" w:val="single"/>
+              <w:right w:color="000000" w:space="0" w:sz="6" w:val="single"/>
+            </w:tcBorders>
+            <w:shd w:fill="auto" w:val="clear"/>
+            <w:tcMar>
+              <w:top w:w="240.0" w:type="dxa"/>
+              <w:left w:w="0.0" w:type="dxa"/>
+              <w:bottom w:w="240.0" w:type="dxa"/>
+              <w:right w:w="180.0" w:type="dxa"/>
+            </w:tcMar>
+            <w:vAlign w:val="top"/>
+          </w:tcPr>
+          <w:p>
+            <w:pPr>
+              <w:pBdr>
+                <w:top w:space="0" w:sz="0" w:val="nil"/>
+                <w:left w:space="0" w:sz="0" w:val="nil"/>
+                <w:bottom w:space="0" w:sz="0" w:val="nil"/>
+                <w:right w:space="0" w:sz="0" w:val="nil"/>
+                <w:between w:space="0" w:sz="0" w:val="nil"/>
+              </w:pBdr>
+              <w:shd w:fill="auto" w:val="clear"/>
+              <w:spacing w:after="240" w:before="240" w:line="275.9999942779541" w:lineRule="auto"/>
+              <w:rPr>
+                <w:rFonts w:ascii="Google Sans" w:cs="Google Sans" w:eastAsia="Google Sans" w:hAnsi="Google Sans"/>
+                <w:color w:val="1f1f1f"/>
+              </w:rPr>
+            </w:pPr>
+            <w:r>
+              <w:rPr>
+                <w:rFonts w:ascii="Google Sans" w:cs="Google Sans" w:eastAsia="Google Sans" w:hAnsi="Google Sans"/>
+                <w:color w:val="1f1f1f"/>
+                <w:rtl w:val="0"/>
+              </w:rPr>
+              <w:t xml:space="preserve">BudgetEvaluationCard.tsx</w:t>
+            </w:r>
+          </w:p>
+        </w:tc>
+        <w:tc>
+          <w:tcPr>
+            <w:tcBorders>
+              <w:top w:color="000000" w:space="0" w:sz="6" w:val="single"/>
+              <w:left w:color="000000" w:space="0" w:sz="6" w:val="single"/>
+              <w:bottom w:color="000000" w:space="0" w:sz="6" w:val="single"/>
+              <w:right w:color="000000" w:space="0" w:sz="6" w:val="single"/>
+            </w:tcBorders>
+            <w:shd w:fill="auto" w:val="clear"/>
+            <w:tcMar>
+              <w:top w:w="240.0" w:type="dxa"/>
+              <w:left w:w="0.0" w:type="dxa"/>
+              <w:bottom w:w="240.0" w:type="dxa"/>
+              <w:right w:w="0.0" w:type="dxa"/>
+            </w:tcMar>
+            <w:vAlign w:val="top"/>
+          </w:tcPr>
+          <w:p>
+            <w:pPr>
+              <w:pBdr>
+                <w:top w:space="0" w:sz="0" w:val="nil"/>
+                <w:left w:space="0" w:sz="0" w:val="nil"/>
+                <w:bottom w:space="0" w:sz="0" w:val="nil"/>
+                <w:right w:space="0" w:sz="0" w:val="nil"/>
+                <w:between w:space="0" w:sz="0" w:val="nil"/>
+              </w:pBdr>
+              <w:shd w:fill="auto" w:val="clear"/>
+              <w:spacing w:after="240" w:before="240" w:line="275.9999942779541" w:lineRule="auto"/>
+              <w:rPr>
+                <w:rFonts w:ascii="Google Sans" w:cs="Google Sans" w:eastAsia="Google Sans" w:hAnsi="Google Sans"/>
+                <w:color w:val="1f1f1f"/>
+              </w:rPr>
+            </w:pPr>
+            <w:r>
+              <w:rPr>
+                <w:rFonts w:ascii="Google Sans" w:cs="Google Sans" w:eastAsia="Google Sans" w:hAnsi="Google Sans"/>
+                <w:color w:val="1f1f1f"/>
+                <w:rtl w:val="0"/>
+              </w:rPr>
+              <w:t xml:space="preserve">予算設定の妥当性（統計データ等との比較）を評価・表示するUI。</w:t>
+            </w:r>
+          </w:p>
+        </w:tc>
+      </w:tr>
+      <w:tr>
+        <w:trPr>
+          <w:cantSplit w:val="0"/>
+          <w:tblHeader w:val="0"/>
+        </w:trPr>
+        <w:tc>
+          <w:tcPr>
+            <w:tcBorders>
+              <w:top w:color="000000" w:space="0" w:sz="6" w:val="single"/>
+              <w:left w:color="000000" w:space="0" w:sz="6" w:val="single"/>
+              <w:bottom w:color="000000" w:space="0" w:sz="6" w:val="single"/>
+              <w:right w:color="000000" w:space="0" w:sz="6" w:val="single"/>
+            </w:tcBorders>
+            <w:shd w:fill="auto" w:val="clear"/>
+            <w:tcMar>
+              <w:top w:w="240.0" w:type="dxa"/>
+              <w:left w:w="0.0" w:type="dxa"/>
+              <w:bottom w:w="240.0" w:type="dxa"/>
+              <w:right w:w="180.0" w:type="dxa"/>
+            </w:tcMar>
+            <w:vAlign w:val="top"/>
+          </w:tcPr>
+          <w:p>
+            <w:pPr>
+              <w:pBdr>
+                <w:top w:space="0" w:sz="0" w:val="nil"/>
+                <w:left w:space="0" w:sz="0" w:val="nil"/>
+                <w:bottom w:space="0" w:sz="0" w:val="nil"/>
+                <w:right w:space="0" w:sz="0" w:val="nil"/>
+                <w:between w:space="0" w:sz="0" w:val="nil"/>
+              </w:pBdr>
+              <w:shd w:fill="auto" w:val="clear"/>
+              <w:spacing w:after="240" w:before="240" w:line="275.9999942779541" w:lineRule="auto"/>
+              <w:rPr>
+                <w:rFonts w:ascii="Google Sans" w:cs="Google Sans" w:eastAsia="Google Sans" w:hAnsi="Google Sans"/>
+                <w:color w:val="1f1f1f"/>
+              </w:rPr>
+            </w:pPr>
+            <w:r>
+              <w:rPr>
+                <w:rFonts w:ascii="Google Sans" w:cs="Google Sans" w:eastAsia="Google Sans" w:hAnsi="Google Sans"/>
+                <w:color w:val="1f1f1f"/>
+                <w:rtl w:val="0"/>
+              </w:rPr>
+              <w:t xml:space="preserve">CategoryList.tsx</w:t>
+            </w:r>
+          </w:p>
+        </w:tc>
+        <w:tc>
+          <w:tcPr>
+            <w:tcBorders>
+              <w:top w:color="000000" w:space="0" w:sz="6" w:val="single"/>
+              <w:left w:color="000000" w:space="0" w:sz="6" w:val="single"/>
+              <w:bottom w:color="000000" w:space="0" w:sz="6" w:val="single"/>
+              <w:right w:color="000000" w:space="0" w:sz="6" w:val="single"/>
+            </w:tcBorders>
+            <w:shd w:fill="auto" w:val="clear"/>
+            <w:tcMar>
+              <w:top w:w="240.0" w:type="dxa"/>
+              <w:left w:w="0.0" w:type="dxa"/>
+              <w:bottom w:w="240.0" w:type="dxa"/>
+              <w:right w:w="0.0" w:type="dxa"/>
+            </w:tcMar>
+            <w:vAlign w:val="top"/>
+          </w:tcPr>
+          <w:p>
+            <w:pPr>
+              <w:pBdr>
+                <w:top w:space="0" w:sz="0" w:val="nil"/>
+                <w:left w:space="0" w:sz="0" w:val="nil"/>
+                <w:bottom w:space="0" w:sz="0" w:val="nil"/>
+                <w:right w:space="0" w:sz="0" w:val="nil"/>
+                <w:between w:space="0" w:sz="0" w:val="nil"/>
+              </w:pBdr>
+              <w:shd w:fill="auto" w:val="clear"/>
+              <w:spacing w:after="240" w:before="240" w:line="275.9999942779541" w:lineRule="auto"/>
+              <w:rPr>
+                <w:rFonts w:ascii="Google Sans" w:cs="Google Sans" w:eastAsia="Google Sans" w:hAnsi="Google Sans"/>
+                <w:color w:val="1f1f1f"/>
+              </w:rPr>
+            </w:pPr>
+            <w:r>
+              <w:rPr>
+                <w:rFonts w:ascii="Google Sans" w:cs="Google Sans" w:eastAsia="Google Sans" w:hAnsi="Google Sans"/>
+                <w:color w:val="1f1f1f"/>
+                <w:rtl w:val="0"/>
+              </w:rPr>
+              <w:t xml:space="preserve">カテゴリ一覧。固定科目（削除不可）とカスタム科目のUI制御を確実に行うこと。</w:t>
+            </w:r>
+          </w:p>
+        </w:tc>
+      </w:tr>
+      <w:tr>
+        <w:trPr>
+          <w:cantSplit w:val="0"/>
+          <w:tblHeader w:val="0"/>
+        </w:trPr>
+        <w:tc>
+          <w:tcPr>
+            <w:tcBorders>
+              <w:top w:color="000000" w:space="0" w:sz="6" w:val="single"/>
+              <w:left w:color="000000" w:space="0" w:sz="6" w:val="single"/>
+              <w:bottom w:color="000000" w:space="0" w:sz="6" w:val="single"/>
+              <w:right w:color="000000" w:space="0" w:sz="6" w:val="single"/>
+            </w:tcBorders>
+            <w:shd w:fill="auto" w:val="clear"/>
+            <w:tcMar>
+              <w:top w:w="240.0" w:type="dxa"/>
+              <w:left w:w="0.0" w:type="dxa"/>
+              <w:bottom w:w="240.0" w:type="dxa"/>
+              <w:right w:w="180.0" w:type="dxa"/>
+            </w:tcMar>
+            <w:vAlign w:val="top"/>
+          </w:tcPr>
+          <w:p>
+            <w:pPr>
+              <w:pBdr>
+                <w:top w:space="0" w:sz="0" w:val="nil"/>
+                <w:left w:space="0" w:sz="0" w:val="nil"/>
+                <w:bottom w:space="0" w:sz="0" w:val="nil"/>
+                <w:right w:space="0" w:sz="0" w:val="nil"/>
+                <w:between w:space="0" w:sz="0" w:val="nil"/>
+              </w:pBdr>
+              <w:shd w:fill="auto" w:val="clear"/>
+              <w:spacing w:after="240" w:before="240" w:line="275.9999942779541" w:lineRule="auto"/>
+              <w:rPr>
+                <w:rFonts w:ascii="Google Sans" w:cs="Google Sans" w:eastAsia="Google Sans" w:hAnsi="Google Sans"/>
+                <w:color w:val="1f1f1f"/>
+              </w:rPr>
+            </w:pPr>
+            <w:r>
+              <w:rPr>
+                <w:rFonts w:ascii="Google Sans" w:cs="Google Sans" w:eastAsia="Google Sans" w:hAnsi="Google Sans"/>
+                <w:color w:val="1f1f1f"/>
+                <w:rtl w:val="0"/>
+              </w:rPr>
+              <w:t xml:space="preserve">CategoryAddModal.tsx</w:t>
+            </w:r>
+          </w:p>
+        </w:tc>
+        <w:tc>
+          <w:tcPr>
+            <w:tcBorders>
+              <w:top w:color="000000" w:space="0" w:sz="6" w:val="single"/>
+              <w:left w:color="000000" w:space="0" w:sz="6" w:val="single"/>
+              <w:bottom w:color="000000" w:space="0" w:sz="6" w:val="single"/>
+              <w:right w:color="000000" w:space="0" w:sz="6" w:val="single"/>
+            </w:tcBorders>
+            <w:shd w:fill="auto" w:val="clear"/>
+            <w:tcMar>
+              <w:top w:w="240.0" w:type="dxa"/>
+              <w:left w:w="0.0" w:type="dxa"/>
+              <w:bottom w:w="240.0" w:type="dxa"/>
+              <w:right w:w="0.0" w:type="dxa"/>
+            </w:tcMar>
+            <w:vAlign w:val="top"/>
+          </w:tcPr>
+          <w:p>
+            <w:pPr>
+              <w:pBdr>
+                <w:top w:space="0" w:sz="0" w:val="nil"/>
+                <w:left w:space="0" w:sz="0" w:val="nil"/>
+                <w:bottom w:space="0" w:sz="0" w:val="nil"/>
+                <w:right w:space="0" w:sz="0" w:val="nil"/>
+                <w:between w:space="0" w:sz="0" w:val="nil"/>
+              </w:pBdr>
+              <w:shd w:fill="auto" w:val="clear"/>
+              <w:spacing w:after="240" w:before="240" w:line="275.9999942779541" w:lineRule="auto"/>
+              <w:rPr>
+                <w:rFonts w:ascii="Google Sans" w:cs="Google Sans" w:eastAsia="Google Sans" w:hAnsi="Google Sans"/>
+                <w:color w:val="1f1f1f"/>
+              </w:rPr>
+            </w:pPr>
+            <w:r>
+              <w:rPr>
+                <w:rFonts w:ascii="Google Sans" w:cs="Google Sans" w:eastAsia="Google Sans" w:hAnsi="Google Sans"/>
+                <w:color w:val="1f1f1f"/>
+                <w:rtl w:val="0"/>
+              </w:rPr>
+              <w:t xml:space="preserve">カスタム科目を追加するモーダル。</w:t>
+            </w:r>
+          </w:p>
+        </w:tc>
+      </w:tr>
+      <w:tr>
+        <w:trPr>
+          <w:cantSplit w:val="0"/>
+          <w:tblHeader w:val="0"/>
+        </w:trPr>
+        <w:tc>
+          <w:tcPr>
+            <w:tcBorders>
+              <w:top w:color="000000" w:space="0" w:sz="6" w:val="single"/>
+              <w:left w:color="000000" w:space="0" w:sz="6" w:val="single"/>
+              <w:bottom w:color="000000" w:space="0" w:sz="6" w:val="single"/>
+              <w:right w:color="000000" w:space="0" w:sz="6" w:val="single"/>
+            </w:tcBorders>
+            <w:shd w:fill="auto" w:val="clear"/>
+            <w:tcMar>
+              <w:top w:w="240.0" w:type="dxa"/>
+              <w:left w:w="0.0" w:type="dxa"/>
+              <w:bottom w:w="240.0" w:type="dxa"/>
+              <w:right w:w="180.0" w:type="dxa"/>
+            </w:tcMar>
+            <w:vAlign w:val="top"/>
+          </w:tcPr>
+          <w:p>
+            <w:pPr>
+              <w:pBdr>
+                <w:top w:space="0" w:sz="0" w:val="nil"/>
+                <w:left w:space="0" w:sz="0" w:val="nil"/>
+                <w:bottom w:space="0" w:sz="0" w:val="nil"/>
+                <w:right w:space="0" w:sz="0" w:val="nil"/>
+                <w:between w:space="0" w:sz="0" w:val="nil"/>
+              </w:pBdr>
+              <w:shd w:fill="auto" w:val="clear"/>
+              <w:spacing w:after="240" w:before="240" w:line="275.9999942779541" w:lineRule="auto"/>
+              <w:rPr>
+                <w:rFonts w:ascii="Google Sans" w:cs="Google Sans" w:eastAsia="Google Sans" w:hAnsi="Google Sans"/>
+                <w:color w:val="1f1f1f"/>
+              </w:rPr>
+            </w:pPr>
+            <w:r>
+              <w:rPr>
+                <w:rFonts w:ascii="Google Sans" w:cs="Google Sans" w:eastAsia="Google Sans" w:hAnsi="Google Sans"/>
+                <w:color w:val="1f1f1f"/>
+                <w:rtl w:val="0"/>
+              </w:rPr>
+              <w:t xml:space="preserve">CategoryBudgetList.tsx</w:t>
+            </w:r>
+          </w:p>
+        </w:tc>
+        <w:tc>
+          <w:tcPr>
+            <w:tcBorders>
+              <w:top w:color="000000" w:space="0" w:sz="6" w:val="single"/>
+              <w:left w:color="000000" w:space="0" w:sz="6" w:val="single"/>
+              <w:bottom w:color="000000" w:space="0" w:sz="6" w:val="single"/>
+              <w:right w:color="000000" w:space="0" w:sz="6" w:val="single"/>
+            </w:tcBorders>
+            <w:shd w:fill="auto" w:val="clear"/>
+            <w:tcMar>
+              <w:top w:w="240.0" w:type="dxa"/>
+              <w:left w:w="0.0" w:type="dxa"/>
+              <w:bottom w:w="240.0" w:type="dxa"/>
+              <w:right w:w="0.0" w:type="dxa"/>
+            </w:tcMar>
+            <w:vAlign w:val="top"/>
+          </w:tcPr>
+          <w:p>
+            <w:pPr>
+              <w:pBdr>
+                <w:top w:space="0" w:sz="0" w:val="nil"/>
+                <w:left w:space="0" w:sz="0" w:val="nil"/>
+                <w:bottom w:space="0" w:sz="0" w:val="nil"/>
+                <w:right w:space="0" w:sz="0" w:val="nil"/>
+                <w:between w:space="0" w:sz="0" w:val="nil"/>
+              </w:pBdr>
+              <w:shd w:fill="auto" w:val="clear"/>
+              <w:spacing w:after="240" w:before="240" w:line="275.9999942779541" w:lineRule="auto"/>
+              <w:rPr>
+                <w:rFonts w:ascii="Google Sans" w:cs="Google Sans" w:eastAsia="Google Sans" w:hAnsi="Google Sans"/>
+                <w:color w:val="1f1f1f"/>
+              </w:rPr>
+            </w:pPr>
+            <w:r>
+              <w:rPr>
+                <w:rFonts w:ascii="Google Sans" w:cs="Google Sans" w:eastAsia="Google Sans" w:hAnsi="Google Sans"/>
+                <w:color w:val="1f1f1f"/>
+                <w:rtl w:val="0"/>
+              </w:rPr>
+              <w:t xml:space="preserve">カテゴリごとの個別予算枠をリスト表示・編集。</w:t>
+            </w:r>
+          </w:p>
+        </w:tc>
+      </w:tr>
+      <w:tr>
+        <w:trPr>
+          <w:cantSplit w:val="0"/>
+          <w:tblHeader w:val="0"/>
+        </w:trPr>
+        <w:tc>
+          <w:tcPr>
+            <w:tcBorders>
+              <w:top w:color="000000" w:space="0" w:sz="6" w:val="single"/>
+              <w:left w:color="000000" w:space="0" w:sz="6" w:val="single"/>
+              <w:bottom w:color="000000" w:space="0" w:sz="6" w:val="single"/>
+              <w:right w:color="000000" w:space="0" w:sz="6" w:val="single"/>
+            </w:tcBorders>
+            <w:shd w:fill="auto" w:val="clear"/>
+            <w:tcMar>
+              <w:top w:w="240.0" w:type="dxa"/>
+              <w:left w:w="0.0" w:type="dxa"/>
+              <w:bottom w:w="240.0" w:type="dxa"/>
+              <w:right w:w="180.0" w:type="dxa"/>
+            </w:tcMar>
+            <w:vAlign w:val="top"/>
+          </w:tcPr>
+          <w:p>
+            <w:pPr>
+              <w:pBdr>
+                <w:top w:space="0" w:sz="0" w:val="nil"/>
+                <w:left w:space="0" w:sz="0" w:val="nil"/>
+                <w:bottom w:space="0" w:sz="0" w:val="nil"/>
+                <w:right w:space="0" w:sz="0" w:val="nil"/>
+                <w:between w:space="0" w:sz="0" w:val="nil"/>
+              </w:pBdr>
+              <w:shd w:fill="auto" w:val="clear"/>
+              <w:spacing w:after="240" w:before="240" w:line="275.9999942779541" w:lineRule="auto"/>
+              <w:rPr>
+                <w:rFonts w:ascii="Google Sans" w:cs="Google Sans" w:eastAsia="Google Sans" w:hAnsi="Google Sans"/>
+                <w:color w:val="1f1f1f"/>
+              </w:rPr>
+            </w:pPr>
+            <w:r>
+              <w:rPr>
+                <w:rFonts w:ascii="Google Sans" w:cs="Google Sans" w:eastAsia="Google Sans" w:hAnsi="Google Sans"/>
+                <w:color w:val="1f1f1f"/>
+                <w:rtl w:val="0"/>
+              </w:rPr>
+              <w:t xml:space="preserve">FamilyMemberList.tsx</w:t>
+            </w:r>
+          </w:p>
+        </w:tc>
+        <w:tc>
+          <w:tcPr>
+            <w:tcBorders>
+              <w:top w:color="000000" w:space="0" w:sz="6" w:val="single"/>
+              <w:left w:color="000000" w:space="0" w:sz="6" w:val="single"/>
+              <w:bottom w:color="000000" w:space="0" w:sz="6" w:val="single"/>
+              <w:right w:color="000000" w:space="0" w:sz="6" w:val="single"/>
+            </w:tcBorders>
+            <w:shd w:fill="auto" w:val="clear"/>
+            <w:tcMar>
+              <w:top w:w="240.0" w:type="dxa"/>
+              <w:left w:w="0.0" w:type="dxa"/>
+              <w:bottom w:w="240.0" w:type="dxa"/>
+              <w:right w:w="0.0" w:type="dxa"/>
+            </w:tcMar>
+            <w:vAlign w:val="top"/>
+          </w:tcPr>
+          <w:p>
+            <w:pPr>
+              <w:pBdr>
+                <w:top w:space="0" w:sz="0" w:val="nil"/>
+                <w:left w:space="0" w:sz="0" w:val="nil"/>
+                <w:bottom w:space="0" w:sz="0" w:val="nil"/>
+                <w:right w:space="0" w:sz="0" w:val="nil"/>
+                <w:between w:space="0" w:sz="0" w:val="nil"/>
+              </w:pBdr>
+              <w:shd w:fill="auto" w:val="clear"/>
+              <w:spacing w:after="240" w:before="240" w:line="275.9999942779541" w:lineRule="auto"/>
+              <w:rPr>
+                <w:rFonts w:ascii="Google Sans" w:cs="Google Sans" w:eastAsia="Google Sans" w:hAnsi="Google Sans"/>
+                <w:color w:val="1f1f1f"/>
+              </w:rPr>
+            </w:pPr>
+            <w:r>
+              <w:rPr>
+                <w:rFonts w:ascii="Google Sans" w:cs="Google Sans" w:eastAsia="Google Sans" w:hAnsi="Google Sans"/>
+                <w:color w:val="1f1f1f"/>
+                <w:rtl w:val="0"/>
+              </w:rPr>
+              <w:t xml:space="preserve">家族メンバー（利用者）のリスト表示UI。ドラッグ＆ドロップによる並び替え機能をサポートする。内部にModal等の状態を持たせず、親コンポーネントにイベントを伝播させる純粋な表示コンポーネントとして実装すること。</w:t>
+            </w:r>
+          </w:p>
+        </w:tc>
+      </w:tr>
+      <w:tr>
+        <w:trPr>
+          <w:cantSplit w:val="0"/>
+          <w:tblHeader w:val="0"/>
+        </w:trPr>
+        <w:tc>
+          <w:tcPr>
+            <w:tcBorders>
+              <w:top w:color="000000" w:space="0" w:sz="6" w:val="single"/>
+              <w:left w:color="000000" w:space="0" w:sz="6" w:val="single"/>
+              <w:bottom w:color="000000" w:space="0" w:sz="6" w:val="single"/>
+              <w:right w:color="000000" w:space="0" w:sz="6" w:val="single"/>
+            </w:tcBorders>
+            <w:shd w:fill="auto" w:val="clear"/>
+            <w:tcMar>
+              <w:top w:w="240.0" w:type="dxa"/>
+              <w:left w:w="0.0" w:type="dxa"/>
+              <w:bottom w:w="240.0" w:type="dxa"/>
+              <w:right w:w="180.0" w:type="dxa"/>
+            </w:tcMar>
+            <w:vAlign w:val="top"/>
+          </w:tcPr>
+          <w:p>
+            <w:pPr>
+              <w:pBdr>
+                <w:top w:space="0" w:sz="0" w:val="nil"/>
+                <w:left w:space="0" w:sz="0" w:val="nil"/>
+                <w:bottom w:space="0" w:sz="0" w:val="nil"/>
+                <w:right w:space="0" w:sz="0" w:val="nil"/>
+                <w:between w:space="0" w:sz="0" w:val="nil"/>
+              </w:pBdr>
+              <w:shd w:fill="auto" w:val="clear"/>
+              <w:spacing w:after="240" w:before="240" w:line="275.9999942779541" w:lineRule="auto"/>
+              <w:rPr>
+                <w:rFonts w:ascii="Google Sans" w:cs="Google Sans" w:eastAsia="Google Sans" w:hAnsi="Google Sans"/>
+                <w:color w:val="1f1f1f"/>
+              </w:rPr>
+            </w:pPr>
+            <w:r>
+              <w:rPr>
+                <w:rFonts w:ascii="Google Sans" w:cs="Google Sans" w:eastAsia="Google Sans" w:hAnsi="Google Sans"/>
+                <w:color w:val="1f1f1f"/>
+                <w:rtl w:val="0"/>
+              </w:rPr>
+              <w:t xml:space="preserve">FamilyMemberAddModal.tsx</w:t>
+            </w:r>
+          </w:p>
+        </w:tc>
+        <w:tc>
+          <w:tcPr>
+            <w:tcBorders>
+              <w:top w:color="000000" w:space="0" w:sz="6" w:val="single"/>
+              <w:left w:color="000000" w:space="0" w:sz="6" w:val="single"/>
+              <w:bottom w:color="000000" w:space="0" w:sz="6" w:val="single"/>
+              <w:right w:color="000000" w:space="0" w:sz="6" w:val="single"/>
+            </w:tcBorders>
+            <w:shd w:fill="auto" w:val="clear"/>
+            <w:tcMar>
+              <w:top w:w="240.0" w:type="dxa"/>
+              <w:left w:w="0.0" w:type="dxa"/>
+              <w:bottom w:w="240.0" w:type="dxa"/>
+              <w:right w:w="0.0" w:type="dxa"/>
+            </w:tcMar>
+            <w:vAlign w:val="top"/>
+          </w:tcPr>
+          <w:p>
+            <w:pPr>
+              <w:pBdr>
+                <w:top w:space="0" w:sz="0" w:val="nil"/>
+                <w:left w:space="0" w:sz="0" w:val="nil"/>
+                <w:bottom w:space="0" w:sz="0" w:val="nil"/>
+                <w:right w:space="0" w:sz="0" w:val="nil"/>
+                <w:between w:space="0" w:sz="0" w:val="nil"/>
+              </w:pBdr>
+              <w:shd w:fill="auto" w:val="clear"/>
+              <w:spacing w:after="240" w:before="240" w:line="275.9999942779541" w:lineRule="auto"/>
+              <w:rPr>
+                <w:rFonts w:ascii="Google Sans" w:cs="Google Sans" w:eastAsia="Google Sans" w:hAnsi="Google Sans"/>
+                <w:color w:val="1f1f1f"/>
+              </w:rPr>
+            </w:pPr>
+            <w:r>
+              <w:rPr>
+                <w:rFonts w:ascii="Google Sans" w:cs="Google Sans" w:eastAsia="Google Sans" w:hAnsi="Google Sans"/>
+                <w:color w:val="1f1f1f"/>
+                <w:rtl w:val="0"/>
+              </w:rPr>
+              <w:t xml:space="preserve">家族メンバーを新規追加するモーダル。</w:t>
+            </w:r>
+          </w:p>
+        </w:tc>
+      </w:tr>
+      <w:tr>
+        <w:trPr>
+          <w:cantSplit w:val="0"/>
+          <w:tblHeader w:val="0"/>
+        </w:trPr>
+        <w:tc>
+          <w:tcPr>
+            <w:tcBorders>
+              <w:top w:color="000000" w:space="0" w:sz="6" w:val="single"/>
+              <w:left w:color="000000" w:space="0" w:sz="6" w:val="single"/>
+              <w:bottom w:color="000000" w:space="0" w:sz="6" w:val="single"/>
+              <w:right w:color="000000" w:space="0" w:sz="6" w:val="single"/>
+            </w:tcBorders>
+            <w:shd w:fill="auto" w:val="clear"/>
+            <w:tcMar>
+              <w:top w:w="240.0" w:type="dxa"/>
+              <w:left w:w="0.0" w:type="dxa"/>
+              <w:bottom w:w="240.0" w:type="dxa"/>
+              <w:right w:w="180.0" w:type="dxa"/>
+            </w:tcMar>
+            <w:vAlign w:val="top"/>
+          </w:tcPr>
+          <w:p>
+            <w:pPr>
+              <w:pBdr>
+                <w:top w:space="0" w:sz="0" w:val="nil"/>
+                <w:left w:space="0" w:sz="0" w:val="nil"/>
+                <w:bottom w:space="0" w:sz="0" w:val="nil"/>
+                <w:right w:space="0" w:sz="0" w:val="nil"/>
+                <w:between w:space="0" w:sz="0" w:val="nil"/>
+              </w:pBdr>
+              <w:shd w:fill="auto" w:val="clear"/>
+              <w:spacing w:after="240" w:before="240" w:line="275.9999942779541" w:lineRule="auto"/>
+              <w:rPr>
+                <w:rFonts w:ascii="Google Sans" w:cs="Google Sans" w:eastAsia="Google Sans" w:hAnsi="Google Sans"/>
+                <w:color w:val="1f1f1f"/>
+              </w:rPr>
+            </w:pPr>
+            <w:r>
+              <w:rPr>
+                <w:rFonts w:ascii="Google Sans" w:cs="Google Sans" w:eastAsia="Google Sans" w:hAnsi="Google Sans"/>
+                <w:color w:val="1f1f1f"/>
+                <w:rtl w:val="0"/>
+              </w:rPr>
+              <w:t xml:space="preserve">FamilyMemberEditModal.tsx</w:t>
+            </w:r>
+          </w:p>
+        </w:tc>
+        <w:tc>
+          <w:tcPr>
+            <w:tcBorders>
+              <w:top w:color="000000" w:space="0" w:sz="6" w:val="single"/>
+              <w:left w:color="000000" w:space="0" w:sz="6" w:val="single"/>
+              <w:bottom w:color="000000" w:space="0" w:sz="6" w:val="single"/>
+              <w:right w:color="000000" w:space="0" w:sz="6" w:val="single"/>
+            </w:tcBorders>
+            <w:shd w:fill="auto" w:val="clear"/>
+            <w:tcMar>
+              <w:top w:w="240.0" w:type="dxa"/>
+              <w:left w:w="0.0" w:type="dxa"/>
+              <w:bottom w:w="240.0" w:type="dxa"/>
+              <w:right w:w="0.0" w:type="dxa"/>
+            </w:tcMar>
+            <w:vAlign w:val="top"/>
+          </w:tcPr>
+          <w:p>
+            <w:pPr>
+              <w:pBdr>
+                <w:top w:space="0" w:sz="0" w:val="nil"/>
+                <w:left w:space="0" w:sz="0" w:val="nil"/>
+                <w:bottom w:space="0" w:sz="0" w:val="nil"/>
+                <w:right w:space="0" w:sz="0" w:val="nil"/>
+                <w:between w:space="0" w:sz="0" w:val="nil"/>
+              </w:pBdr>
+              <w:shd w:fill="auto" w:val="clear"/>
+              <w:spacing w:after="240" w:before="240" w:line="275.9999942779541" w:lineRule="auto"/>
+              <w:rPr>
+                <w:rFonts w:ascii="Google Sans" w:cs="Google Sans" w:eastAsia="Google Sans" w:hAnsi="Google Sans"/>
+                <w:color w:val="1f1f1f"/>
+              </w:rPr>
+            </w:pPr>
+            <w:r>
+              <w:rPr>
+                <w:rFonts w:ascii="Google Sans" w:cs="Google Sans" w:eastAsia="Google Sans" w:hAnsi="Google Sans"/>
+                <w:color w:val="1f1f1f"/>
+                <w:rtl w:val="0"/>
+              </w:rPr>
+              <w:t xml:space="preserve">**【追加】**家族メンバーの名前等を編集する独立したモーダル。リストコンポーネント内にModalを埋め込むと再レンダリングやアニメーション競合（Glitchバグ）を引き起こすため、必ず独立させて親画面（SettingsScreen）の最上位レイヤーで状態管理とマウントを行うこと。</w:t>
+            </w:r>
+          </w:p>
+        </w:tc>
+      </w:tr>
+      <w:tr>
+        <w:trPr>
+          <w:cantSplit w:val="0"/>
+          <w:tblHeader w:val="0"/>
+        </w:trPr>
+        <w:tc>
+          <w:tcPr>
+            <w:tcBorders>
+              <w:top w:color="000000" w:space="0" w:sz="6" w:val="single"/>
+              <w:left w:color="000000" w:space="0" w:sz="6" w:val="single"/>
+              <w:bottom w:color="000000" w:space="0" w:sz="6" w:val="single"/>
+              <w:right w:color="000000" w:space="0" w:sz="6" w:val="single"/>
+            </w:tcBorders>
+            <w:shd w:fill="auto" w:val="clear"/>
+            <w:tcMar>
+              <w:top w:w="240.0" w:type="dxa"/>
+              <w:left w:w="0.0" w:type="dxa"/>
+              <w:bottom w:w="240.0" w:type="dxa"/>
+              <w:right w:w="180.0" w:type="dxa"/>
+            </w:tcMar>
+            <w:vAlign w:val="top"/>
+          </w:tcPr>
+          <w:p>
+            <w:pPr>
+              <w:pBdr>
+                <w:top w:space="0" w:sz="0" w:val="nil"/>
+                <w:left w:space="0" w:sz="0" w:val="nil"/>
+                <w:bottom w:space="0" w:sz="0" w:val="nil"/>
+                <w:right w:space="0" w:sz="0" w:val="nil"/>
+                <w:between w:space="0" w:sz="0" w:val="nil"/>
+              </w:pBdr>
+              <w:shd w:fill="auto" w:val="clear"/>
+              <w:spacing w:after="240" w:before="240" w:line="275.9999942779541" w:lineRule="auto"/>
+              <w:rPr>
+                <w:rFonts w:ascii="Google Sans" w:cs="Google Sans" w:eastAsia="Google Sans" w:hAnsi="Google Sans"/>
+                <w:color w:val="1f1f1f"/>
+              </w:rPr>
+            </w:pPr>
+            <w:r>
+              <w:rPr>
+                <w:rFonts w:ascii="Google Sans" w:cs="Google Sans" w:eastAsia="Google Sans" w:hAnsi="Google Sans"/>
+                <w:color w:val="1f1f1f"/>
+                <w:rtl w:val="0"/>
+              </w:rPr>
+              <w:t xml:space="preserve">PocketMoneySettings.tsx</w:t>
+            </w:r>
+          </w:p>
+        </w:tc>
+        <w:tc>
+          <w:tcPr>
+            <w:tcBorders>
+              <w:top w:color="000000" w:space="0" w:sz="6" w:val="single"/>
+              <w:left w:color="000000" w:space="0" w:sz="6" w:val="single"/>
+              <w:bottom w:color="000000" w:space="0" w:sz="6" w:val="single"/>
+              <w:right w:color="000000" w:space="0" w:sz="6" w:val="single"/>
+            </w:tcBorders>
+            <w:shd w:fill="auto" w:val="clear"/>
+            <w:tcMar>
+              <w:top w:w="240.0" w:type="dxa"/>
+              <w:left w:w="0.0" w:type="dxa"/>
+              <w:bottom w:w="240.0" w:type="dxa"/>
+              <w:right w:w="0.0" w:type="dxa"/>
+            </w:tcMar>
+            <w:vAlign w:val="top"/>
+          </w:tcPr>
+          <w:p>
+            <w:pPr>
+              <w:pBdr>
+                <w:top w:space="0" w:sz="0" w:val="nil"/>
+                <w:left w:space="0" w:sz="0" w:val="nil"/>
+                <w:bottom w:space="0" w:sz="0" w:val="nil"/>
+                <w:right w:space="0" w:sz="0" w:val="nil"/>
+                <w:between w:space="0" w:sz="0" w:val="nil"/>
+              </w:pBdr>
+              <w:shd w:fill="auto" w:val="clear"/>
+              <w:spacing w:after="240" w:before="240" w:line="275.9999942779541" w:lineRule="auto"/>
+              <w:rPr>
+                <w:rFonts w:ascii="Google Sans" w:cs="Google Sans" w:eastAsia="Google Sans" w:hAnsi="Google Sans"/>
+                <w:color w:val="1f1f1f"/>
+              </w:rPr>
+            </w:pPr>
+            <w:r>
+              <w:rPr>
+                <w:rFonts w:ascii="Google Sans" w:cs="Google Sans" w:eastAsia="Google Sans" w:hAnsi="Google Sans"/>
+                <w:color w:val="1f1f1f"/>
+                <w:rtl w:val="0"/>
+              </w:rPr>
+              <w:t xml:space="preserve">お小遣い還元率などの設定UI。</w:t>
+            </w:r>
+          </w:p>
+        </w:tc>
+      </w:tr>
+      <w:tr>
+        <w:trPr>
+          <w:cantSplit w:val="0"/>
+          <w:tblHeader w:val="0"/>
+        </w:trPr>
+        <w:tc>
+          <w:tcPr>
+            <w:tcBorders>
+              <w:top w:color="000000" w:space="0" w:sz="6" w:val="single"/>
+              <w:left w:color="000000" w:space="0" w:sz="6" w:val="single"/>
+              <w:bottom w:color="000000" w:space="0" w:sz="6" w:val="single"/>
+              <w:right w:color="000000" w:space="0" w:sz="6" w:val="single"/>
+            </w:tcBorders>
+            <w:shd w:fill="auto" w:val="clear"/>
+            <w:tcMar>
+              <w:top w:w="240.0" w:type="dxa"/>
+              <w:left w:w="0.0" w:type="dxa"/>
+              <w:bottom w:w="240.0" w:type="dxa"/>
+              <w:right w:w="180.0" w:type="dxa"/>
+            </w:tcMar>
+            <w:vAlign w:val="top"/>
+          </w:tcPr>
+          <w:p>
+            <w:pPr>
+              <w:pBdr>
+                <w:top w:space="0" w:sz="0" w:val="nil"/>
+                <w:left w:space="0" w:sz="0" w:val="nil"/>
+                <w:bottom w:space="0" w:sz="0" w:val="nil"/>
+                <w:right w:space="0" w:sz="0" w:val="nil"/>
+                <w:between w:space="0" w:sz="0" w:val="nil"/>
+              </w:pBdr>
+              <w:shd w:fill="auto" w:val="clear"/>
+              <w:spacing w:after="240" w:before="240" w:line="275.9999942779541" w:lineRule="auto"/>
+              <w:rPr>
+                <w:rFonts w:ascii="Google Sans" w:cs="Google Sans" w:eastAsia="Google Sans" w:hAnsi="Google Sans"/>
+                <w:color w:val="1f1f1f"/>
+              </w:rPr>
+            </w:pPr>
+            <w:r>
+              <w:rPr>
+                <w:rFonts w:ascii="Google Sans" w:cs="Google Sans" w:eastAsia="Google Sans" w:hAnsi="Google Sans"/>
+                <w:color w:val="1f1f1f"/>
+                <w:rtl w:val="0"/>
+              </w:rPr>
+              <w:t xml:space="preserve">InputHistoryManagerModal.tsx</w:t>
+            </w:r>
+          </w:p>
+        </w:tc>
+        <w:tc>
+          <w:tcPr>
+            <w:tcBorders>
+              <w:top w:color="000000" w:space="0" w:sz="6" w:val="single"/>
+              <w:left w:color="000000" w:space="0" w:sz="6" w:val="single"/>
+              <w:bottom w:color="000000" w:space="0" w:sz="6" w:val="single"/>
+              <w:right w:color="000000" w:space="0" w:sz="6" w:val="single"/>
+            </w:tcBorders>
+            <w:shd w:fill="auto" w:val="clear"/>
+            <w:tcMar>
+              <w:top w:w="240.0" w:type="dxa"/>
+              <w:left w:w="0.0" w:type="dxa"/>
+              <w:bottom w:w="240.0" w:type="dxa"/>
+              <w:right w:w="0.0" w:type="dxa"/>
+            </w:tcMar>
+            <w:vAlign w:val="top"/>
+          </w:tcPr>
+          <w:p>
+            <w:pPr>
+              <w:pBdr>
+                <w:top w:space="0" w:sz="0" w:val="nil"/>
+                <w:left w:space="0" w:sz="0" w:val="nil"/>
+                <w:bottom w:space="0" w:sz="0" w:val="nil"/>
+                <w:right w:space="0" w:sz="0" w:val="nil"/>
+                <w:between w:space="0" w:sz="0" w:val="nil"/>
+              </w:pBdr>
+              <w:shd w:fill="auto" w:val="clear"/>
+              <w:spacing w:after="240" w:before="240" w:line="275.9999942779541" w:lineRule="auto"/>
+              <w:rPr>
+                <w:rFonts w:ascii="Google Sans" w:cs="Google Sans" w:eastAsia="Google Sans" w:hAnsi="Google Sans"/>
+                <w:color w:val="1f1f1f"/>
+              </w:rPr>
+            </w:pPr>
+            <w:r>
+              <w:rPr>
+                <w:rFonts w:ascii="Google Sans" w:cs="Google Sans" w:eastAsia="Google Sans" w:hAnsi="Google Sans"/>
+                <w:color w:val="1f1f1f"/>
+                <w:rtl w:val="0"/>
+              </w:rPr>
+              <w:t xml:space="preserve">過去の入力履歴の編集・削除管理。</w:t>
+            </w:r>
+          </w:p>
+        </w:tc>
+      </w:tr>
+    </w:tbl>
     <w:p>
       <w:pPr>
+        <w:pStyle w:val="Heading4"/>
         <w:pBdr>
           <w:top w:space="0" w:sz="0" w:val="nil"/>
           <w:left w:space="0" w:sz="0" w:val="nil"/>
@@ -3761,7 +6491,7 @@
           <w:between w:space="0" w:sz="0" w:val="nil"/>
         </w:pBdr>
         <w:shd w:fill="auto" w:val="clear"/>
-        <w:spacing w:after="240" w:line="275.9999942779541" w:lineRule="auto"/>
+        <w:spacing w:after="120" w:before="480" w:line="275.9999942779541" w:lineRule="auto"/>
         <w:rPr>
           <w:rFonts w:ascii="Google Sans" w:cs="Google Sans" w:eastAsia="Google Sans" w:hAnsi="Google Sans"/>
           <w:color w:val="1f1f1f"/>
@@ -3773,11 +6503,1059 @@
           <w:color w:val="1f1f1f"/>
           <w:rtl w:val="0"/>
         </w:rPr>
-        <w:t xml:space="preserve">| MonthCalendar.tsx | 月間カレンダー。日別の支出有無などをドット等で表示。 |</w:t>
+        <w:t xml:space="preserve">庭・ガーデン (garden/)</w:t>
       </w:r>
     </w:p>
+    <w:tbl>
+      <w:tblPr>
+        <w:tblStyle w:val="Table9"/>
+        <w:tblW w:w="9360.0" w:type="dxa"/>
+        <w:jc w:val="left"/>
+        <w:tblBorders>
+          <w:top w:color="000000" w:space="0" w:sz="6" w:val="single"/>
+          <w:left w:color="000000" w:space="0" w:sz="6" w:val="single"/>
+          <w:bottom w:color="000000" w:space="0" w:sz="6" w:val="single"/>
+          <w:right w:color="000000" w:space="0" w:sz="6" w:val="single"/>
+          <w:insideH w:color="000000" w:space="0" w:sz="6" w:val="single"/>
+          <w:insideV w:color="000000" w:space="0" w:sz="6" w:val="single"/>
+        </w:tblBorders>
+        <w:tblLayout w:type="fixed"/>
+        <w:tblLook w:val="0600"/>
+      </w:tblPr>
+      <w:tblGrid>
+        <w:gridCol w:w="4680"/>
+        <w:gridCol w:w="4680"/>
+        <w:tblGridChange w:id="0">
+          <w:tblGrid>
+            <w:gridCol w:w="4680"/>
+            <w:gridCol w:w="4680"/>
+          </w:tblGrid>
+        </w:tblGridChange>
+      </w:tblGrid>
+      <w:tr>
+        <w:trPr>
+          <w:cantSplit w:val="0"/>
+          <w:tblHeader w:val="0"/>
+        </w:trPr>
+        <w:tc>
+          <w:tcPr>
+            <w:tcBorders>
+              <w:top w:color="000000" w:space="0" w:sz="6" w:val="single"/>
+              <w:left w:color="000000" w:space="0" w:sz="6" w:val="single"/>
+              <w:bottom w:color="000000" w:space="0" w:sz="6" w:val="single"/>
+              <w:right w:color="000000" w:space="0" w:sz="6" w:val="single"/>
+            </w:tcBorders>
+            <w:shd w:fill="auto" w:val="clear"/>
+            <w:tcMar>
+              <w:top w:w="240.0" w:type="dxa"/>
+              <w:left w:w="0.0" w:type="dxa"/>
+              <w:bottom w:w="240.0" w:type="dxa"/>
+              <w:right w:w="180.0" w:type="dxa"/>
+            </w:tcMar>
+            <w:vAlign w:val="top"/>
+          </w:tcPr>
+          <w:p>
+            <w:pPr>
+              <w:pBdr>
+                <w:top w:space="0" w:sz="0" w:val="nil"/>
+                <w:left w:space="0" w:sz="0" w:val="nil"/>
+                <w:bottom w:space="0" w:sz="0" w:val="nil"/>
+                <w:right w:space="0" w:sz="0" w:val="nil"/>
+                <w:between w:space="0" w:sz="0" w:val="nil"/>
+              </w:pBdr>
+              <w:shd w:fill="auto" w:val="clear"/>
+              <w:spacing w:after="240" w:before="240" w:line="275.9999942779541" w:lineRule="auto"/>
+              <w:rPr>
+                <w:rFonts w:ascii="Google Sans" w:cs="Google Sans" w:eastAsia="Google Sans" w:hAnsi="Google Sans"/>
+                <w:b w:val="1"/>
+                <w:bCs w:val="1"/>
+                <w:color w:val="1f1f1f"/>
+              </w:rPr>
+            </w:pPr>
+            <w:r>
+              <w:rPr>
+                <w:rFonts w:ascii="Google Sans" w:cs="Google Sans" w:eastAsia="Google Sans" w:hAnsi="Google Sans"/>
+                <w:b w:val="1"/>
+                <w:bCs w:val="1"/>
+                <w:color w:val="1f1f1f"/>
+                <w:rtl w:val="0"/>
+              </w:rPr>
+              <w:t xml:space="preserve">ファイルパス</w:t>
+            </w:r>
+          </w:p>
+        </w:tc>
+        <w:tc>
+          <w:tcPr>
+            <w:tcBorders>
+              <w:top w:color="000000" w:space="0" w:sz="6" w:val="single"/>
+              <w:left w:color="000000" w:space="0" w:sz="6" w:val="single"/>
+              <w:bottom w:color="000000" w:space="0" w:sz="6" w:val="single"/>
+              <w:right w:color="000000" w:space="0" w:sz="6" w:val="single"/>
+            </w:tcBorders>
+            <w:shd w:fill="auto" w:val="clear"/>
+            <w:tcMar>
+              <w:top w:w="240.0" w:type="dxa"/>
+              <w:left w:w="0.0" w:type="dxa"/>
+              <w:bottom w:w="240.0" w:type="dxa"/>
+              <w:right w:w="0.0" w:type="dxa"/>
+            </w:tcMar>
+            <w:vAlign w:val="top"/>
+          </w:tcPr>
+          <w:p>
+            <w:pPr>
+              <w:pBdr>
+                <w:top w:space="0" w:sz="0" w:val="nil"/>
+                <w:left w:space="0" w:sz="0" w:val="nil"/>
+                <w:bottom w:space="0" w:sz="0" w:val="nil"/>
+                <w:right w:space="0" w:sz="0" w:val="nil"/>
+                <w:between w:space="0" w:sz="0" w:val="nil"/>
+              </w:pBdr>
+              <w:shd w:fill="auto" w:val="clear"/>
+              <w:spacing w:after="240" w:before="240" w:line="275.9999942779541" w:lineRule="auto"/>
+              <w:rPr>
+                <w:rFonts w:ascii="Google Sans" w:cs="Google Sans" w:eastAsia="Google Sans" w:hAnsi="Google Sans"/>
+                <w:b w:val="1"/>
+                <w:bCs w:val="1"/>
+                <w:color w:val="1f1f1f"/>
+              </w:rPr>
+            </w:pPr>
+            <w:r>
+              <w:rPr>
+                <w:rFonts w:ascii="Google Sans" w:cs="Google Sans" w:eastAsia="Google Sans" w:hAnsi="Google Sans"/>
+                <w:b w:val="1"/>
+                <w:bCs w:val="1"/>
+                <w:color w:val="1f1f1f"/>
+                <w:rtl w:val="0"/>
+              </w:rPr>
+              <w:t xml:space="preserve">AI向け責務・制約（コーディング時の前提知識）</w:t>
+            </w:r>
+          </w:p>
+        </w:tc>
+      </w:tr>
+      <w:tr>
+        <w:trPr>
+          <w:cantSplit w:val="0"/>
+          <w:tblHeader w:val="0"/>
+        </w:trPr>
+        <w:tc>
+          <w:tcPr>
+            <w:tcBorders>
+              <w:top w:color="000000" w:space="0" w:sz="6" w:val="single"/>
+              <w:left w:color="000000" w:space="0" w:sz="6" w:val="single"/>
+              <w:bottom w:color="000000" w:space="0" w:sz="6" w:val="single"/>
+              <w:right w:color="000000" w:space="0" w:sz="6" w:val="single"/>
+            </w:tcBorders>
+            <w:shd w:fill="auto" w:val="clear"/>
+            <w:tcMar>
+              <w:top w:w="240.0" w:type="dxa"/>
+              <w:left w:w="0.0" w:type="dxa"/>
+              <w:bottom w:w="240.0" w:type="dxa"/>
+              <w:right w:w="180.0" w:type="dxa"/>
+            </w:tcMar>
+            <w:vAlign w:val="top"/>
+          </w:tcPr>
+          <w:p>
+            <w:pPr>
+              <w:pBdr>
+                <w:top w:space="0" w:sz="0" w:val="nil"/>
+                <w:left w:space="0" w:sz="0" w:val="nil"/>
+                <w:bottom w:space="0" w:sz="0" w:val="nil"/>
+                <w:right w:space="0" w:sz="0" w:val="nil"/>
+                <w:between w:space="0" w:sz="0" w:val="nil"/>
+              </w:pBdr>
+              <w:shd w:fill="auto" w:val="clear"/>
+              <w:spacing w:after="240" w:before="240" w:line="275.9999942779541" w:lineRule="auto"/>
+              <w:rPr>
+                <w:rFonts w:ascii="Google Sans" w:cs="Google Sans" w:eastAsia="Google Sans" w:hAnsi="Google Sans"/>
+                <w:color w:val="1f1f1f"/>
+              </w:rPr>
+            </w:pPr>
+            <w:r>
+              <w:rPr>
+                <w:rFonts w:ascii="Google Sans" w:cs="Google Sans" w:eastAsia="Google Sans" w:hAnsi="Google Sans"/>
+                <w:color w:val="1f1f1f"/>
+                <w:rtl w:val="0"/>
+              </w:rPr>
+              <w:t xml:space="preserve">IsometricGardenCanvas.tsx</w:t>
+            </w:r>
+          </w:p>
+        </w:tc>
+        <w:tc>
+          <w:tcPr>
+            <w:tcBorders>
+              <w:top w:color="000000" w:space="0" w:sz="6" w:val="single"/>
+              <w:left w:color="000000" w:space="0" w:sz="6" w:val="single"/>
+              <w:bottom w:color="000000" w:space="0" w:sz="6" w:val="single"/>
+              <w:right w:color="000000" w:space="0" w:sz="6" w:val="single"/>
+            </w:tcBorders>
+            <w:shd w:fill="auto" w:val="clear"/>
+            <w:tcMar>
+              <w:top w:w="240.0" w:type="dxa"/>
+              <w:left w:w="0.0" w:type="dxa"/>
+              <w:bottom w:w="240.0" w:type="dxa"/>
+              <w:right w:w="0.0" w:type="dxa"/>
+            </w:tcMar>
+            <w:vAlign w:val="top"/>
+          </w:tcPr>
+          <w:p>
+            <w:pPr>
+              <w:pBdr>
+                <w:top w:space="0" w:sz="0" w:val="nil"/>
+                <w:left w:space="0" w:sz="0" w:val="nil"/>
+                <w:bottom w:space="0" w:sz="0" w:val="nil"/>
+                <w:right w:space="0" w:sz="0" w:val="nil"/>
+                <w:between w:space="0" w:sz="0" w:val="nil"/>
+              </w:pBdr>
+              <w:shd w:fill="auto" w:val="clear"/>
+              <w:spacing w:after="240" w:before="240" w:line="275.9999942779541" w:lineRule="auto"/>
+              <w:rPr>
+                <w:rFonts w:ascii="Google Sans" w:cs="Google Sans" w:eastAsia="Google Sans" w:hAnsi="Google Sans"/>
+                <w:color w:val="1f1f1f"/>
+              </w:rPr>
+            </w:pPr>
+            <w:r>
+              <w:rPr>
+                <w:rFonts w:ascii="Google Sans" w:cs="Google Sans" w:eastAsia="Google Sans" w:hAnsi="Google Sans"/>
+                <w:color w:val="1f1f1f"/>
+                <w:rtl w:val="0"/>
+              </w:rPr>
+              <w:t xml:space="preserve">庭のベースとなるアイソメトリック（等角投影）キャンバス。描画のコア。</w:t>
+            </w:r>
+          </w:p>
+        </w:tc>
+      </w:tr>
+      <w:tr>
+        <w:trPr>
+          <w:cantSplit w:val="0"/>
+          <w:tblHeader w:val="0"/>
+        </w:trPr>
+        <w:tc>
+          <w:tcPr>
+            <w:tcBorders>
+              <w:top w:color="000000" w:space="0" w:sz="6" w:val="single"/>
+              <w:left w:color="000000" w:space="0" w:sz="6" w:val="single"/>
+              <w:bottom w:color="000000" w:space="0" w:sz="6" w:val="single"/>
+              <w:right w:color="000000" w:space="0" w:sz="6" w:val="single"/>
+            </w:tcBorders>
+            <w:shd w:fill="auto" w:val="clear"/>
+            <w:tcMar>
+              <w:top w:w="240.0" w:type="dxa"/>
+              <w:left w:w="0.0" w:type="dxa"/>
+              <w:bottom w:w="240.0" w:type="dxa"/>
+              <w:right w:w="180.0" w:type="dxa"/>
+            </w:tcMar>
+            <w:vAlign w:val="top"/>
+          </w:tcPr>
+          <w:p>
+            <w:pPr>
+              <w:pBdr>
+                <w:top w:space="0" w:sz="0" w:val="nil"/>
+                <w:left w:space="0" w:sz="0" w:val="nil"/>
+                <w:bottom w:space="0" w:sz="0" w:val="nil"/>
+                <w:right w:space="0" w:sz="0" w:val="nil"/>
+                <w:between w:space="0" w:sz="0" w:val="nil"/>
+              </w:pBdr>
+              <w:shd w:fill="auto" w:val="clear"/>
+              <w:spacing w:after="240" w:before="240" w:line="275.9999942779541" w:lineRule="auto"/>
+              <w:rPr>
+                <w:rFonts w:ascii="Google Sans" w:cs="Google Sans" w:eastAsia="Google Sans" w:hAnsi="Google Sans"/>
+                <w:color w:val="1f1f1f"/>
+              </w:rPr>
+            </w:pPr>
+            <w:r>
+              <w:rPr>
+                <w:rFonts w:ascii="Google Sans" w:cs="Google Sans" w:eastAsia="Google Sans" w:hAnsi="Google Sans"/>
+                <w:color w:val="1f1f1f"/>
+                <w:rtl w:val="0"/>
+              </w:rPr>
+              <w:t xml:space="preserve">GardenBuilderTest.tsx</w:t>
+            </w:r>
+          </w:p>
+        </w:tc>
+        <w:tc>
+          <w:tcPr>
+            <w:tcBorders>
+              <w:top w:color="000000" w:space="0" w:sz="6" w:val="single"/>
+              <w:left w:color="000000" w:space="0" w:sz="6" w:val="single"/>
+              <w:bottom w:color="000000" w:space="0" w:sz="6" w:val="single"/>
+              <w:right w:color="000000" w:space="0" w:sz="6" w:val="single"/>
+            </w:tcBorders>
+            <w:shd w:fill="auto" w:val="clear"/>
+            <w:tcMar>
+              <w:top w:w="240.0" w:type="dxa"/>
+              <w:left w:w="0.0" w:type="dxa"/>
+              <w:bottom w:w="240.0" w:type="dxa"/>
+              <w:right w:w="0.0" w:type="dxa"/>
+            </w:tcMar>
+            <w:vAlign w:val="top"/>
+          </w:tcPr>
+          <w:p>
+            <w:pPr>
+              <w:pBdr>
+                <w:top w:space="0" w:sz="0" w:val="nil"/>
+                <w:left w:space="0" w:sz="0" w:val="nil"/>
+                <w:bottom w:space="0" w:sz="0" w:val="nil"/>
+                <w:right w:space="0" w:sz="0" w:val="nil"/>
+                <w:between w:space="0" w:sz="0" w:val="nil"/>
+              </w:pBdr>
+              <w:shd w:fill="auto" w:val="clear"/>
+              <w:spacing w:after="240" w:before="240" w:line="275.9999942779541" w:lineRule="auto"/>
+              <w:rPr>
+                <w:rFonts w:ascii="Google Sans" w:cs="Google Sans" w:eastAsia="Google Sans" w:hAnsi="Google Sans"/>
+                <w:color w:val="1f1f1f"/>
+              </w:rPr>
+            </w:pPr>
+            <w:r>
+              <w:rPr>
+                <w:rFonts w:ascii="Google Sans" w:cs="Google Sans" w:eastAsia="Google Sans" w:hAnsi="Google Sans"/>
+                <w:color w:val="1f1f1f"/>
+                <w:rtl w:val="0"/>
+              </w:rPr>
+              <w:t xml:space="preserve">配置テスト用のデバッグ/ビルダ画面。</w:t>
+            </w:r>
+          </w:p>
+        </w:tc>
+      </w:tr>
+      <w:tr>
+        <w:trPr>
+          <w:cantSplit w:val="0"/>
+          <w:tblHeader w:val="0"/>
+        </w:trPr>
+        <w:tc>
+          <w:tcPr>
+            <w:tcBorders>
+              <w:top w:color="000000" w:space="0" w:sz="6" w:val="single"/>
+              <w:left w:color="000000" w:space="0" w:sz="6" w:val="single"/>
+              <w:bottom w:color="000000" w:space="0" w:sz="6" w:val="single"/>
+              <w:right w:color="000000" w:space="0" w:sz="6" w:val="single"/>
+            </w:tcBorders>
+            <w:shd w:fill="auto" w:val="clear"/>
+            <w:tcMar>
+              <w:top w:w="240.0" w:type="dxa"/>
+              <w:left w:w="0.0" w:type="dxa"/>
+              <w:bottom w:w="240.0" w:type="dxa"/>
+              <w:right w:w="180.0" w:type="dxa"/>
+            </w:tcMar>
+            <w:vAlign w:val="top"/>
+          </w:tcPr>
+          <w:p>
+            <w:pPr>
+              <w:pBdr>
+                <w:top w:space="0" w:sz="0" w:val="nil"/>
+                <w:left w:space="0" w:sz="0" w:val="nil"/>
+                <w:bottom w:space="0" w:sz="0" w:val="nil"/>
+                <w:right w:space="0" w:sz="0" w:val="nil"/>
+                <w:between w:space="0" w:sz="0" w:val="nil"/>
+              </w:pBdr>
+              <w:shd w:fill="auto" w:val="clear"/>
+              <w:spacing w:after="240" w:before="240" w:line="275.9999942779541" w:lineRule="auto"/>
+              <w:rPr>
+                <w:rFonts w:ascii="Google Sans" w:cs="Google Sans" w:eastAsia="Google Sans" w:hAnsi="Google Sans"/>
+                <w:color w:val="1f1f1f"/>
+              </w:rPr>
+            </w:pPr>
+            <w:r>
+              <w:rPr>
+                <w:rFonts w:ascii="Google Sans" w:cs="Google Sans" w:eastAsia="Google Sans" w:hAnsi="Google Sans"/>
+                <w:color w:val="1f1f1f"/>
+                <w:rtl w:val="0"/>
+              </w:rPr>
+              <w:t xml:space="preserve">GardenControllerOverlay.tsx</w:t>
+            </w:r>
+          </w:p>
+        </w:tc>
+        <w:tc>
+          <w:tcPr>
+            <w:tcBorders>
+              <w:top w:color="000000" w:space="0" w:sz="6" w:val="single"/>
+              <w:left w:color="000000" w:space="0" w:sz="6" w:val="single"/>
+              <w:bottom w:color="000000" w:space="0" w:sz="6" w:val="single"/>
+              <w:right w:color="000000" w:space="0" w:sz="6" w:val="single"/>
+            </w:tcBorders>
+            <w:shd w:fill="auto" w:val="clear"/>
+            <w:tcMar>
+              <w:top w:w="240.0" w:type="dxa"/>
+              <w:left w:w="0.0" w:type="dxa"/>
+              <w:bottom w:w="240.0" w:type="dxa"/>
+              <w:right w:w="0.0" w:type="dxa"/>
+            </w:tcMar>
+            <w:vAlign w:val="top"/>
+          </w:tcPr>
+          <w:p>
+            <w:pPr>
+              <w:pBdr>
+                <w:top w:space="0" w:sz="0" w:val="nil"/>
+                <w:left w:space="0" w:sz="0" w:val="nil"/>
+                <w:bottom w:space="0" w:sz="0" w:val="nil"/>
+                <w:right w:space="0" w:sz="0" w:val="nil"/>
+                <w:between w:space="0" w:sz="0" w:val="nil"/>
+              </w:pBdr>
+              <w:shd w:fill="auto" w:val="clear"/>
+              <w:spacing w:after="240" w:before="240" w:line="275.9999942779541" w:lineRule="auto"/>
+              <w:rPr>
+                <w:rFonts w:ascii="Google Sans" w:cs="Google Sans" w:eastAsia="Google Sans" w:hAnsi="Google Sans"/>
+                <w:color w:val="1f1f1f"/>
+              </w:rPr>
+            </w:pPr>
+            <w:r>
+              <w:rPr>
+                <w:rFonts w:ascii="Google Sans" w:cs="Google Sans" w:eastAsia="Google Sans" w:hAnsi="Google Sans"/>
+                <w:color w:val="1f1f1f"/>
+                <w:rtl w:val="0"/>
+              </w:rPr>
+              <w:t xml:space="preserve">庭画面上にオーバーレイするUI（ショップを開く、リセット等）。</w:t>
+            </w:r>
+          </w:p>
+        </w:tc>
+      </w:tr>
+      <w:tr>
+        <w:trPr>
+          <w:cantSplit w:val="0"/>
+          <w:tblHeader w:val="0"/>
+        </w:trPr>
+        <w:tc>
+          <w:tcPr>
+            <w:tcBorders>
+              <w:top w:color="000000" w:space="0" w:sz="6" w:val="single"/>
+              <w:left w:color="000000" w:space="0" w:sz="6" w:val="single"/>
+              <w:bottom w:color="000000" w:space="0" w:sz="6" w:val="single"/>
+              <w:right w:color="000000" w:space="0" w:sz="6" w:val="single"/>
+            </w:tcBorders>
+            <w:shd w:fill="auto" w:val="clear"/>
+            <w:tcMar>
+              <w:top w:w="240.0" w:type="dxa"/>
+              <w:left w:w="0.0" w:type="dxa"/>
+              <w:bottom w:w="240.0" w:type="dxa"/>
+              <w:right w:w="180.0" w:type="dxa"/>
+            </w:tcMar>
+            <w:vAlign w:val="top"/>
+          </w:tcPr>
+          <w:p>
+            <w:pPr>
+              <w:pBdr>
+                <w:top w:space="0" w:sz="0" w:val="nil"/>
+                <w:left w:space="0" w:sz="0" w:val="nil"/>
+                <w:bottom w:space="0" w:sz="0" w:val="nil"/>
+                <w:right w:space="0" w:sz="0" w:val="nil"/>
+                <w:between w:space="0" w:sz="0" w:val="nil"/>
+              </w:pBdr>
+              <w:shd w:fill="auto" w:val="clear"/>
+              <w:spacing w:after="240" w:before="240" w:line="275.9999942779541" w:lineRule="auto"/>
+              <w:rPr>
+                <w:rFonts w:ascii="Google Sans" w:cs="Google Sans" w:eastAsia="Google Sans" w:hAnsi="Google Sans"/>
+                <w:color w:val="1f1f1f"/>
+              </w:rPr>
+            </w:pPr>
+            <w:r>
+              <w:rPr>
+                <w:rFonts w:ascii="Google Sans" w:cs="Google Sans" w:eastAsia="Google Sans" w:hAnsi="Google Sans"/>
+                <w:color w:val="1f1f1f"/>
+                <w:rtl w:val="0"/>
+              </w:rPr>
+              <w:t xml:space="preserve">GardenInventoryTray.tsx</w:t>
+            </w:r>
+          </w:p>
+        </w:tc>
+        <w:tc>
+          <w:tcPr>
+            <w:tcBorders>
+              <w:top w:color="000000" w:space="0" w:sz="6" w:val="single"/>
+              <w:left w:color="000000" w:space="0" w:sz="6" w:val="single"/>
+              <w:bottom w:color="000000" w:space="0" w:sz="6" w:val="single"/>
+              <w:right w:color="000000" w:space="0" w:sz="6" w:val="single"/>
+            </w:tcBorders>
+            <w:shd w:fill="auto" w:val="clear"/>
+            <w:tcMar>
+              <w:top w:w="240.0" w:type="dxa"/>
+              <w:left w:w="0.0" w:type="dxa"/>
+              <w:bottom w:w="240.0" w:type="dxa"/>
+              <w:right w:w="0.0" w:type="dxa"/>
+            </w:tcMar>
+            <w:vAlign w:val="top"/>
+          </w:tcPr>
+          <w:p>
+            <w:pPr>
+              <w:pBdr>
+                <w:top w:space="0" w:sz="0" w:val="nil"/>
+                <w:left w:space="0" w:sz="0" w:val="nil"/>
+                <w:bottom w:space="0" w:sz="0" w:val="nil"/>
+                <w:right w:space="0" w:sz="0" w:val="nil"/>
+                <w:between w:space="0" w:sz="0" w:val="nil"/>
+              </w:pBdr>
+              <w:shd w:fill="auto" w:val="clear"/>
+              <w:spacing w:after="240" w:before="240" w:line="275.9999942779541" w:lineRule="auto"/>
+              <w:rPr>
+                <w:rFonts w:ascii="Google Sans" w:cs="Google Sans" w:eastAsia="Google Sans" w:hAnsi="Google Sans"/>
+                <w:color w:val="1f1f1f"/>
+              </w:rPr>
+            </w:pPr>
+            <w:r>
+              <w:rPr>
+                <w:rFonts w:ascii="Google Sans" w:cs="Google Sans" w:eastAsia="Google Sans" w:hAnsi="Google Sans"/>
+                <w:color w:val="1f1f1f"/>
+                <w:rtl w:val="0"/>
+              </w:rPr>
+              <w:t xml:space="preserve">所持している（配置可能な）アイテムのトレイ。</w:t>
+            </w:r>
+          </w:p>
+        </w:tc>
+      </w:tr>
+      <w:tr>
+        <w:trPr>
+          <w:cantSplit w:val="0"/>
+          <w:tblHeader w:val="0"/>
+        </w:trPr>
+        <w:tc>
+          <w:tcPr>
+            <w:tcBorders>
+              <w:top w:color="000000" w:space="0" w:sz="6" w:val="single"/>
+              <w:left w:color="000000" w:space="0" w:sz="6" w:val="single"/>
+              <w:bottom w:color="000000" w:space="0" w:sz="6" w:val="single"/>
+              <w:right w:color="000000" w:space="0" w:sz="6" w:val="single"/>
+            </w:tcBorders>
+            <w:shd w:fill="auto" w:val="clear"/>
+            <w:tcMar>
+              <w:top w:w="240.0" w:type="dxa"/>
+              <w:left w:w="0.0" w:type="dxa"/>
+              <w:bottom w:w="240.0" w:type="dxa"/>
+              <w:right w:w="180.0" w:type="dxa"/>
+            </w:tcMar>
+            <w:vAlign w:val="top"/>
+          </w:tcPr>
+          <w:p>
+            <w:pPr>
+              <w:pBdr>
+                <w:top w:space="0" w:sz="0" w:val="nil"/>
+                <w:left w:space="0" w:sz="0" w:val="nil"/>
+                <w:bottom w:space="0" w:sz="0" w:val="nil"/>
+                <w:right w:space="0" w:sz="0" w:val="nil"/>
+                <w:between w:space="0" w:sz="0" w:val="nil"/>
+              </w:pBdr>
+              <w:shd w:fill="auto" w:val="clear"/>
+              <w:spacing w:after="240" w:before="240" w:line="275.9999942779541" w:lineRule="auto"/>
+              <w:rPr>
+                <w:rFonts w:ascii="Google Sans" w:cs="Google Sans" w:eastAsia="Google Sans" w:hAnsi="Google Sans"/>
+                <w:color w:val="1f1f1f"/>
+              </w:rPr>
+            </w:pPr>
+            <w:r>
+              <w:rPr>
+                <w:rFonts w:ascii="Google Sans" w:cs="Google Sans" w:eastAsia="Google Sans" w:hAnsi="Google Sans"/>
+                <w:color w:val="1f1f1f"/>
+                <w:rtl w:val="0"/>
+              </w:rPr>
+              <w:t xml:space="preserve">GardenShopModal.tsx</w:t>
+            </w:r>
+          </w:p>
+        </w:tc>
+        <w:tc>
+          <w:tcPr>
+            <w:tcBorders>
+              <w:top w:color="000000" w:space="0" w:sz="6" w:val="single"/>
+              <w:left w:color="000000" w:space="0" w:sz="6" w:val="single"/>
+              <w:bottom w:color="000000" w:space="0" w:sz="6" w:val="single"/>
+              <w:right w:color="000000" w:space="0" w:sz="6" w:val="single"/>
+            </w:tcBorders>
+            <w:shd w:fill="auto" w:val="clear"/>
+            <w:tcMar>
+              <w:top w:w="240.0" w:type="dxa"/>
+              <w:left w:w="0.0" w:type="dxa"/>
+              <w:bottom w:w="240.0" w:type="dxa"/>
+              <w:right w:w="0.0" w:type="dxa"/>
+            </w:tcMar>
+            <w:vAlign w:val="top"/>
+          </w:tcPr>
+          <w:p>
+            <w:pPr>
+              <w:pBdr>
+                <w:top w:space="0" w:sz="0" w:val="nil"/>
+                <w:left w:space="0" w:sz="0" w:val="nil"/>
+                <w:bottom w:space="0" w:sz="0" w:val="nil"/>
+                <w:right w:space="0" w:sz="0" w:val="nil"/>
+                <w:between w:space="0" w:sz="0" w:val="nil"/>
+              </w:pBdr>
+              <w:shd w:fill="auto" w:val="clear"/>
+              <w:spacing w:after="240" w:before="240" w:line="275.9999942779541" w:lineRule="auto"/>
+              <w:rPr>
+                <w:rFonts w:ascii="Google Sans" w:cs="Google Sans" w:eastAsia="Google Sans" w:hAnsi="Google Sans"/>
+                <w:color w:val="1f1f1f"/>
+              </w:rPr>
+            </w:pPr>
+            <w:r>
+              <w:rPr>
+                <w:rFonts w:ascii="Google Sans" w:cs="Google Sans" w:eastAsia="Google Sans" w:hAnsi="Google Sans"/>
+                <w:color w:val="1f1f1f"/>
+                <w:rtl w:val="0"/>
+              </w:rPr>
+              <w:t xml:space="preserve">へそくりを使ってアイテムを購入するショップ画面。</w:t>
+            </w:r>
+          </w:p>
+        </w:tc>
+      </w:tr>
+      <w:tr>
+        <w:trPr>
+          <w:cantSplit w:val="0"/>
+          <w:tblHeader w:val="0"/>
+        </w:trPr>
+        <w:tc>
+          <w:tcPr>
+            <w:tcBorders>
+              <w:top w:color="000000" w:space="0" w:sz="6" w:val="single"/>
+              <w:left w:color="000000" w:space="0" w:sz="6" w:val="single"/>
+              <w:bottom w:color="000000" w:space="0" w:sz="6" w:val="single"/>
+              <w:right w:color="000000" w:space="0" w:sz="6" w:val="single"/>
+            </w:tcBorders>
+            <w:shd w:fill="auto" w:val="clear"/>
+            <w:tcMar>
+              <w:top w:w="240.0" w:type="dxa"/>
+              <w:left w:w="0.0" w:type="dxa"/>
+              <w:bottom w:w="240.0" w:type="dxa"/>
+              <w:right w:w="180.0" w:type="dxa"/>
+            </w:tcMar>
+            <w:vAlign w:val="top"/>
+          </w:tcPr>
+          <w:p>
+            <w:pPr>
+              <w:pBdr>
+                <w:top w:space="0" w:sz="0" w:val="nil"/>
+                <w:left w:space="0" w:sz="0" w:val="nil"/>
+                <w:bottom w:space="0" w:sz="0" w:val="nil"/>
+                <w:right w:space="0" w:sz="0" w:val="nil"/>
+                <w:between w:space="0" w:sz="0" w:val="nil"/>
+              </w:pBdr>
+              <w:shd w:fill="auto" w:val="clear"/>
+              <w:spacing w:after="240" w:before="240" w:line="275.9999942779541" w:lineRule="auto"/>
+              <w:rPr>
+                <w:rFonts w:ascii="Google Sans" w:cs="Google Sans" w:eastAsia="Google Sans" w:hAnsi="Google Sans"/>
+                <w:color w:val="1f1f1f"/>
+              </w:rPr>
+            </w:pPr>
+            <w:r>
+              <w:rPr>
+                <w:rFonts w:ascii="Google Sans" w:cs="Google Sans" w:eastAsia="Google Sans" w:hAnsi="Google Sans"/>
+                <w:color w:val="1f1f1f"/>
+                <w:rtl w:val="0"/>
+              </w:rPr>
+              <w:t xml:space="preserve">GardenMapResetButton.tsx</w:t>
+            </w:r>
+          </w:p>
+        </w:tc>
+        <w:tc>
+          <w:tcPr>
+            <w:tcBorders>
+              <w:top w:color="000000" w:space="0" w:sz="6" w:val="single"/>
+              <w:left w:color="000000" w:space="0" w:sz="6" w:val="single"/>
+              <w:bottom w:color="000000" w:space="0" w:sz="6" w:val="single"/>
+              <w:right w:color="000000" w:space="0" w:sz="6" w:val="single"/>
+            </w:tcBorders>
+            <w:shd w:fill="auto" w:val="clear"/>
+            <w:tcMar>
+              <w:top w:w="240.0" w:type="dxa"/>
+              <w:left w:w="0.0" w:type="dxa"/>
+              <w:bottom w:w="240.0" w:type="dxa"/>
+              <w:right w:w="0.0" w:type="dxa"/>
+            </w:tcMar>
+            <w:vAlign w:val="top"/>
+          </w:tcPr>
+          <w:p>
+            <w:pPr>
+              <w:pBdr>
+                <w:top w:space="0" w:sz="0" w:val="nil"/>
+                <w:left w:space="0" w:sz="0" w:val="nil"/>
+                <w:bottom w:space="0" w:sz="0" w:val="nil"/>
+                <w:right w:space="0" w:sz="0" w:val="nil"/>
+                <w:between w:space="0" w:sz="0" w:val="nil"/>
+              </w:pBdr>
+              <w:shd w:fill="auto" w:val="clear"/>
+              <w:spacing w:after="240" w:before="240" w:line="275.9999942779541" w:lineRule="auto"/>
+              <w:rPr>
+                <w:rFonts w:ascii="Google Sans" w:cs="Google Sans" w:eastAsia="Google Sans" w:hAnsi="Google Sans"/>
+                <w:color w:val="1f1f1f"/>
+              </w:rPr>
+            </w:pPr>
+            <w:r>
+              <w:rPr>
+                <w:rFonts w:ascii="Google Sans" w:cs="Google Sans" w:eastAsia="Google Sans" w:hAnsi="Google Sans"/>
+                <w:color w:val="1f1f1f"/>
+                <w:rtl w:val="0"/>
+              </w:rPr>
+              <w:t xml:space="preserve">庭の配置を初期化するボタン。</w:t>
+            </w:r>
+          </w:p>
+        </w:tc>
+      </w:tr>
+      <w:tr>
+        <w:trPr>
+          <w:cantSplit w:val="0"/>
+          <w:tblHeader w:val="0"/>
+        </w:trPr>
+        <w:tc>
+          <w:tcPr>
+            <w:tcBorders>
+              <w:top w:color="000000" w:space="0" w:sz="6" w:val="single"/>
+              <w:left w:color="000000" w:space="0" w:sz="6" w:val="single"/>
+              <w:bottom w:color="000000" w:space="0" w:sz="6" w:val="single"/>
+              <w:right w:color="000000" w:space="0" w:sz="6" w:val="single"/>
+            </w:tcBorders>
+            <w:shd w:fill="auto" w:val="clear"/>
+            <w:tcMar>
+              <w:top w:w="240.0" w:type="dxa"/>
+              <w:left w:w="0.0" w:type="dxa"/>
+              <w:bottom w:w="240.0" w:type="dxa"/>
+              <w:right w:w="180.0" w:type="dxa"/>
+            </w:tcMar>
+            <w:vAlign w:val="top"/>
+          </w:tcPr>
+          <w:p>
+            <w:pPr>
+              <w:pBdr>
+                <w:top w:space="0" w:sz="0" w:val="nil"/>
+                <w:left w:space="0" w:sz="0" w:val="nil"/>
+                <w:bottom w:space="0" w:sz="0" w:val="nil"/>
+                <w:right w:space="0" w:sz="0" w:val="nil"/>
+                <w:between w:space="0" w:sz="0" w:val="nil"/>
+              </w:pBdr>
+              <w:shd w:fill="auto" w:val="clear"/>
+              <w:spacing w:after="240" w:before="240" w:line="275.9999942779541" w:lineRule="auto"/>
+              <w:rPr>
+                <w:rFonts w:ascii="Google Sans" w:cs="Google Sans" w:eastAsia="Google Sans" w:hAnsi="Google Sans"/>
+                <w:color w:val="1f1f1f"/>
+              </w:rPr>
+            </w:pPr>
+            <w:r>
+              <w:rPr>
+                <w:rFonts w:ascii="Google Sans" w:cs="Google Sans" w:eastAsia="Google Sans" w:hAnsi="Google Sans"/>
+                <w:color w:val="1f1f1f"/>
+                <w:rtl w:val="0"/>
+              </w:rPr>
+              <w:t xml:space="preserve">DraggableGardenItem.tsx</w:t>
+            </w:r>
+          </w:p>
+        </w:tc>
+        <w:tc>
+          <w:tcPr>
+            <w:tcBorders>
+              <w:top w:color="000000" w:space="0" w:sz="6" w:val="single"/>
+              <w:left w:color="000000" w:space="0" w:sz="6" w:val="single"/>
+              <w:bottom w:color="000000" w:space="0" w:sz="6" w:val="single"/>
+              <w:right w:color="000000" w:space="0" w:sz="6" w:val="single"/>
+            </w:tcBorders>
+            <w:shd w:fill="auto" w:val="clear"/>
+            <w:tcMar>
+              <w:top w:w="240.0" w:type="dxa"/>
+              <w:left w:w="0.0" w:type="dxa"/>
+              <w:bottom w:w="240.0" w:type="dxa"/>
+              <w:right w:w="0.0" w:type="dxa"/>
+            </w:tcMar>
+            <w:vAlign w:val="top"/>
+          </w:tcPr>
+          <w:p>
+            <w:pPr>
+              <w:pBdr>
+                <w:top w:space="0" w:sz="0" w:val="nil"/>
+                <w:left w:space="0" w:sz="0" w:val="nil"/>
+                <w:bottom w:space="0" w:sz="0" w:val="nil"/>
+                <w:right w:space="0" w:sz="0" w:val="nil"/>
+                <w:between w:space="0" w:sz="0" w:val="nil"/>
+              </w:pBdr>
+              <w:shd w:fill="auto" w:val="clear"/>
+              <w:spacing w:after="240" w:before="240" w:line="275.9999942779541" w:lineRule="auto"/>
+              <w:rPr>
+                <w:rFonts w:ascii="Google Sans" w:cs="Google Sans" w:eastAsia="Google Sans" w:hAnsi="Google Sans"/>
+                <w:color w:val="1f1f1f"/>
+              </w:rPr>
+            </w:pPr>
+            <w:r>
+              <w:rPr>
+                <w:rFonts w:ascii="Google Sans" w:cs="Google Sans" w:eastAsia="Google Sans" w:hAnsi="Google Sans"/>
+                <w:color w:val="1f1f1f"/>
+                <w:rtl w:val="0"/>
+              </w:rPr>
+              <w:t xml:space="preserve">ドラッグ＆ドロップで配置・移動可能なアイテムのラッパーコンポーネント。</w:t>
+            </w:r>
+          </w:p>
+        </w:tc>
+      </w:tr>
+      <w:tr>
+        <w:trPr>
+          <w:cantSplit w:val="0"/>
+          <w:tblHeader w:val="0"/>
+        </w:trPr>
+        <w:tc>
+          <w:tcPr>
+            <w:tcBorders>
+              <w:top w:color="000000" w:space="0" w:sz="6" w:val="single"/>
+              <w:left w:color="000000" w:space="0" w:sz="6" w:val="single"/>
+              <w:bottom w:color="000000" w:space="0" w:sz="6" w:val="single"/>
+              <w:right w:color="000000" w:space="0" w:sz="6" w:val="single"/>
+            </w:tcBorders>
+            <w:shd w:fill="auto" w:val="clear"/>
+            <w:tcMar>
+              <w:top w:w="240.0" w:type="dxa"/>
+              <w:left w:w="0.0" w:type="dxa"/>
+              <w:bottom w:w="240.0" w:type="dxa"/>
+              <w:right w:w="180.0" w:type="dxa"/>
+            </w:tcMar>
+            <w:vAlign w:val="top"/>
+          </w:tcPr>
+          <w:p>
+            <w:pPr>
+              <w:pBdr>
+                <w:top w:space="0" w:sz="0" w:val="nil"/>
+                <w:left w:space="0" w:sz="0" w:val="nil"/>
+                <w:bottom w:space="0" w:sz="0" w:val="nil"/>
+                <w:right w:space="0" w:sz="0" w:val="nil"/>
+                <w:between w:space="0" w:sz="0" w:val="nil"/>
+              </w:pBdr>
+              <w:shd w:fill="auto" w:val="clear"/>
+              <w:spacing w:after="240" w:before="240" w:line="275.9999942779541" w:lineRule="auto"/>
+              <w:rPr>
+                <w:rFonts w:ascii="Google Sans" w:cs="Google Sans" w:eastAsia="Google Sans" w:hAnsi="Google Sans"/>
+                <w:color w:val="1f1f1f"/>
+              </w:rPr>
+            </w:pPr>
+            <w:r>
+              <w:rPr>
+                <w:rFonts w:ascii="Google Sans" w:cs="Google Sans" w:eastAsia="Google Sans" w:hAnsi="Google Sans"/>
+                <w:color w:val="1f1f1f"/>
+                <w:rtl w:val="0"/>
+              </w:rPr>
+              <w:t xml:space="preserve">InteractiveGardenItem.tsx</w:t>
+            </w:r>
+          </w:p>
+        </w:tc>
+        <w:tc>
+          <w:tcPr>
+            <w:tcBorders>
+              <w:top w:color="000000" w:space="0" w:sz="6" w:val="single"/>
+              <w:left w:color="000000" w:space="0" w:sz="6" w:val="single"/>
+              <w:bottom w:color="000000" w:space="0" w:sz="6" w:val="single"/>
+              <w:right w:color="000000" w:space="0" w:sz="6" w:val="single"/>
+            </w:tcBorders>
+            <w:shd w:fill="auto" w:val="clear"/>
+            <w:tcMar>
+              <w:top w:w="240.0" w:type="dxa"/>
+              <w:left w:w="0.0" w:type="dxa"/>
+              <w:bottom w:w="240.0" w:type="dxa"/>
+              <w:right w:w="0.0" w:type="dxa"/>
+            </w:tcMar>
+            <w:vAlign w:val="top"/>
+          </w:tcPr>
+          <w:p>
+            <w:pPr>
+              <w:pBdr>
+                <w:top w:space="0" w:sz="0" w:val="nil"/>
+                <w:left w:space="0" w:sz="0" w:val="nil"/>
+                <w:bottom w:space="0" w:sz="0" w:val="nil"/>
+                <w:right w:space="0" w:sz="0" w:val="nil"/>
+                <w:between w:space="0" w:sz="0" w:val="nil"/>
+              </w:pBdr>
+              <w:shd w:fill="auto" w:val="clear"/>
+              <w:spacing w:after="240" w:before="240" w:line="275.9999942779541" w:lineRule="auto"/>
+              <w:rPr>
+                <w:rFonts w:ascii="Google Sans" w:cs="Google Sans" w:eastAsia="Google Sans" w:hAnsi="Google Sans"/>
+                <w:color w:val="1f1f1f"/>
+              </w:rPr>
+            </w:pPr>
+            <w:r>
+              <w:rPr>
+                <w:rFonts w:ascii="Google Sans" w:cs="Google Sans" w:eastAsia="Google Sans" w:hAnsi="Google Sans"/>
+                <w:color w:val="1f1f1f"/>
+                <w:rtl w:val="0"/>
+              </w:rPr>
+              <w:t xml:space="preserve">タップ等のインタラクション（アニメーションなど）を持つアイテム。</w:t>
+            </w:r>
+          </w:p>
+        </w:tc>
+      </w:tr>
+      <w:tr>
+        <w:trPr>
+          <w:cantSplit w:val="0"/>
+          <w:tblHeader w:val="0"/>
+        </w:trPr>
+        <w:tc>
+          <w:tcPr>
+            <w:tcBorders>
+              <w:top w:color="000000" w:space="0" w:sz="6" w:val="single"/>
+              <w:left w:color="000000" w:space="0" w:sz="6" w:val="single"/>
+              <w:bottom w:color="000000" w:space="0" w:sz="6" w:val="single"/>
+              <w:right w:color="000000" w:space="0" w:sz="6" w:val="single"/>
+            </w:tcBorders>
+            <w:shd w:fill="auto" w:val="clear"/>
+            <w:tcMar>
+              <w:top w:w="240.0" w:type="dxa"/>
+              <w:left w:w="0.0" w:type="dxa"/>
+              <w:bottom w:w="240.0" w:type="dxa"/>
+              <w:right w:w="180.0" w:type="dxa"/>
+            </w:tcMar>
+            <w:vAlign w:val="top"/>
+          </w:tcPr>
+          <w:p>
+            <w:pPr>
+              <w:pBdr>
+                <w:top w:space="0" w:sz="0" w:val="nil"/>
+                <w:left w:space="0" w:sz="0" w:val="nil"/>
+                <w:bottom w:space="0" w:sz="0" w:val="nil"/>
+                <w:right w:space="0" w:sz="0" w:val="nil"/>
+                <w:between w:space="0" w:sz="0" w:val="nil"/>
+              </w:pBdr>
+              <w:shd w:fill="auto" w:val="clear"/>
+              <w:spacing w:after="240" w:before="240" w:line="275.9999942779541" w:lineRule="auto"/>
+              <w:rPr>
+                <w:rFonts w:ascii="Google Sans" w:cs="Google Sans" w:eastAsia="Google Sans" w:hAnsi="Google Sans"/>
+                <w:color w:val="1f1f1f"/>
+              </w:rPr>
+            </w:pPr>
+            <w:r>
+              <w:rPr>
+                <w:rFonts w:ascii="Google Sans" w:cs="Google Sans" w:eastAsia="Google Sans" w:hAnsi="Google Sans"/>
+                <w:color w:val="1f1f1f"/>
+                <w:rtl w:val="0"/>
+              </w:rPr>
+              <w:t xml:space="preserve">GardenWisdomTreeItem.tsx</w:t>
+            </w:r>
+          </w:p>
+        </w:tc>
+        <w:tc>
+          <w:tcPr>
+            <w:tcBorders>
+              <w:top w:color="000000" w:space="0" w:sz="6" w:val="single"/>
+              <w:left w:color="000000" w:space="0" w:sz="6" w:val="single"/>
+              <w:bottom w:color="000000" w:space="0" w:sz="6" w:val="single"/>
+              <w:right w:color="000000" w:space="0" w:sz="6" w:val="single"/>
+            </w:tcBorders>
+            <w:shd w:fill="auto" w:val="clear"/>
+            <w:tcMar>
+              <w:top w:w="240.0" w:type="dxa"/>
+              <w:left w:w="0.0" w:type="dxa"/>
+              <w:bottom w:w="240.0" w:type="dxa"/>
+              <w:right w:w="0.0" w:type="dxa"/>
+            </w:tcMar>
+            <w:vAlign w:val="top"/>
+          </w:tcPr>
+          <w:p>
+            <w:pPr>
+              <w:pBdr>
+                <w:top w:space="0" w:sz="0" w:val="nil"/>
+                <w:left w:space="0" w:sz="0" w:val="nil"/>
+                <w:bottom w:space="0" w:sz="0" w:val="nil"/>
+                <w:right w:space="0" w:sz="0" w:val="nil"/>
+                <w:between w:space="0" w:sz="0" w:val="nil"/>
+              </w:pBdr>
+              <w:shd w:fill="auto" w:val="clear"/>
+              <w:spacing w:after="240" w:before="240" w:line="275.9999942779541" w:lineRule="auto"/>
+              <w:rPr>
+                <w:rFonts w:ascii="Google Sans" w:cs="Google Sans" w:eastAsia="Google Sans" w:hAnsi="Google Sans"/>
+                <w:color w:val="1f1f1f"/>
+              </w:rPr>
+            </w:pPr>
+            <w:r>
+              <w:rPr>
+                <w:rFonts w:ascii="Google Sans" w:cs="Google Sans" w:eastAsia="Google Sans" w:hAnsi="Google Sans"/>
+                <w:color w:val="1f1f1f"/>
+                <w:rtl w:val="0"/>
+              </w:rPr>
+              <w:t xml:space="preserve">庭のシンボルツリー専用コンポーネント（成長要素などを想定）。</w:t>
+            </w:r>
+          </w:p>
+        </w:tc>
+      </w:tr>
+      <w:tr>
+        <w:trPr>
+          <w:cantSplit w:val="0"/>
+          <w:tblHeader w:val="0"/>
+        </w:trPr>
+        <w:tc>
+          <w:tcPr>
+            <w:tcBorders>
+              <w:top w:color="000000" w:space="0" w:sz="6" w:val="single"/>
+              <w:left w:color="000000" w:space="0" w:sz="6" w:val="single"/>
+              <w:bottom w:color="000000" w:space="0" w:sz="6" w:val="single"/>
+              <w:right w:color="000000" w:space="0" w:sz="6" w:val="single"/>
+            </w:tcBorders>
+            <w:shd w:fill="auto" w:val="clear"/>
+            <w:tcMar>
+              <w:top w:w="240.0" w:type="dxa"/>
+              <w:left w:w="0.0" w:type="dxa"/>
+              <w:bottom w:w="240.0" w:type="dxa"/>
+              <w:right w:w="180.0" w:type="dxa"/>
+            </w:tcMar>
+            <w:vAlign w:val="top"/>
+          </w:tcPr>
+          <w:p>
+            <w:pPr>
+              <w:pBdr>
+                <w:top w:space="0" w:sz="0" w:val="nil"/>
+                <w:left w:space="0" w:sz="0" w:val="nil"/>
+                <w:bottom w:space="0" w:sz="0" w:val="nil"/>
+                <w:right w:space="0" w:sz="0" w:val="nil"/>
+                <w:between w:space="0" w:sz="0" w:val="nil"/>
+              </w:pBdr>
+              <w:shd w:fill="auto" w:val="clear"/>
+              <w:spacing w:after="240" w:before="240" w:line="275.9999942779541" w:lineRule="auto"/>
+              <w:rPr>
+                <w:rFonts w:ascii="Google Sans" w:cs="Google Sans" w:eastAsia="Google Sans" w:hAnsi="Google Sans"/>
+                <w:color w:val="1f1f1f"/>
+              </w:rPr>
+            </w:pPr>
+            <w:r>
+              <w:rPr>
+                <w:rFonts w:ascii="Google Sans" w:cs="Google Sans" w:eastAsia="Google Sans" w:hAnsi="Google Sans"/>
+                <w:color w:val="1f1f1f"/>
+                <w:rtl w:val="0"/>
+              </w:rPr>
+              <w:t xml:space="preserve">EffectSprite.tsx / PlantSprite.tsx / UniversalSprite.tsx</w:t>
+            </w:r>
+          </w:p>
+        </w:tc>
+        <w:tc>
+          <w:tcPr>
+            <w:tcBorders>
+              <w:top w:color="000000" w:space="0" w:sz="6" w:val="single"/>
+              <w:left w:color="000000" w:space="0" w:sz="6" w:val="single"/>
+              <w:bottom w:color="000000" w:space="0" w:sz="6" w:val="single"/>
+              <w:right w:color="000000" w:space="0" w:sz="6" w:val="single"/>
+            </w:tcBorders>
+            <w:shd w:fill="auto" w:val="clear"/>
+            <w:tcMar>
+              <w:top w:w="240.0" w:type="dxa"/>
+              <w:left w:w="0.0" w:type="dxa"/>
+              <w:bottom w:w="240.0" w:type="dxa"/>
+              <w:right w:w="0.0" w:type="dxa"/>
+            </w:tcMar>
+            <w:vAlign w:val="top"/>
+          </w:tcPr>
+          <w:p>
+            <w:pPr>
+              <w:pBdr>
+                <w:top w:space="0" w:sz="0" w:val="nil"/>
+                <w:left w:space="0" w:sz="0" w:val="nil"/>
+                <w:bottom w:space="0" w:sz="0" w:val="nil"/>
+                <w:right w:space="0" w:sz="0" w:val="nil"/>
+                <w:between w:space="0" w:sz="0" w:val="nil"/>
+              </w:pBdr>
+              <w:shd w:fill="auto" w:val="clear"/>
+              <w:spacing w:after="240" w:before="240" w:line="275.9999942779541" w:lineRule="auto"/>
+              <w:rPr>
+                <w:rFonts w:ascii="Google Sans" w:cs="Google Sans" w:eastAsia="Google Sans" w:hAnsi="Google Sans"/>
+                <w:color w:val="1f1f1f"/>
+              </w:rPr>
+            </w:pPr>
+            <w:r>
+              <w:rPr>
+                <w:rFonts w:ascii="Google Sans" w:cs="Google Sans" w:eastAsia="Google Sans" w:hAnsi="Google Sans"/>
+                <w:color w:val="1f1f1f"/>
+                <w:rtl w:val="0"/>
+              </w:rPr>
+              <w:t xml:space="preserve">各種スプライト（画像）の描画用コンポーネント。spriteConfig.tsを参照して描画する。</w:t>
+            </w:r>
+          </w:p>
+        </w:tc>
+      </w:tr>
+    </w:tbl>
     <w:p>
       <w:pPr>
+        <w:pStyle w:val="Heading2"/>
         <w:pBdr>
           <w:top w:space="0" w:sz="0" w:val="nil"/>
           <w:left w:space="0" w:sz="0" w:val="nil"/>
@@ -3786,1048 +7564,12 @@
           <w:between w:space="0" w:sz="0" w:val="nil"/>
         </w:pBdr>
         <w:shd w:fill="auto" w:val="clear"/>
-        <w:spacing w:after="240" w:line="275.9999942779541" w:lineRule="auto"/>
+        <w:spacing w:after="120" w:before="480" w:line="275.9999942779541" w:lineRule="auto"/>
         <w:rPr>
           <w:rFonts w:ascii="Google Sans" w:cs="Google Sans" w:eastAsia="Google Sans" w:hAnsi="Google Sans"/>
           <w:color w:val="1f1f1f"/>
         </w:rPr>
       </w:pPr>
-      <w:r>
-        <w:rPr>
-          <w:rFonts w:ascii="Google Sans" w:cs="Google Sans" w:eastAsia="Google Sans" w:hAnsi="Google Sans"/>
-          <w:color w:val="1f1f1f"/>
-          <w:rtl w:val="0"/>
-        </w:rPr>
-        <w:t xml:space="preserve">| AllCategoryCalendarModal.tsx | カレンダーの全カテゴリ詳細をモーダルで表示。 |</w:t>
-      </w:r>
-    </w:p>
-    <w:p>
-      <w:pPr>
-        <w:pBdr>
-          <w:top w:space="0" w:sz="0" w:val="nil"/>
-          <w:left w:space="0" w:sz="0" w:val="nil"/>
-          <w:bottom w:space="0" w:sz="0" w:val="nil"/>
-          <w:right w:space="0" w:sz="0" w:val="nil"/>
-          <w:between w:space="0" w:sz="0" w:val="nil"/>
-        </w:pBdr>
-        <w:shd w:fill="auto" w:val="clear"/>
-        <w:spacing w:after="240" w:line="275.9999942779541" w:lineRule="auto"/>
-        <w:rPr>
-          <w:rFonts w:ascii="Google Sans" w:cs="Google Sans" w:eastAsia="Google Sans" w:hAnsi="Google Sans"/>
-          <w:color w:val="1f1f1f"/>
-        </w:rPr>
-      </w:pPr>
-      <w:r>
-        <w:rPr>
-          <w:rFonts w:ascii="Google Sans" w:cs="Google Sans" w:eastAsia="Google Sans" w:hAnsi="Google Sans"/>
-          <w:color w:val="1f1f1f"/>
-          <w:rtl w:val="0"/>
-        </w:rPr>
-        <w:t xml:space="preserve">| CategoryDetailModal.tsx | 特定カテゴリの支出詳細を示すモーダル。 |</w:t>
-      </w:r>
-    </w:p>
-    <w:p>
-      <w:pPr>
-        <w:pBdr>
-          <w:top w:space="0" w:sz="0" w:val="nil"/>
-          <w:left w:space="0" w:sz="0" w:val="nil"/>
-          <w:bottom w:space="0" w:sz="0" w:val="nil"/>
-          <w:right w:space="0" w:sz="0" w:val="nil"/>
-          <w:between w:space="0" w:sz="0" w:val="nil"/>
-        </w:pBdr>
-        <w:shd w:fill="auto" w:val="clear"/>
-        <w:spacing w:after="240" w:line="275.9999942779541" w:lineRule="auto"/>
-        <w:rPr>
-          <w:rFonts w:ascii="Google Sans" w:cs="Google Sans" w:eastAsia="Google Sans" w:hAnsi="Google Sans"/>
-          <w:color w:val="1f1f1f"/>
-        </w:rPr>
-      </w:pPr>
-      <w:r>
-        <w:rPr>
-          <w:rFonts w:ascii="Google Sans" w:cs="Google Sans" w:eastAsia="Google Sans" w:hAnsi="Google Sans"/>
-          <w:color w:val="1f1f1f"/>
-          <w:rtl w:val="0"/>
-        </w:rPr>
-        <w:t xml:space="preserve">| DailyExpenseList.tsx | 特定日の支出リストを表示。 |</w:t>
-      </w:r>
-    </w:p>
-    <w:p>
-      <w:pPr>
-        <w:pBdr>
-          <w:top w:space="0" w:sz="0" w:val="nil"/>
-          <w:left w:space="0" w:sz="0" w:val="nil"/>
-          <w:bottom w:space="0" w:sz="0" w:val="nil"/>
-          <w:right w:space="0" w:sz="0" w:val="nil"/>
-          <w:between w:space="0" w:sz="0" w:val="nil"/>
-        </w:pBdr>
-        <w:shd w:fill="auto" w:val="clear"/>
-        <w:spacing w:after="240" w:line="275.9999942779541" w:lineRule="auto"/>
-        <w:rPr>
-          <w:rFonts w:ascii="Google Sans" w:cs="Google Sans" w:eastAsia="Google Sans" w:hAnsi="Google Sans"/>
-          <w:color w:val="1f1f1f"/>
-        </w:rPr>
-      </w:pPr>
-      <w:r>
-        <w:rPr>
-          <w:rFonts w:ascii="Google Sans" w:cs="Google Sans" w:eastAsia="Google Sans" w:hAnsi="Google Sans"/>
-          <w:color w:val="1f1f1f"/>
-          <w:rtl w:val="0"/>
-        </w:rPr>
-        <w:t xml:space="preserve">| HesokuriSummaryCard.tsx | 現在の累計へそくり額と今月の予想額をカード型で表示。 |</w:t>
-      </w:r>
-    </w:p>
-    <w:p>
-      <w:pPr>
-        <w:pBdr>
-          <w:top w:space="0" w:sz="0" w:val="nil"/>
-          <w:left w:space="0" w:sz="0" w:val="nil"/>
-          <w:bottom w:space="0" w:sz="0" w:val="nil"/>
-          <w:right w:space="0" w:sz="0" w:val="nil"/>
-          <w:between w:space="0" w:sz="0" w:val="nil"/>
-        </w:pBdr>
-        <w:shd w:fill="auto" w:val="clear"/>
-        <w:spacing w:after="240" w:line="275.9999942779541" w:lineRule="auto"/>
-        <w:rPr>
-          <w:rFonts w:ascii="Google Sans" w:cs="Google Sans" w:eastAsia="Google Sans" w:hAnsi="Google Sans"/>
-          <w:color w:val="1f1f1f"/>
-        </w:rPr>
-      </w:pPr>
-      <w:r>
-        <w:rPr>
-          <w:rFonts w:ascii="Google Sans" w:cs="Google Sans" w:eastAsia="Google Sans" w:hAnsi="Google Sans"/>
-          <w:color w:val="1f1f1f"/>
-          <w:rtl w:val="0"/>
-        </w:rPr>
-        <w:t xml:space="preserve">| TotalHesokuriDisplay.tsx | ヘッダー等に総へそくり額をシンプルに表示。 |</w:t>
-      </w:r>
-    </w:p>
-    <w:p>
-      <w:pPr>
-        <w:pBdr>
-          <w:top w:space="0" w:sz="0" w:val="nil"/>
-          <w:left w:space="0" w:sz="0" w:val="nil"/>
-          <w:bottom w:space="0" w:sz="0" w:val="nil"/>
-          <w:right w:space="0" w:sz="0" w:val="nil"/>
-          <w:between w:space="0" w:sz="0" w:val="nil"/>
-        </w:pBdr>
-        <w:shd w:fill="auto" w:val="clear"/>
-        <w:spacing w:after="240" w:line="275.9999942779541" w:lineRule="auto"/>
-        <w:rPr>
-          <w:rFonts w:ascii="Google Sans" w:cs="Google Sans" w:eastAsia="Google Sans" w:hAnsi="Google Sans"/>
-          <w:color w:val="1f1f1f"/>
-        </w:rPr>
-      </w:pPr>
-      <w:r>
-        <w:rPr>
-          <w:rFonts w:ascii="Google Sans" w:cs="Google Sans" w:eastAsia="Google Sans" w:hAnsi="Google Sans"/>
-          <w:color w:val="1f1f1f"/>
-          <w:rtl w:val="0"/>
-        </w:rPr>
-        <w:t xml:space="preserve">| MonthlyBudgetEditModal.tsx | 当月の臨時予算変更などを行うモーダル。 |</w:t>
-      </w:r>
-    </w:p>
-    <w:p>
-      <w:pPr>
-        <w:pBdr>
-          <w:top w:space="0" w:sz="0" w:val="nil"/>
-          <w:left w:space="0" w:sz="0" w:val="nil"/>
-          <w:bottom w:space="0" w:sz="0" w:val="nil"/>
-          <w:right w:space="0" w:sz="0" w:val="nil"/>
-          <w:between w:space="0" w:sz="0" w:val="nil"/>
-        </w:pBdr>
-        <w:shd w:fill="auto" w:val="clear"/>
-        <w:spacing w:after="240" w:line="275.9999942779541" w:lineRule="auto"/>
-        <w:rPr>
-          <w:rFonts w:ascii="Google Sans" w:cs="Google Sans" w:eastAsia="Google Sans" w:hAnsi="Google Sans"/>
-          <w:color w:val="1f1f1f"/>
-        </w:rPr>
-      </w:pPr>
-      <w:r>
-        <w:rPr>
-          <w:rFonts w:ascii="Google Sans" w:cs="Google Sans" w:eastAsia="Google Sans" w:hAnsi="Google Sans"/>
-          <w:color w:val="1f1f1f"/>
-          <w:rtl w:val="0"/>
-        </w:rPr>
-        <w:t xml:space="preserve">| PocketMoneyRuleModal.tsx | お小遣い制・へそくり還元ルールの詳細を表示するモーダル。 |</w:t>
-      </w:r>
-    </w:p>
-    <w:p>
-      <w:pPr>
-        <w:pBdr>
-          <w:top w:space="0" w:sz="0" w:val="nil"/>
-          <w:left w:space="0" w:sz="0" w:val="nil"/>
-          <w:bottom w:space="0" w:sz="0" w:val="nil"/>
-          <w:right w:space="0" w:sz="0" w:val="nil"/>
-          <w:between w:space="0" w:sz="0" w:val="nil"/>
-        </w:pBdr>
-        <w:shd w:fill="auto" w:val="clear"/>
-        <w:spacing w:after="240" w:line="275.9999942779541" w:lineRule="auto"/>
-        <w:rPr>
-          <w:rFonts w:ascii="Google Sans" w:cs="Google Sans" w:eastAsia="Google Sans" w:hAnsi="Google Sans"/>
-          <w:b w:val="1"/>
-          <w:bCs w:val="1"/>
-          <w:color w:val="1f1f1f"/>
-        </w:rPr>
-      </w:pPr>
-      <w:r>
-        <w:rPr>
-          <w:rFonts w:ascii="Google Sans" w:cs="Google Sans" w:eastAsia="Google Sans" w:hAnsi="Google Sans"/>
-          <w:b w:val="1"/>
-          <w:bCs w:val="1"/>
-          <w:color w:val="1f1f1f"/>
-          <w:rtl w:val="0"/>
-        </w:rPr>
-        <w:t xml:space="preserve">入力 (input/)</w:t>
-      </w:r>
-    </w:p>
-    <w:p>
-      <w:pPr>
-        <w:pBdr>
-          <w:top w:space="0" w:sz="0" w:val="nil"/>
-          <w:left w:space="0" w:sz="0" w:val="nil"/>
-          <w:bottom w:space="0" w:sz="0" w:val="nil"/>
-          <w:right w:space="0" w:sz="0" w:val="nil"/>
-          <w:between w:space="0" w:sz="0" w:val="nil"/>
-        </w:pBdr>
-        <w:shd w:fill="auto" w:val="clear"/>
-        <w:spacing w:after="240" w:line="275.9999942779541" w:lineRule="auto"/>
-        <w:rPr>
-          <w:rFonts w:ascii="Google Sans" w:cs="Google Sans" w:eastAsia="Google Sans" w:hAnsi="Google Sans"/>
-          <w:color w:val="1f1f1f"/>
-        </w:rPr>
-      </w:pPr>
-      <w:r>
-        <w:rPr>
-          <w:rFonts w:ascii="Google Sans" w:cs="Google Sans" w:eastAsia="Google Sans" w:hAnsi="Google Sans"/>
-          <w:color w:val="1f1f1f"/>
-          <w:rtl w:val="0"/>
-        </w:rPr>
-        <w:t xml:space="preserve">| ファイルパス | AI向け責務・制約（コーディング時の前提知識） |</w:t>
-      </w:r>
-    </w:p>
-    <w:p>
-      <w:pPr>
-        <w:pBdr>
-          <w:top w:space="0" w:sz="0" w:val="nil"/>
-          <w:left w:space="0" w:sz="0" w:val="nil"/>
-          <w:bottom w:space="0" w:sz="0" w:val="nil"/>
-          <w:right w:space="0" w:sz="0" w:val="nil"/>
-          <w:between w:space="0" w:sz="0" w:val="nil"/>
-        </w:pBdr>
-        <w:shd w:fill="auto" w:val="clear"/>
-        <w:spacing w:after="240" w:line="275.9999942779541" w:lineRule="auto"/>
-        <w:rPr>
-          <w:rFonts w:ascii="Google Sans" w:cs="Google Sans" w:eastAsia="Google Sans" w:hAnsi="Google Sans"/>
-          <w:color w:val="1f1f1f"/>
-        </w:rPr>
-      </w:pPr>
-      <w:r>
-        <w:rPr>
-          <w:rFonts w:ascii="Google Sans" w:cs="Google Sans" w:eastAsia="Google Sans" w:hAnsi="Google Sans"/>
-          <w:color w:val="1f1f1f"/>
-          <w:rtl w:val="0"/>
-        </w:rPr>
-        <w:t xml:space="preserve">| :--- | :--- |</w:t>
-      </w:r>
-    </w:p>
-    <w:p>
-      <w:pPr>
-        <w:pBdr>
-          <w:top w:space="0" w:sz="0" w:val="nil"/>
-          <w:left w:space="0" w:sz="0" w:val="nil"/>
-          <w:bottom w:space="0" w:sz="0" w:val="nil"/>
-          <w:right w:space="0" w:sz="0" w:val="nil"/>
-          <w:between w:space="0" w:sz="0" w:val="nil"/>
-        </w:pBdr>
-        <w:shd w:fill="auto" w:val="clear"/>
-        <w:spacing w:after="240" w:line="275.9999942779541" w:lineRule="auto"/>
-        <w:rPr>
-          <w:rFonts w:ascii="Google Sans" w:cs="Google Sans" w:eastAsia="Google Sans" w:hAnsi="Google Sans"/>
-          <w:color w:val="1f1f1f"/>
-        </w:rPr>
-      </w:pPr>
-      <w:r>
-        <w:rPr>
-          <w:rFonts w:ascii="Google Sans" w:cs="Google Sans" w:eastAsia="Google Sans" w:hAnsi="Google Sans"/>
-          <w:color w:val="1f1f1f"/>
-          <w:rtl w:val="0"/>
-        </w:rPr>
-        <w:t xml:space="preserve">| ExpenseInputPad.tsx | 独自のテンキー（数字入力）UI。 |</w:t>
-      </w:r>
-    </w:p>
-    <w:p>
-      <w:pPr>
-        <w:pBdr>
-          <w:top w:space="0" w:sz="0" w:val="nil"/>
-          <w:left w:space="0" w:sz="0" w:val="nil"/>
-          <w:bottom w:space="0" w:sz="0" w:val="nil"/>
-          <w:right w:space="0" w:sz="0" w:val="nil"/>
-          <w:between w:space="0" w:sz="0" w:val="nil"/>
-        </w:pBdr>
-        <w:shd w:fill="auto" w:val="clear"/>
-        <w:spacing w:after="240" w:line="275.9999942779541" w:lineRule="auto"/>
-        <w:rPr>
-          <w:rFonts w:ascii="Google Sans" w:cs="Google Sans" w:eastAsia="Google Sans" w:hAnsi="Google Sans"/>
-          <w:color w:val="1f1f1f"/>
-        </w:rPr>
-      </w:pPr>
-      <w:r>
-        <w:rPr>
-          <w:rFonts w:ascii="Google Sans" w:cs="Google Sans" w:eastAsia="Google Sans" w:hAnsi="Google Sans"/>
-          <w:color w:val="1f1f1f"/>
-          <w:rtl w:val="0"/>
-        </w:rPr>
-        <w:t xml:space="preserve">| AutocompleteInput.tsx | 支出のメモや店舗名のサジェスト機能付き入力欄。 |</w:t>
-      </w:r>
-    </w:p>
-    <w:p>
-      <w:pPr>
-        <w:pBdr>
-          <w:top w:space="0" w:sz="0" w:val="nil"/>
-          <w:left w:space="0" w:sz="0" w:val="nil"/>
-          <w:bottom w:space="0" w:sz="0" w:val="nil"/>
-          <w:right w:space="0" w:sz="0" w:val="nil"/>
-          <w:between w:space="0" w:sz="0" w:val="nil"/>
-        </w:pBdr>
-        <w:shd w:fill="auto" w:val="clear"/>
-        <w:spacing w:after="240" w:line="275.9999942779541" w:lineRule="auto"/>
-        <w:rPr>
-          <w:rFonts w:ascii="Google Sans" w:cs="Google Sans" w:eastAsia="Google Sans" w:hAnsi="Google Sans"/>
-          <w:color w:val="1f1f1f"/>
-        </w:rPr>
-      </w:pPr>
-      <w:r>
-        <w:rPr>
-          <w:rFonts w:ascii="Google Sans" w:cs="Google Sans" w:eastAsia="Google Sans" w:hAnsi="Google Sans"/>
-          <w:color w:val="1f1f1f"/>
-          <w:rtl w:val="0"/>
-        </w:rPr>
-        <w:t xml:space="preserve">| DatePickerModal.tsx | 支出日の変更用カレンダーモーダル。 |</w:t>
-      </w:r>
-    </w:p>
-    <w:p>
-      <w:pPr>
-        <w:pBdr>
-          <w:top w:space="0" w:sz="0" w:val="nil"/>
-          <w:left w:space="0" w:sz="0" w:val="nil"/>
-          <w:bottom w:space="0" w:sz="0" w:val="nil"/>
-          <w:right w:space="0" w:sz="0" w:val="nil"/>
-          <w:between w:space="0" w:sz="0" w:val="nil"/>
-        </w:pBdr>
-        <w:shd w:fill="auto" w:val="clear"/>
-        <w:spacing w:after="240" w:line="275.9999942779541" w:lineRule="auto"/>
-        <w:rPr>
-          <w:rFonts w:ascii="Google Sans" w:cs="Google Sans" w:eastAsia="Google Sans" w:hAnsi="Google Sans"/>
-          <w:color w:val="1f1f1f"/>
-        </w:rPr>
-      </w:pPr>
-      <w:r>
-        <w:rPr>
-          <w:rFonts w:ascii="Google Sans" w:cs="Google Sans" w:eastAsia="Google Sans" w:hAnsi="Google Sans"/>
-          <w:color w:val="1f1f1f"/>
-          <w:rtl w:val="0"/>
-        </w:rPr>
-        <w:t xml:space="preserve">| InputActions.tsx | 保存、キャンセル等のアクションボタン群。 |</w:t>
-      </w:r>
-    </w:p>
-    <w:p>
-      <w:pPr>
-        <w:pBdr>
-          <w:top w:space="0" w:sz="0" w:val="nil"/>
-          <w:left w:space="0" w:sz="0" w:val="nil"/>
-          <w:bottom w:space="0" w:sz="0" w:val="nil"/>
-          <w:right w:space="0" w:sz="0" w:val="nil"/>
-          <w:between w:space="0" w:sz="0" w:val="nil"/>
-        </w:pBdr>
-        <w:shd w:fill="auto" w:val="clear"/>
-        <w:spacing w:after="240" w:line="275.9999942779541" w:lineRule="auto"/>
-        <w:rPr>
-          <w:rFonts w:ascii="Google Sans" w:cs="Google Sans" w:eastAsia="Google Sans" w:hAnsi="Google Sans"/>
-          <w:color w:val="1f1f1f"/>
-        </w:rPr>
-      </w:pPr>
-      <w:r>
-        <w:rPr>
-          <w:rFonts w:ascii="Google Sans" w:cs="Google Sans" w:eastAsia="Google Sans" w:hAnsi="Google Sans"/>
-          <w:color w:val="1f1f1f"/>
-          <w:rtl w:val="0"/>
-        </w:rPr>
-        <w:t xml:space="preserve">| InputDisplayHeader.tsx | 入力中の金額や選択中カテゴリを大きく表示する領域。 |</w:t>
-      </w:r>
-    </w:p>
-    <w:p>
-      <w:pPr>
-        <w:pBdr>
-          <w:top w:space="0" w:sz="0" w:val="nil"/>
-          <w:left w:space="0" w:sz="0" w:val="nil"/>
-          <w:bottom w:space="0" w:sz="0" w:val="nil"/>
-          <w:right w:space="0" w:sz="0" w:val="nil"/>
-          <w:between w:space="0" w:sz="0" w:val="nil"/>
-        </w:pBdr>
-        <w:shd w:fill="auto" w:val="clear"/>
-        <w:spacing w:after="240" w:line="275.9999942779541" w:lineRule="auto"/>
-        <w:rPr>
-          <w:rFonts w:ascii="Google Sans" w:cs="Google Sans" w:eastAsia="Google Sans" w:hAnsi="Google Sans"/>
-          <w:color w:val="1f1f1f"/>
-        </w:rPr>
-      </w:pPr>
-      <w:r>
-        <w:rPr>
-          <w:rFonts w:ascii="Google Sans" w:cs="Google Sans" w:eastAsia="Google Sans" w:hAnsi="Google Sans"/>
-          <w:color w:val="1f1f1f"/>
-          <w:rtl w:val="0"/>
-        </w:rPr>
-        <w:t xml:space="preserve">| InputScreenHeader.tsx | 入力画面専用のヘッダー。 |</w:t>
-      </w:r>
-    </w:p>
-    <w:p>
-      <w:pPr>
-        <w:pBdr>
-          <w:top w:space="0" w:sz="0" w:val="nil"/>
-          <w:left w:space="0" w:sz="0" w:val="nil"/>
-          <w:bottom w:space="0" w:sz="0" w:val="nil"/>
-          <w:right w:space="0" w:sz="0" w:val="nil"/>
-          <w:between w:space="0" w:sz="0" w:val="nil"/>
-        </w:pBdr>
-        <w:shd w:fill="auto" w:val="clear"/>
-        <w:spacing w:after="240" w:line="275.9999942779541" w:lineRule="auto"/>
-        <w:rPr>
-          <w:rFonts w:ascii="Google Sans" w:cs="Google Sans" w:eastAsia="Google Sans" w:hAnsi="Google Sans"/>
-          <w:b w:val="1"/>
-          <w:bCs w:val="1"/>
-          <w:color w:val="1f1f1f"/>
-        </w:rPr>
-      </w:pPr>
-      <w:r>
-        <w:rPr>
-          <w:rFonts w:ascii="Google Sans" w:cs="Google Sans" w:eastAsia="Google Sans" w:hAnsi="Google Sans"/>
-          <w:b w:val="1"/>
-          <w:bCs w:val="1"/>
-          <w:color w:val="1f1f1f"/>
-          <w:rtl w:val="0"/>
-        </w:rPr>
-        <w:t xml:space="preserve">設定 (settings/)</w:t>
-      </w:r>
-    </w:p>
-    <w:p>
-      <w:pPr>
-        <w:pBdr>
-          <w:top w:space="0" w:sz="0" w:val="nil"/>
-          <w:left w:space="0" w:sz="0" w:val="nil"/>
-          <w:bottom w:space="0" w:sz="0" w:val="nil"/>
-          <w:right w:space="0" w:sz="0" w:val="nil"/>
-          <w:between w:space="0" w:sz="0" w:val="nil"/>
-        </w:pBdr>
-        <w:shd w:fill="auto" w:val="clear"/>
-        <w:spacing w:after="240" w:line="275.9999942779541" w:lineRule="auto"/>
-        <w:rPr>
-          <w:rFonts w:ascii="Google Sans" w:cs="Google Sans" w:eastAsia="Google Sans" w:hAnsi="Google Sans"/>
-          <w:color w:val="1f1f1f"/>
-        </w:rPr>
-      </w:pPr>
-      <w:r>
-        <w:rPr>
-          <w:rFonts w:ascii="Google Sans" w:cs="Google Sans" w:eastAsia="Google Sans" w:hAnsi="Google Sans"/>
-          <w:color w:val="1f1f1f"/>
-          <w:rtl w:val="0"/>
-        </w:rPr>
-        <w:t xml:space="preserve">| ファイルパス | AI向け責務・制約（コーディング時の前提知識） |</w:t>
-      </w:r>
-    </w:p>
-    <w:p>
-      <w:pPr>
-        <w:pBdr>
-          <w:top w:space="0" w:sz="0" w:val="nil"/>
-          <w:left w:space="0" w:sz="0" w:val="nil"/>
-          <w:bottom w:space="0" w:sz="0" w:val="nil"/>
-          <w:right w:space="0" w:sz="0" w:val="nil"/>
-          <w:between w:space="0" w:sz="0" w:val="nil"/>
-        </w:pBdr>
-        <w:shd w:fill="auto" w:val="clear"/>
-        <w:spacing w:after="240" w:line="275.9999942779541" w:lineRule="auto"/>
-        <w:rPr>
-          <w:rFonts w:ascii="Google Sans" w:cs="Google Sans" w:eastAsia="Google Sans" w:hAnsi="Google Sans"/>
-          <w:color w:val="1f1f1f"/>
-        </w:rPr>
-      </w:pPr>
-      <w:r>
-        <w:rPr>
-          <w:rFonts w:ascii="Google Sans" w:cs="Google Sans" w:eastAsia="Google Sans" w:hAnsi="Google Sans"/>
-          <w:color w:val="1f1f1f"/>
-          <w:rtl w:val="0"/>
-        </w:rPr>
-        <w:t xml:space="preserve">| :--- | :--- |</w:t>
-      </w:r>
-    </w:p>
-    <w:p>
-      <w:pPr>
-        <w:pBdr>
-          <w:top w:space="0" w:sz="0" w:val="nil"/>
-          <w:left w:space="0" w:sz="0" w:val="nil"/>
-          <w:bottom w:space="0" w:sz="0" w:val="nil"/>
-          <w:right w:space="0" w:sz="0" w:val="nil"/>
-          <w:between w:space="0" w:sz="0" w:val="nil"/>
-        </w:pBdr>
-        <w:shd w:fill="auto" w:val="clear"/>
-        <w:spacing w:after="240" w:line="275.9999942779541" w:lineRule="auto"/>
-        <w:rPr>
-          <w:rFonts w:ascii="Google Sans" w:cs="Google Sans" w:eastAsia="Google Sans" w:hAnsi="Google Sans"/>
-          <w:color w:val="1f1f1f"/>
-        </w:rPr>
-      </w:pPr>
-      <w:r>
-        <w:rPr>
-          <w:rFonts w:ascii="Google Sans" w:cs="Google Sans" w:eastAsia="Google Sans" w:hAnsi="Google Sans"/>
-          <w:color w:val="1f1f1f"/>
-          <w:rtl w:val="0"/>
-        </w:rPr>
-        <w:t xml:space="preserve">| BudgetEditModal.tsx | 基本予算額を編集するモーダル。 |</w:t>
-      </w:r>
-    </w:p>
-    <w:p>
-      <w:pPr>
-        <w:pBdr>
-          <w:top w:space="0" w:sz="0" w:val="nil"/>
-          <w:left w:space="0" w:sz="0" w:val="nil"/>
-          <w:bottom w:space="0" w:sz="0" w:val="nil"/>
-          <w:right w:space="0" w:sz="0" w:val="nil"/>
-          <w:between w:space="0" w:sz="0" w:val="nil"/>
-        </w:pBdr>
-        <w:shd w:fill="auto" w:val="clear"/>
-        <w:spacing w:after="240" w:line="275.9999942779541" w:lineRule="auto"/>
-        <w:rPr>
-          <w:rFonts w:ascii="Google Sans" w:cs="Google Sans" w:eastAsia="Google Sans" w:hAnsi="Google Sans"/>
-          <w:color w:val="1f1f1f"/>
-        </w:rPr>
-      </w:pPr>
-      <w:r>
-        <w:rPr>
-          <w:rFonts w:ascii="Google Sans" w:cs="Google Sans" w:eastAsia="Google Sans" w:hAnsi="Google Sans"/>
-          <w:color w:val="1f1f1f"/>
-          <w:rtl w:val="0"/>
-        </w:rPr>
-        <w:t xml:space="preserve">| BudgetEvaluationCard.tsx | 予算設定の妥当性（統計データ等との比較）を評価・表示するUI。 |</w:t>
-      </w:r>
-    </w:p>
-    <w:p>
-      <w:pPr>
-        <w:pBdr>
-          <w:top w:space="0" w:sz="0" w:val="nil"/>
-          <w:left w:space="0" w:sz="0" w:val="nil"/>
-          <w:bottom w:space="0" w:sz="0" w:val="nil"/>
-          <w:right w:space="0" w:sz="0" w:val="nil"/>
-          <w:between w:space="0" w:sz="0" w:val="nil"/>
-        </w:pBdr>
-        <w:shd w:fill="auto" w:val="clear"/>
-        <w:spacing w:after="240" w:line="275.9999942779541" w:lineRule="auto"/>
-        <w:rPr>
-          <w:rFonts w:ascii="Google Sans" w:cs="Google Sans" w:eastAsia="Google Sans" w:hAnsi="Google Sans"/>
-          <w:color w:val="1f1f1f"/>
-        </w:rPr>
-      </w:pPr>
-      <w:r>
-        <w:rPr>
-          <w:rFonts w:ascii="Google Sans" w:cs="Google Sans" w:eastAsia="Google Sans" w:hAnsi="Google Sans"/>
-          <w:color w:val="1f1f1f"/>
-          <w:rtl w:val="0"/>
-        </w:rPr>
-        <w:t xml:space="preserve">| CategoryList.tsx | カテゴリ一覧。</w:t>
-      </w:r>
-      <w:r>
-        <w:rPr>
-          <w:rFonts w:ascii="Google Sans" w:cs="Google Sans" w:eastAsia="Google Sans" w:hAnsi="Google Sans"/>
-          <w:b w:val="1"/>
-          <w:bCs w:val="1"/>
-          <w:color w:val="1f1f1f"/>
-          <w:rtl w:val="0"/>
-        </w:rPr>
-        <w:t xml:space="preserve">固定科目（削除不可）とカスタム科目のUI制御を確実に行うこと。</w:t>
-      </w:r>
-      <w:r>
-        <w:rPr>
-          <w:rFonts w:ascii="Google Sans" w:cs="Google Sans" w:eastAsia="Google Sans" w:hAnsi="Google Sans"/>
-          <w:color w:val="1f1f1f"/>
-          <w:rtl w:val="0"/>
-        </w:rPr>
-        <w:t xml:space="preserve"> |</w:t>
-      </w:r>
-    </w:p>
-    <w:p>
-      <w:pPr>
-        <w:pBdr>
-          <w:top w:space="0" w:sz="0" w:val="nil"/>
-          <w:left w:space="0" w:sz="0" w:val="nil"/>
-          <w:bottom w:space="0" w:sz="0" w:val="nil"/>
-          <w:right w:space="0" w:sz="0" w:val="nil"/>
-          <w:between w:space="0" w:sz="0" w:val="nil"/>
-        </w:pBdr>
-        <w:shd w:fill="auto" w:val="clear"/>
-        <w:spacing w:after="240" w:line="275.9999942779541" w:lineRule="auto"/>
-        <w:rPr>
-          <w:rFonts w:ascii="Google Sans" w:cs="Google Sans" w:eastAsia="Google Sans" w:hAnsi="Google Sans"/>
-          <w:color w:val="1f1f1f"/>
-        </w:rPr>
-      </w:pPr>
-      <w:r>
-        <w:rPr>
-          <w:rFonts w:ascii="Google Sans" w:cs="Google Sans" w:eastAsia="Google Sans" w:hAnsi="Google Sans"/>
-          <w:color w:val="1f1f1f"/>
-          <w:rtl w:val="0"/>
-        </w:rPr>
-        <w:t xml:space="preserve">| CategoryAddModal.tsx | カスタム科目を追加するモーダル。 |</w:t>
-      </w:r>
-    </w:p>
-    <w:p>
-      <w:pPr>
-        <w:pBdr>
-          <w:top w:space="0" w:sz="0" w:val="nil"/>
-          <w:left w:space="0" w:sz="0" w:val="nil"/>
-          <w:bottom w:space="0" w:sz="0" w:val="nil"/>
-          <w:right w:space="0" w:sz="0" w:val="nil"/>
-          <w:between w:space="0" w:sz="0" w:val="nil"/>
-        </w:pBdr>
-        <w:shd w:fill="auto" w:val="clear"/>
-        <w:spacing w:after="240" w:line="275.9999942779541" w:lineRule="auto"/>
-        <w:rPr>
-          <w:rFonts w:ascii="Google Sans" w:cs="Google Sans" w:eastAsia="Google Sans" w:hAnsi="Google Sans"/>
-          <w:color w:val="1f1f1f"/>
-        </w:rPr>
-      </w:pPr>
-      <w:r>
-        <w:rPr>
-          <w:rFonts w:ascii="Google Sans" w:cs="Google Sans" w:eastAsia="Google Sans" w:hAnsi="Google Sans"/>
-          <w:color w:val="1f1f1f"/>
-          <w:rtl w:val="0"/>
-        </w:rPr>
-        <w:t xml:space="preserve">| CategoryBudgetList.tsx | カテゴリごとの個別予算枠をリスト表示・編集。 |</w:t>
-      </w:r>
-    </w:p>
-    <w:p>
-      <w:pPr>
-        <w:pBdr>
-          <w:top w:space="0" w:sz="0" w:val="nil"/>
-          <w:left w:space="0" w:sz="0" w:val="nil"/>
-          <w:bottom w:space="0" w:sz="0" w:val="nil"/>
-          <w:right w:space="0" w:sz="0" w:val="nil"/>
-          <w:between w:space="0" w:sz="0" w:val="nil"/>
-        </w:pBdr>
-        <w:shd w:fill="auto" w:val="clear"/>
-        <w:spacing w:after="240" w:line="275.9999942779541" w:lineRule="auto"/>
-        <w:rPr>
-          <w:rFonts w:ascii="Google Sans" w:cs="Google Sans" w:eastAsia="Google Sans" w:hAnsi="Google Sans"/>
-          <w:color w:val="1f1f1f"/>
-        </w:rPr>
-      </w:pPr>
-      <w:r>
-        <w:rPr>
-          <w:rFonts w:ascii="Google Sans" w:cs="Google Sans" w:eastAsia="Google Sans" w:hAnsi="Google Sans"/>
-          <w:color w:val="1f1f1f"/>
-          <w:rtl w:val="0"/>
-        </w:rPr>
-        <w:t xml:space="preserve">| FamilyMemberList.tsx / FamilyMemberAddModal.tsx | 家族メンバー（利用者）のリスト表示および追加モーダル。 |</w:t>
-      </w:r>
-    </w:p>
-    <w:p>
-      <w:pPr>
-        <w:pBdr>
-          <w:top w:space="0" w:sz="0" w:val="nil"/>
-          <w:left w:space="0" w:sz="0" w:val="nil"/>
-          <w:bottom w:space="0" w:sz="0" w:val="nil"/>
-          <w:right w:space="0" w:sz="0" w:val="nil"/>
-          <w:between w:space="0" w:sz="0" w:val="nil"/>
-        </w:pBdr>
-        <w:shd w:fill="auto" w:val="clear"/>
-        <w:spacing w:after="240" w:line="275.9999942779541" w:lineRule="auto"/>
-        <w:rPr>
-          <w:rFonts w:ascii="Google Sans" w:cs="Google Sans" w:eastAsia="Google Sans" w:hAnsi="Google Sans"/>
-          <w:color w:val="1f1f1f"/>
-        </w:rPr>
-      </w:pPr>
-      <w:r>
-        <w:rPr>
-          <w:rFonts w:ascii="Google Sans" w:cs="Google Sans" w:eastAsia="Google Sans" w:hAnsi="Google Sans"/>
-          <w:color w:val="1f1f1f"/>
-          <w:rtl w:val="0"/>
-        </w:rPr>
-        <w:t xml:space="preserve">| PocketMoneySettings.tsx | お小遣い還元率などの設定UI。 |</w:t>
-      </w:r>
-    </w:p>
-    <w:p>
-      <w:pPr>
-        <w:pBdr>
-          <w:top w:space="0" w:sz="0" w:val="nil"/>
-          <w:left w:space="0" w:sz="0" w:val="nil"/>
-          <w:bottom w:space="0" w:sz="0" w:val="nil"/>
-          <w:right w:space="0" w:sz="0" w:val="nil"/>
-          <w:between w:space="0" w:sz="0" w:val="nil"/>
-        </w:pBdr>
-        <w:shd w:fill="auto" w:val="clear"/>
-        <w:spacing w:after="240" w:line="275.9999942779541" w:lineRule="auto"/>
-        <w:rPr>
-          <w:rFonts w:ascii="Google Sans" w:cs="Google Sans" w:eastAsia="Google Sans" w:hAnsi="Google Sans"/>
-          <w:color w:val="1f1f1f"/>
-        </w:rPr>
-      </w:pPr>
-      <w:r>
-        <w:rPr>
-          <w:rFonts w:ascii="Google Sans" w:cs="Google Sans" w:eastAsia="Google Sans" w:hAnsi="Google Sans"/>
-          <w:color w:val="1f1f1f"/>
-          <w:rtl w:val="0"/>
-        </w:rPr>
-        <w:t xml:space="preserve">| InputHistoryManagerModal.tsx | 過去の入力履歴の編集・削除管理。 |</w:t>
-      </w:r>
-    </w:p>
-    <w:p>
-      <w:pPr>
-        <w:pBdr>
-          <w:top w:space="0" w:sz="0" w:val="nil"/>
-          <w:left w:space="0" w:sz="0" w:val="nil"/>
-          <w:bottom w:space="0" w:sz="0" w:val="nil"/>
-          <w:right w:space="0" w:sz="0" w:val="nil"/>
-          <w:between w:space="0" w:sz="0" w:val="nil"/>
-        </w:pBdr>
-        <w:shd w:fill="auto" w:val="clear"/>
-        <w:spacing w:after="240" w:line="275.9999942779541" w:lineRule="auto"/>
-        <w:rPr>
-          <w:rFonts w:ascii="Google Sans" w:cs="Google Sans" w:eastAsia="Google Sans" w:hAnsi="Google Sans"/>
-          <w:b w:val="1"/>
-          <w:bCs w:val="1"/>
-          <w:color w:val="1f1f1f"/>
-        </w:rPr>
-      </w:pPr>
-      <w:r>
-        <w:rPr>
-          <w:rFonts w:ascii="Google Sans" w:cs="Google Sans" w:eastAsia="Google Sans" w:hAnsi="Google Sans"/>
-          <w:b w:val="1"/>
-          <w:bCs w:val="1"/>
-          <w:color w:val="1f1f1f"/>
-          <w:rtl w:val="0"/>
-        </w:rPr>
-        <w:t xml:space="preserve">庭・ガーデン (garden/)</w:t>
-      </w:r>
-    </w:p>
-    <w:p>
-      <w:pPr>
-        <w:pBdr>
-          <w:top w:space="0" w:sz="0" w:val="nil"/>
-          <w:left w:space="0" w:sz="0" w:val="nil"/>
-          <w:bottom w:space="0" w:sz="0" w:val="nil"/>
-          <w:right w:space="0" w:sz="0" w:val="nil"/>
-          <w:between w:space="0" w:sz="0" w:val="nil"/>
-        </w:pBdr>
-        <w:shd w:fill="auto" w:val="clear"/>
-        <w:spacing w:after="240" w:line="275.9999942779541" w:lineRule="auto"/>
-        <w:rPr>
-          <w:rFonts w:ascii="Google Sans" w:cs="Google Sans" w:eastAsia="Google Sans" w:hAnsi="Google Sans"/>
-          <w:color w:val="1f1f1f"/>
-        </w:rPr>
-      </w:pPr>
-      <w:r>
-        <w:rPr>
-          <w:rFonts w:ascii="Google Sans" w:cs="Google Sans" w:eastAsia="Google Sans" w:hAnsi="Google Sans"/>
-          <w:color w:val="1f1f1f"/>
-          <w:rtl w:val="0"/>
-        </w:rPr>
-        <w:t xml:space="preserve">| ファイルパス | AI向け責務・制約（コーディング時の前提知識） |</w:t>
-      </w:r>
-    </w:p>
-    <w:p>
-      <w:pPr>
-        <w:pBdr>
-          <w:top w:space="0" w:sz="0" w:val="nil"/>
-          <w:left w:space="0" w:sz="0" w:val="nil"/>
-          <w:bottom w:space="0" w:sz="0" w:val="nil"/>
-          <w:right w:space="0" w:sz="0" w:val="nil"/>
-          <w:between w:space="0" w:sz="0" w:val="nil"/>
-        </w:pBdr>
-        <w:shd w:fill="auto" w:val="clear"/>
-        <w:spacing w:after="240" w:line="275.9999942779541" w:lineRule="auto"/>
-        <w:rPr>
-          <w:rFonts w:ascii="Google Sans" w:cs="Google Sans" w:eastAsia="Google Sans" w:hAnsi="Google Sans"/>
-          <w:color w:val="1f1f1f"/>
-        </w:rPr>
-      </w:pPr>
-      <w:r>
-        <w:rPr>
-          <w:rFonts w:ascii="Google Sans" w:cs="Google Sans" w:eastAsia="Google Sans" w:hAnsi="Google Sans"/>
-          <w:color w:val="1f1f1f"/>
-          <w:rtl w:val="0"/>
-        </w:rPr>
-        <w:t xml:space="preserve">| :--- | :--- |</w:t>
-      </w:r>
-    </w:p>
-    <w:p>
-      <w:pPr>
-        <w:pBdr>
-          <w:top w:space="0" w:sz="0" w:val="nil"/>
-          <w:left w:space="0" w:sz="0" w:val="nil"/>
-          <w:bottom w:space="0" w:sz="0" w:val="nil"/>
-          <w:right w:space="0" w:sz="0" w:val="nil"/>
-          <w:between w:space="0" w:sz="0" w:val="nil"/>
-        </w:pBdr>
-        <w:shd w:fill="auto" w:val="clear"/>
-        <w:spacing w:after="240" w:line="275.9999942779541" w:lineRule="auto"/>
-        <w:rPr>
-          <w:rFonts w:ascii="Google Sans" w:cs="Google Sans" w:eastAsia="Google Sans" w:hAnsi="Google Sans"/>
-          <w:color w:val="1f1f1f"/>
-        </w:rPr>
-      </w:pPr>
-      <w:r>
-        <w:rPr>
-          <w:rFonts w:ascii="Google Sans" w:cs="Google Sans" w:eastAsia="Google Sans" w:hAnsi="Google Sans"/>
-          <w:color w:val="1f1f1f"/>
-          <w:rtl w:val="0"/>
-        </w:rPr>
-        <w:t xml:space="preserve">| IsometricGardenCanvas.tsx | 庭のベースとなるアイソメトリック（等角投影）キャンバス。描画のコア。 |</w:t>
-      </w:r>
-    </w:p>
-    <w:p>
-      <w:pPr>
-        <w:pBdr>
-          <w:top w:space="0" w:sz="0" w:val="nil"/>
-          <w:left w:space="0" w:sz="0" w:val="nil"/>
-          <w:bottom w:space="0" w:sz="0" w:val="nil"/>
-          <w:right w:space="0" w:sz="0" w:val="nil"/>
-          <w:between w:space="0" w:sz="0" w:val="nil"/>
-        </w:pBdr>
-        <w:shd w:fill="auto" w:val="clear"/>
-        <w:spacing w:after="240" w:line="275.9999942779541" w:lineRule="auto"/>
-        <w:rPr>
-          <w:rFonts w:ascii="Google Sans" w:cs="Google Sans" w:eastAsia="Google Sans" w:hAnsi="Google Sans"/>
-          <w:color w:val="1f1f1f"/>
-        </w:rPr>
-      </w:pPr>
-      <w:r>
-        <w:rPr>
-          <w:rFonts w:ascii="Google Sans" w:cs="Google Sans" w:eastAsia="Google Sans" w:hAnsi="Google Sans"/>
-          <w:color w:val="1f1f1f"/>
-          <w:rtl w:val="0"/>
-        </w:rPr>
-        <w:t xml:space="preserve">| GardenBuilderTest.tsx | 配置テスト用のデバッグ/ビルダ画面。 |</w:t>
-      </w:r>
-    </w:p>
-    <w:p>
-      <w:pPr>
-        <w:pBdr>
-          <w:top w:space="0" w:sz="0" w:val="nil"/>
-          <w:left w:space="0" w:sz="0" w:val="nil"/>
-          <w:bottom w:space="0" w:sz="0" w:val="nil"/>
-          <w:right w:space="0" w:sz="0" w:val="nil"/>
-          <w:between w:space="0" w:sz="0" w:val="nil"/>
-        </w:pBdr>
-        <w:shd w:fill="auto" w:val="clear"/>
-        <w:spacing w:after="240" w:line="275.9999942779541" w:lineRule="auto"/>
-        <w:rPr>
-          <w:rFonts w:ascii="Google Sans" w:cs="Google Sans" w:eastAsia="Google Sans" w:hAnsi="Google Sans"/>
-          <w:color w:val="1f1f1f"/>
-        </w:rPr>
-      </w:pPr>
-      <w:r>
-        <w:rPr>
-          <w:rFonts w:ascii="Google Sans" w:cs="Google Sans" w:eastAsia="Google Sans" w:hAnsi="Google Sans"/>
-          <w:color w:val="1f1f1f"/>
-          <w:rtl w:val="0"/>
-        </w:rPr>
-        <w:t xml:space="preserve">| GardenControllerOverlay.tsx | 庭画面上にオーバーレイするUI（ショップを開く、リセット等）。 |</w:t>
-      </w:r>
-    </w:p>
-    <w:p>
-      <w:pPr>
-        <w:pBdr>
-          <w:top w:space="0" w:sz="0" w:val="nil"/>
-          <w:left w:space="0" w:sz="0" w:val="nil"/>
-          <w:bottom w:space="0" w:sz="0" w:val="nil"/>
-          <w:right w:space="0" w:sz="0" w:val="nil"/>
-          <w:between w:space="0" w:sz="0" w:val="nil"/>
-        </w:pBdr>
-        <w:shd w:fill="auto" w:val="clear"/>
-        <w:spacing w:after="240" w:line="275.9999942779541" w:lineRule="auto"/>
-        <w:rPr>
-          <w:rFonts w:ascii="Google Sans" w:cs="Google Sans" w:eastAsia="Google Sans" w:hAnsi="Google Sans"/>
-          <w:color w:val="1f1f1f"/>
-        </w:rPr>
-      </w:pPr>
-      <w:r>
-        <w:rPr>
-          <w:rFonts w:ascii="Google Sans" w:cs="Google Sans" w:eastAsia="Google Sans" w:hAnsi="Google Sans"/>
-          <w:color w:val="1f1f1f"/>
-          <w:rtl w:val="0"/>
-        </w:rPr>
-        <w:t xml:space="preserve">| GardenInventoryTray.tsx | 所持している（配置可能な）アイテムのトレイ。 |</w:t>
-      </w:r>
-    </w:p>
-    <w:p>
-      <w:pPr>
-        <w:pBdr>
-          <w:top w:space="0" w:sz="0" w:val="nil"/>
-          <w:left w:space="0" w:sz="0" w:val="nil"/>
-          <w:bottom w:space="0" w:sz="0" w:val="nil"/>
-          <w:right w:space="0" w:sz="0" w:val="nil"/>
-          <w:between w:space="0" w:sz="0" w:val="nil"/>
-        </w:pBdr>
-        <w:shd w:fill="auto" w:val="clear"/>
-        <w:spacing w:after="240" w:line="275.9999942779541" w:lineRule="auto"/>
-        <w:rPr>
-          <w:rFonts w:ascii="Google Sans" w:cs="Google Sans" w:eastAsia="Google Sans" w:hAnsi="Google Sans"/>
-          <w:color w:val="1f1f1f"/>
-        </w:rPr>
-      </w:pPr>
-      <w:r>
-        <w:rPr>
-          <w:rFonts w:ascii="Google Sans" w:cs="Google Sans" w:eastAsia="Google Sans" w:hAnsi="Google Sans"/>
-          <w:color w:val="1f1f1f"/>
-          <w:rtl w:val="0"/>
-        </w:rPr>
-        <w:t xml:space="preserve">| GardenShopModal.tsx | へそくりを使ってアイテムを購入するショップ画面。 |</w:t>
-      </w:r>
-    </w:p>
-    <w:p>
-      <w:pPr>
-        <w:pBdr>
-          <w:top w:space="0" w:sz="0" w:val="nil"/>
-          <w:left w:space="0" w:sz="0" w:val="nil"/>
-          <w:bottom w:space="0" w:sz="0" w:val="nil"/>
-          <w:right w:space="0" w:sz="0" w:val="nil"/>
-          <w:between w:space="0" w:sz="0" w:val="nil"/>
-        </w:pBdr>
-        <w:shd w:fill="auto" w:val="clear"/>
-        <w:spacing w:after="240" w:line="275.9999942779541" w:lineRule="auto"/>
-        <w:rPr>
-          <w:rFonts w:ascii="Google Sans" w:cs="Google Sans" w:eastAsia="Google Sans" w:hAnsi="Google Sans"/>
-          <w:color w:val="1f1f1f"/>
-        </w:rPr>
-      </w:pPr>
-      <w:r>
-        <w:rPr>
-          <w:rFonts w:ascii="Google Sans" w:cs="Google Sans" w:eastAsia="Google Sans" w:hAnsi="Google Sans"/>
-          <w:color w:val="1f1f1f"/>
-          <w:rtl w:val="0"/>
-        </w:rPr>
-        <w:t xml:space="preserve">| GardenMapResetButton.tsx | 庭の配置を初期化するボタン。 |</w:t>
-      </w:r>
-    </w:p>
-    <w:p>
-      <w:pPr>
-        <w:pBdr>
-          <w:top w:space="0" w:sz="0" w:val="nil"/>
-          <w:left w:space="0" w:sz="0" w:val="nil"/>
-          <w:bottom w:space="0" w:sz="0" w:val="nil"/>
-          <w:right w:space="0" w:sz="0" w:val="nil"/>
-          <w:between w:space="0" w:sz="0" w:val="nil"/>
-        </w:pBdr>
-        <w:shd w:fill="auto" w:val="clear"/>
-        <w:spacing w:after="240" w:line="275.9999942779541" w:lineRule="auto"/>
-        <w:rPr>
-          <w:rFonts w:ascii="Google Sans" w:cs="Google Sans" w:eastAsia="Google Sans" w:hAnsi="Google Sans"/>
-          <w:color w:val="1f1f1f"/>
-        </w:rPr>
-      </w:pPr>
-      <w:r>
-        <w:rPr>
-          <w:rFonts w:ascii="Google Sans" w:cs="Google Sans" w:eastAsia="Google Sans" w:hAnsi="Google Sans"/>
-          <w:color w:val="1f1f1f"/>
-          <w:rtl w:val="0"/>
-        </w:rPr>
-        <w:t xml:space="preserve">| DraggableGardenItem.tsx | ドラッグ＆ドロップで配置・移動可能なアイテムのラッパーコンポーネント。 |</w:t>
-      </w:r>
-    </w:p>
-    <w:p>
-      <w:pPr>
-        <w:pBdr>
-          <w:top w:space="0" w:sz="0" w:val="nil"/>
-          <w:left w:space="0" w:sz="0" w:val="nil"/>
-          <w:bottom w:space="0" w:sz="0" w:val="nil"/>
-          <w:right w:space="0" w:sz="0" w:val="nil"/>
-          <w:between w:space="0" w:sz="0" w:val="nil"/>
-        </w:pBdr>
-        <w:shd w:fill="auto" w:val="clear"/>
-        <w:spacing w:after="240" w:line="275.9999942779541" w:lineRule="auto"/>
-        <w:rPr>
-          <w:rFonts w:ascii="Google Sans" w:cs="Google Sans" w:eastAsia="Google Sans" w:hAnsi="Google Sans"/>
-          <w:color w:val="1f1f1f"/>
-        </w:rPr>
-      </w:pPr>
-      <w:r>
-        <w:rPr>
-          <w:rFonts w:ascii="Google Sans" w:cs="Google Sans" w:eastAsia="Google Sans" w:hAnsi="Google Sans"/>
-          <w:color w:val="1f1f1f"/>
-          <w:rtl w:val="0"/>
-        </w:rPr>
-        <w:t xml:space="preserve">| InteractiveGardenItem.tsx | タップ等のインタラクション（アニメーションなど）を持つアイテム。 |</w:t>
-      </w:r>
-    </w:p>
-    <w:p>
-      <w:pPr>
-        <w:pBdr>
-          <w:top w:space="0" w:sz="0" w:val="nil"/>
-          <w:left w:space="0" w:sz="0" w:val="nil"/>
-          <w:bottom w:space="0" w:sz="0" w:val="nil"/>
-          <w:right w:space="0" w:sz="0" w:val="nil"/>
-          <w:between w:space="0" w:sz="0" w:val="nil"/>
-        </w:pBdr>
-        <w:shd w:fill="auto" w:val="clear"/>
-        <w:spacing w:after="240" w:line="275.9999942779541" w:lineRule="auto"/>
-        <w:rPr>
-          <w:rFonts w:ascii="Google Sans" w:cs="Google Sans" w:eastAsia="Google Sans" w:hAnsi="Google Sans"/>
-          <w:color w:val="1f1f1f"/>
-        </w:rPr>
-      </w:pPr>
-      <w:r>
-        <w:rPr>
-          <w:rFonts w:ascii="Google Sans" w:cs="Google Sans" w:eastAsia="Google Sans" w:hAnsi="Google Sans"/>
-          <w:color w:val="1f1f1f"/>
-          <w:rtl w:val="0"/>
-        </w:rPr>
-        <w:t xml:space="preserve">| GardenWisdomTreeItem.tsx | 庭のシンボルツリー専用コンポーネント（成長要素などを想定）。 |</w:t>
-      </w:r>
-    </w:p>
-    <w:p>
-      <w:pPr>
-        <w:pBdr>
-          <w:top w:space="0" w:sz="0" w:val="nil"/>
-          <w:left w:space="0" w:sz="0" w:val="nil"/>
-          <w:bottom w:space="0" w:sz="0" w:val="nil"/>
-          <w:right w:space="0" w:sz="0" w:val="nil"/>
-          <w:between w:space="0" w:sz="0" w:val="nil"/>
-        </w:pBdr>
-        <w:shd w:fill="auto" w:val="clear"/>
-        <w:spacing w:after="240" w:line="275.9999942779541" w:lineRule="auto"/>
-        <w:rPr>
-          <w:rFonts w:ascii="Google Sans" w:cs="Google Sans" w:eastAsia="Google Sans" w:hAnsi="Google Sans"/>
-          <w:color w:val="1f1f1f"/>
-        </w:rPr>
-      </w:pPr>
-      <w:r>
-        <w:rPr>
-          <w:rFonts w:ascii="Google Sans" w:cs="Google Sans" w:eastAsia="Google Sans" w:hAnsi="Google Sans"/>
-          <w:color w:val="1f1f1f"/>
-          <w:rtl w:val="0"/>
-        </w:rPr>
-        <w:t xml:space="preserve">| EffectSprite.tsx / PlantSprite.tsx / UniversalSprite.tsx | 各種スプライト（画像）の描画用コンポーネント。spriteConfig.tsを参照して描画する。 |</w:t>
-      </w:r>
-    </w:p>
-    <w:p>
-      <w:pPr>
-        <w:pStyle w:val="Heading3"/>
-        <w:pBdr>
-          <w:top w:space="0" w:sz="0" w:val="nil"/>
-          <w:left w:space="0" w:sz="0" w:val="nil"/>
-          <w:bottom w:space="0" w:sz="0" w:val="nil"/>
-          <w:right w:space="0" w:sz="0" w:val="nil"/>
-          <w:between w:space="0" w:sz="0" w:val="nil"/>
-        </w:pBdr>
-        <w:shd w:fill="auto" w:val="clear"/>
-        <w:spacing w:after="120" w:before="120" w:line="275.9999942779541" w:lineRule="auto"/>
-        <w:rPr>
-          <w:rFonts w:ascii="Google Sans" w:cs="Google Sans" w:eastAsia="Google Sans" w:hAnsi="Google Sans"/>
-          <w:color w:val="1f1f1f"/>
-        </w:rPr>
-      </w:pPr>
-      <w:r>
-        <w:pict>
-          <v:rect style="width:0.0pt;height:1.5pt" o:hr="t" o:hrstd="t" o:hralign="center" fillcolor="#A0A0A0" stroked="f"/>
-        </w:pict>
-      </w:r>
       <w:r>
         <w:rPr>
           <w:rFonts w:ascii="Google Sans" w:cs="Google Sans" w:eastAsia="Google Sans" w:hAnsi="Google Sans"/>
@@ -4852,7 +7594,7 @@
         </w:pBdr>
         <w:shd w:fill="auto" w:val="clear"/>
         <w:spacing w:after="0" w:afterAutospacing="0" w:line="275.9999942779541" w:lineRule="auto"/>
-        <w:ind w:left="480" w:hanging="360"/>
+        <w:ind w:left="570" w:hanging="360"/>
       </w:pPr>
       <w:r>
         <w:rPr>
@@ -4878,7 +7620,7 @@
         </w:pBdr>
         <w:shd w:fill="auto" w:val="clear"/>
         <w:spacing w:after="0" w:afterAutospacing="0" w:before="0" w:beforeAutospacing="0" w:line="275.9999942779541" w:lineRule="auto"/>
-        <w:ind w:left="480" w:hanging="360"/>
+        <w:ind w:left="570" w:hanging="360"/>
       </w:pPr>
       <w:r>
         <w:rPr>
@@ -4886,7 +7628,33 @@
           <w:color w:val="1f1f1f"/>
           <w:rtl w:val="0"/>
         </w:rPr>
-        <w:t xml:space="preserve">修正対象のファイルが持つ「責務」を逸脱していないか。（例：budgetUtils.tsにAPIコールの副作用を書こうとしていないか）。</w:t>
+        <w:t xml:space="preserve">修正対象のファイルが持つ「責務」を逸脱していないか。（例：budgetUtils.tsにAPIコールの副作用を書こうとしていないか、リストコンポーネントにModalを密結合させようとしていないか）。</w:t>
+      </w:r>
+    </w:p>
+    <w:p>
+      <w:pPr>
+        <w:numPr>
+          <w:ilvl w:val="0"/>
+          <w:numId w:val="1"/>
+        </w:numPr>
+        <w:pBdr>
+          <w:top w:space="0" w:sz="0" w:val="nil"/>
+          <w:left w:space="0" w:sz="0" w:val="nil"/>
+          <w:bottom w:space="0" w:sz="0" w:val="nil"/>
+          <w:right w:space="0" w:sz="0" w:val="nil"/>
+          <w:between w:space="0" w:sz="0" w:val="nil"/>
+        </w:pBdr>
+        <w:shd w:fill="auto" w:val="clear"/>
+        <w:spacing w:after="0" w:afterAutospacing="0" w:before="0" w:beforeAutospacing="0" w:line="275.9999942779541" w:lineRule="auto"/>
+        <w:ind w:left="570" w:hanging="360"/>
+      </w:pPr>
+      <w:r>
+        <w:rPr>
+          <w:rFonts w:ascii="Google Sans" w:cs="Google Sans" w:eastAsia="Google Sans" w:hAnsi="Google Sans"/>
+          <w:color w:val="1f1f1f"/>
+          <w:rtl w:val="0"/>
+        </w:rPr>
+        <w:t xml:space="preserve">収入（income等）の概念が混入していないか。</w:t>
       </w:r>
     </w:p>
     <w:p>
@@ -4904,34 +7672,7 @@
         </w:pBdr>
         <w:shd w:fill="auto" w:val="clear"/>
         <w:spacing w:after="120" w:before="0" w:beforeAutospacing="0" w:line="275.9999942779541" w:lineRule="auto"/>
-        <w:ind w:left="480" w:hanging="360"/>
-      </w:pPr>
-      <w:r>
-        <w:rPr>
-          <w:rFonts w:ascii="Google Sans" w:cs="Google Sans" w:eastAsia="Google Sans" w:hAnsi="Google Sans"/>
-          <w:b w:val="1"/>
-          <w:bCs w:val="1"/>
-          <w:color w:val="1f1f1f"/>
-          <w:rtl w:val="0"/>
-        </w:rPr>
-        <w:t xml:space="preserve">収入（income等）の概念が混入していないか。</w:t>
-      </w:r>
-    </w:p>
-    <w:p>
-      <w:pPr>
-        <w:pBdr>
-          <w:top w:space="0" w:sz="0" w:val="nil"/>
-          <w:left w:space="0" w:sz="0" w:val="nil"/>
-          <w:bottom w:space="0" w:sz="0" w:val="nil"/>
-          <w:right w:space="0" w:sz="0" w:val="nil"/>
-          <w:between w:space="0" w:sz="0" w:val="nil"/>
-        </w:pBdr>
-        <w:shd w:fill="auto" w:val="clear"/>
-        <w:spacing w:after="240" w:before="240" w:line="275.9999942779541" w:lineRule="auto"/>
-        <w:rPr>
-          <w:rFonts w:ascii="Google Sans" w:cs="Google Sans" w:eastAsia="Google Sans" w:hAnsi="Google Sans"/>
-          <w:color w:val="1f1f1f"/>
-        </w:rPr>
+        <w:ind w:left="570" w:hanging="360"/>
       </w:pPr>
       <w:r>
         <w:rPr>
@@ -4960,7 +7701,7 @@
       <w:lvlText w:val="%1."/>
       <w:lvlJc w:val="left"/>
       <w:pPr>
-        <w:ind w:left="480" w:hanging="360"/>
+        <w:ind w:left="570" w:hanging="360"/>
       </w:pPr>
       <w:rPr>
         <w:rFonts w:ascii="Arial" w:cs="Arial" w:eastAsia="Arial" w:hAnsi="Arial"/>
@@ -5422,6 +8163,34 @@
       <w:tblStyleColBandSize w:val="1"/>
     </w:tblPr>
   </w:style>
+  <w:style w:type="table" w:styleId="Table6">
+    <w:basedOn w:val="TableNormal"/>
+    <w:tblPr>
+      <w:tblStyleRowBandSize w:val="1"/>
+      <w:tblStyleColBandSize w:val="1"/>
+    </w:tblPr>
+  </w:style>
+  <w:style w:type="table" w:styleId="Table7">
+    <w:basedOn w:val="TableNormal"/>
+    <w:tblPr>
+      <w:tblStyleRowBandSize w:val="1"/>
+      <w:tblStyleColBandSize w:val="1"/>
+    </w:tblPr>
+  </w:style>
+  <w:style w:type="table" w:styleId="Table8">
+    <w:basedOn w:val="TableNormal"/>
+    <w:tblPr>
+      <w:tblStyleRowBandSize w:val="1"/>
+      <w:tblStyleColBandSize w:val="1"/>
+    </w:tblPr>
+  </w:style>
+  <w:style w:type="table" w:styleId="Table9">
+    <w:basedOn w:val="TableNormal"/>
+    <w:tblPr>
+      <w:tblStyleRowBandSize w:val="1"/>
+      <w:tblStyleColBandSize w:val="1"/>
+    </w:tblPr>
+  </w:style>
 </w:styles>
 </file>
 

--- a/Docs/01-C_へそくり帳_プロジェクトファイル定義書.docx
+++ b/Docs/01-C_へそくり帳_プロジェクトファイル定義書.docx
@@ -17,16 +17,16 @@
         <w:rPr>
           <w:rFonts w:ascii="Google Sans" w:cs="Google Sans" w:eastAsia="Google Sans" w:hAnsi="Google Sans"/>
           <w:color w:val="1f1f1f"/>
-          <w:sz w:val="42"/>
-          <w:szCs w:val="42"/>
+          <w:sz w:val="40"/>
+          <w:szCs w:val="40"/>
         </w:rPr>
       </w:pPr>
       <w:r>
         <w:rPr>
           <w:rFonts w:ascii="Google Sans" w:cs="Google Sans" w:eastAsia="Google Sans" w:hAnsi="Google Sans"/>
           <w:color w:val="1f1f1f"/>
-          <w:sz w:val="42"/>
-          <w:szCs w:val="42"/>
+          <w:sz w:val="40"/>
+          <w:szCs w:val="40"/>
           <w:rtl w:val="0"/>
         </w:rPr>
         <w:t xml:space="preserve">01-C_へそくり帳_プロジェクトファイル定義書</w:t>
@@ -1874,25 +1874,7 @@
                 <w:color w:val="1f1f1f"/>
                 <w:rtl w:val="0"/>
               </w:rPr>
-              <w:t xml:space="preserve">【最重要】フロント・バック共通の</w:t>
-            </w:r>
-            <w:r>
-              <w:rPr>
-                <w:rFonts w:ascii="Google Sans" w:cs="Google Sans" w:eastAsia="Google Sans" w:hAnsi="Google Sans"/>
-                <w:b w:val="1"/>
-                <w:bCs w:val="1"/>
-                <w:color w:val="1f1f1f"/>
-                <w:rtl w:val="0"/>
-              </w:rPr>
-              <w:t xml:space="preserve">唯一のスキーマソース</w:t>
-            </w:r>
-            <w:r>
-              <w:rPr>
-                <w:rFonts w:ascii="Google Sans" w:cs="Google Sans" w:eastAsia="Google Sans" w:hAnsi="Google Sans"/>
-                <w:color w:val="1f1f1f"/>
-                <w:rtl w:val="0"/>
-              </w:rPr>
-              <w:t xml:space="preserve">。DBスキーマやコンポーネントのPropsはすべてここに依存する。勝手なフィールド（特にincome）の追加は厳禁。</w:t>
+              <w:t xml:space="preserve">【最重要】フロント・バック共通の唯一のスキーマソース。DBスキーマやコンポーネントのPropsはすべてここに依存する。勝手なフィールド（特にincome）の追加は厳禁。</w:t>
             </w:r>
           </w:p>
         </w:tc>
@@ -2168,7 +2150,7 @@
                 <w:color w:val="1f1f1f"/>
                 <w:rtl w:val="0"/>
               </w:rPr>
-              <w:t xml:space="preserve">スプライト（画像）のサイズ、アニメーションフレームなどの描画設定。</w:t>
+              <w:t xml:space="preserve">スプライト（画像）のサイズ、アニメーションフレーム、ズームの制限値（MIN/MAX/STEP）などの描画設定。</w:t>
             </w:r>
           </w:p>
         </w:tc>
@@ -2260,7 +2242,7 @@
                 <w:color w:val="1f1f1f"/>
                 <w:rtl w:val="0"/>
               </w:rPr>
-              <w:t xml:space="preserve">庭に配置できるアイテムのマスターデータ（ID、名称、必要へそくり額など）。</w:t>
+              <w:t xml:space="preserve">庭に配置できるアイテムのマスターデータ（ID、名称、必要へそくり額、エフェクトIDなど）。</w:t>
             </w:r>
           </w:p>
         </w:tc>
@@ -2530,25 +2512,7 @@
                 <w:color w:val="1f1f1f"/>
                 <w:rtl w:val="0"/>
               </w:rPr>
-              <w:t xml:space="preserve">予算計算、余剰金（へそくり）の算出を行う</w:t>
-            </w:r>
-            <w:r>
-              <w:rPr>
-                <w:rFonts w:ascii="Google Sans" w:cs="Google Sans" w:eastAsia="Google Sans" w:hAnsi="Google Sans"/>
-                <w:b w:val="1"/>
-                <w:bCs w:val="1"/>
-                <w:color w:val="1f1f1f"/>
-                <w:rtl w:val="0"/>
-              </w:rPr>
-              <w:t xml:space="preserve">純粋関数</w:t>
-            </w:r>
-            <w:r>
-              <w:rPr>
-                <w:rFonts w:ascii="Google Sans" w:cs="Google Sans" w:eastAsia="Google Sans" w:hAnsi="Google Sans"/>
-                <w:color w:val="1f1f1f"/>
-                <w:rtl w:val="0"/>
-              </w:rPr>
-              <w:t xml:space="preserve">群。src/types.tsの型のみを使用し、外部副作用を持たせないこと。</w:t>
+              <w:t xml:space="preserve">予算計算、余剰金（へそくり）の算出を行う純粋関数群。src/types.tsの型のみを使用し、外部副作用を持たせないこと。</w:t>
             </w:r>
           </w:p>
         </w:tc>
@@ -2824,7 +2788,7 @@
                 <w:color w:val="1f1f1f"/>
                 <w:rtl w:val="0"/>
               </w:rPr>
-              <w:t xml:space="preserve">庭画面のパン（スワイプ）、ズーム（ピンチ）などのカメラ制御状態を管理するフック。</w:t>
+              <w:t xml:space="preserve">庭画面のパン（スワイプ）移動量、およびズーム倍率のカメラ制御状態を管理するフック。ズーム倍率によるスワイプ座標の逆算補正を行い、操作のデグレを防ぐ責務を持つ。</w:t>
             </w:r>
           </w:p>
         </w:tc>
@@ -3008,7 +2972,7 @@
                 <w:color w:val="1f1f1f"/>
                 <w:rtl w:val="0"/>
               </w:rPr>
-              <w:t xml:space="preserve">**【追加】**設定画面（SettingsScreen）専用の状態管理フック。各モーダルの開閉状態、編集モードの切り替え、設定データの更新ロジックをカプセル化する。UIコンポーネント（View）とビジネスロジック（Controller）を分離し、Screenコンポーネントの肥大化を防ぐ責務を持つ。</w:t>
+              <w:t xml:space="preserve">設定画面（SettingsScreen）専用の状態管理フック。各モーダルの開閉状態、編集モードの切り替え、設定データの更新ロジックをカプセル化する。UIコンポーネント（View）とビジネスロジック（Controller）を分離し、Screenコンポーネントの肥大化を防ぐ責務を持つ。</w:t>
             </w:r>
           </w:p>
         </w:tc>
@@ -3554,7 +3518,7 @@
                 <w:color w:val="1f1f1f"/>
                 <w:rtl w:val="0"/>
               </w:rPr>
-              <w:t xml:space="preserve">過去の支出履歴を一覧表示、フィルタリングする画面。</w:t>
+              <w:t xml:space="preserve">**【修正】**庭・ガーデン機能の本画面（メイン画面）。IsometricGardenCanvasやTreeGrowthPanelを呼び出し、ズームや配置操作、干渉防止ブロッカー（GardenPlacementBlocker）を統合して表示する。（※ファイル名から支出履歴を連想しやすいが、実態はお庭のルート画面であることに注意すること）</w:t>
             </w:r>
           </w:p>
         </w:tc>
@@ -3700,25 +3664,7 @@
           <w:color w:val="1f1f1f"/>
           <w:rtl w:val="0"/>
         </w:rPr>
-        <w:t xml:space="preserve">単一責務を持たせた再利用可能なUI部品。</w:t>
-      </w:r>
-      <w:r>
-        <w:rPr>
-          <w:rFonts w:ascii="Google Sans" w:cs="Google Sans" w:eastAsia="Google Sans" w:hAnsi="Google Sans"/>
-          <w:b w:val="1"/>
-          <w:bCs w:val="1"/>
-          <w:color w:val="1f1f1f"/>
-          <w:rtl w:val="0"/>
-        </w:rPr>
-        <w:t xml:space="preserve">原則として50〜150行に収まるように分割</w:t>
-      </w:r>
-      <w:r>
-        <w:rPr>
-          <w:rFonts w:ascii="Google Sans" w:cs="Google Sans" w:eastAsia="Google Sans" w:hAnsi="Google Sans"/>
-          <w:color w:val="1f1f1f"/>
-          <w:rtl w:val="0"/>
-        </w:rPr>
-        <w:t xml:space="preserve">して実装される。</w:t>
+        <w:t xml:space="preserve">単一責務を持たせた再利用可能なUI部品。原則として50〜150行に収まるように分割して実装される。</w:t>
       </w:r>
     </w:p>
     <w:p>
@@ -6290,7 +6236,7 @@
                 <w:color w:val="1f1f1f"/>
                 <w:rtl w:val="0"/>
               </w:rPr>
-              <w:t xml:space="preserve">**【追加】**家族メンバーの名前等を編集する独立したモーダル。リストコンポーネント内にModalを埋め込むと再レンダリングやアニメーション競合（Glitchバグ）を引き起こすため、必ず独立させて親画面（SettingsScreen）の最上位レイヤーで状態管理とマウントを行うこと。</w:t>
+              <w:t xml:space="preserve">家族メンバーの名前等を編集する独立したモーダル。リストコンポーネント内にModalを埋め込むと再レンダリングやアニメーション競合（Glitchバグ）を引き起こすため、必ず独立させて親画面（SettingsScreen）の最上位レイヤーで状態管理とマウントを行うこと。</w:t>
             </w:r>
           </w:p>
         </w:tc>
@@ -6719,7 +6665,7 @@
                 <w:color w:val="1f1f1f"/>
                 <w:rtl w:val="0"/>
               </w:rPr>
-              <w:t xml:space="preserve">庭のベースとなるアイソメトリック（等角投影）キャンバス。描画のコア。</w:t>
+              <w:t xml:space="preserve">**【修正】**庭のベースとなるアイソメトリック（等角投影）キャンバス。描画のコア。壁紙レイヤーとスケーリング対象レイヤーを分離し、ズームUI（GardenZoomUI）を内包する。タップ座標の逆算補正を行う。</w:t>
             </w:r>
           </w:p>
         </w:tc>
@@ -6811,7 +6757,7 @@
                 <w:color w:val="1f1f1f"/>
                 <w:rtl w:val="0"/>
               </w:rPr>
-              <w:t xml:space="preserve">配置テスト用のデバッグ/ビルダ画面。</w:t>
+              <w:t xml:space="preserve">**【修正】**配置テスト用のデバッグ/ビルダ画面。HistoryScreenと同様に、ズームの接続とGardenPlacementBlockerによる干渉防止を組み込む。</w:t>
             </w:r>
           </w:p>
         </w:tc>
@@ -7548,6 +7494,282 @@
                 <w:rtl w:val="0"/>
               </w:rPr>
               <w:t xml:space="preserve">各種スプライト（画像）の描画用コンポーネント。spriteConfig.tsを参照して描画する。</w:t>
+            </w:r>
+          </w:p>
+        </w:tc>
+      </w:tr>
+      <w:tr>
+        <w:trPr>
+          <w:cantSplit w:val="0"/>
+          <w:tblHeader w:val="0"/>
+        </w:trPr>
+        <w:tc>
+          <w:tcPr>
+            <w:tcBorders>
+              <w:top w:color="000000" w:space="0" w:sz="6" w:val="single"/>
+              <w:left w:color="000000" w:space="0" w:sz="6" w:val="single"/>
+              <w:bottom w:color="000000" w:space="0" w:sz="6" w:val="single"/>
+              <w:right w:color="000000" w:space="0" w:sz="6" w:val="single"/>
+            </w:tcBorders>
+            <w:shd w:fill="auto" w:val="clear"/>
+            <w:tcMar>
+              <w:top w:w="240.0" w:type="dxa"/>
+              <w:left w:w="0.0" w:type="dxa"/>
+              <w:bottom w:w="240.0" w:type="dxa"/>
+              <w:right w:w="180.0" w:type="dxa"/>
+            </w:tcMar>
+            <w:vAlign w:val="top"/>
+          </w:tcPr>
+          <w:p>
+            <w:pPr>
+              <w:pBdr>
+                <w:top w:space="0" w:sz="0" w:val="nil"/>
+                <w:left w:space="0" w:sz="0" w:val="nil"/>
+                <w:bottom w:space="0" w:sz="0" w:val="nil"/>
+                <w:right w:space="0" w:sz="0" w:val="nil"/>
+                <w:between w:space="0" w:sz="0" w:val="nil"/>
+              </w:pBdr>
+              <w:shd w:fill="auto" w:val="clear"/>
+              <w:spacing w:after="240" w:before="240" w:line="275.9999942779541" w:lineRule="auto"/>
+              <w:rPr>
+                <w:rFonts w:ascii="Google Sans" w:cs="Google Sans" w:eastAsia="Google Sans" w:hAnsi="Google Sans"/>
+                <w:color w:val="1f1f1f"/>
+              </w:rPr>
+            </w:pPr>
+            <w:r>
+              <w:rPr>
+                <w:rFonts w:ascii="Google Sans" w:cs="Google Sans" w:eastAsia="Google Sans" w:hAnsi="Google Sans"/>
+                <w:color w:val="1f1f1f"/>
+                <w:rtl w:val="0"/>
+              </w:rPr>
+              <w:t xml:space="preserve">TreeGrowthPanel.tsx</w:t>
+            </w:r>
+          </w:p>
+        </w:tc>
+        <w:tc>
+          <w:tcPr>
+            <w:tcBorders>
+              <w:top w:color="000000" w:space="0" w:sz="6" w:val="single"/>
+              <w:left w:color="000000" w:space="0" w:sz="6" w:val="single"/>
+              <w:bottom w:color="000000" w:space="0" w:sz="6" w:val="single"/>
+              <w:right w:color="000000" w:space="0" w:sz="6" w:val="single"/>
+            </w:tcBorders>
+            <w:shd w:fill="auto" w:val="clear"/>
+            <w:tcMar>
+              <w:top w:w="240.0" w:type="dxa"/>
+              <w:left w:w="0.0" w:type="dxa"/>
+              <w:bottom w:w="240.0" w:type="dxa"/>
+              <w:right w:w="0.0" w:type="dxa"/>
+            </w:tcMar>
+            <w:vAlign w:val="top"/>
+          </w:tcPr>
+          <w:p>
+            <w:pPr>
+              <w:pBdr>
+                <w:top w:space="0" w:sz="0" w:val="nil"/>
+                <w:left w:space="0" w:sz="0" w:val="nil"/>
+                <w:bottom w:space="0" w:sz="0" w:val="nil"/>
+                <w:right w:space="0" w:sz="0" w:val="nil"/>
+                <w:between w:space="0" w:sz="0" w:val="nil"/>
+              </w:pBdr>
+              <w:shd w:fill="auto" w:val="clear"/>
+              <w:spacing w:after="240" w:before="240" w:line="275.9999942779541" w:lineRule="auto"/>
+              <w:rPr>
+                <w:rFonts w:ascii="Google Sans" w:cs="Google Sans" w:eastAsia="Google Sans" w:hAnsi="Google Sans"/>
+                <w:color w:val="1f1f1f"/>
+              </w:rPr>
+            </w:pPr>
+            <w:r>
+              <w:rPr>
+                <w:rFonts w:ascii="Google Sans" w:cs="Google Sans" w:eastAsia="Google Sans" w:hAnsi="Google Sans"/>
+                <w:color w:val="1f1f1f"/>
+                <w:rtl w:val="0"/>
+              </w:rPr>
+              <w:t xml:space="preserve">**【追加】**知恵の木のレベルやポイントを表示・成長させるパネル。エフェクトはマップ側の描画と重複しないように純粋なUI表示に専念すること。</w:t>
+            </w:r>
+          </w:p>
+        </w:tc>
+      </w:tr>
+      <w:tr>
+        <w:trPr>
+          <w:cantSplit w:val="0"/>
+          <w:tblHeader w:val="0"/>
+        </w:trPr>
+        <w:tc>
+          <w:tcPr>
+            <w:tcBorders>
+              <w:top w:color="000000" w:space="0" w:sz="6" w:val="single"/>
+              <w:left w:color="000000" w:space="0" w:sz="6" w:val="single"/>
+              <w:bottom w:color="000000" w:space="0" w:sz="6" w:val="single"/>
+              <w:right w:color="000000" w:space="0" w:sz="6" w:val="single"/>
+            </w:tcBorders>
+            <w:shd w:fill="auto" w:val="clear"/>
+            <w:tcMar>
+              <w:top w:w="240.0" w:type="dxa"/>
+              <w:left w:w="0.0" w:type="dxa"/>
+              <w:bottom w:w="240.0" w:type="dxa"/>
+              <w:right w:w="180.0" w:type="dxa"/>
+            </w:tcMar>
+            <w:vAlign w:val="top"/>
+          </w:tcPr>
+          <w:p>
+            <w:pPr>
+              <w:pBdr>
+                <w:top w:space="0" w:sz="0" w:val="nil"/>
+                <w:left w:space="0" w:sz="0" w:val="nil"/>
+                <w:bottom w:space="0" w:sz="0" w:val="nil"/>
+                <w:right w:space="0" w:sz="0" w:val="nil"/>
+                <w:between w:space="0" w:sz="0" w:val="nil"/>
+              </w:pBdr>
+              <w:shd w:fill="auto" w:val="clear"/>
+              <w:spacing w:after="240" w:before="240" w:line="275.9999942779541" w:lineRule="auto"/>
+              <w:rPr>
+                <w:rFonts w:ascii="Google Sans" w:cs="Google Sans" w:eastAsia="Google Sans" w:hAnsi="Google Sans"/>
+                <w:color w:val="1f1f1f"/>
+              </w:rPr>
+            </w:pPr>
+            <w:r>
+              <w:rPr>
+                <w:rFonts w:ascii="Google Sans" w:cs="Google Sans" w:eastAsia="Google Sans" w:hAnsi="Google Sans"/>
+                <w:color w:val="1f1f1f"/>
+                <w:rtl w:val="0"/>
+              </w:rPr>
+              <w:t xml:space="preserve">GardenZoomUI.tsx</w:t>
+            </w:r>
+          </w:p>
+        </w:tc>
+        <w:tc>
+          <w:tcPr>
+            <w:tcBorders>
+              <w:top w:color="000000" w:space="0" w:sz="6" w:val="single"/>
+              <w:left w:color="000000" w:space="0" w:sz="6" w:val="single"/>
+              <w:bottom w:color="000000" w:space="0" w:sz="6" w:val="single"/>
+              <w:right w:color="000000" w:space="0" w:sz="6" w:val="single"/>
+            </w:tcBorders>
+            <w:shd w:fill="auto" w:val="clear"/>
+            <w:tcMar>
+              <w:top w:w="240.0" w:type="dxa"/>
+              <w:left w:w="0.0" w:type="dxa"/>
+              <w:bottom w:w="240.0" w:type="dxa"/>
+              <w:right w:w="0.0" w:type="dxa"/>
+            </w:tcMar>
+            <w:vAlign w:val="top"/>
+          </w:tcPr>
+          <w:p>
+            <w:pPr>
+              <w:pBdr>
+                <w:top w:space="0" w:sz="0" w:val="nil"/>
+                <w:left w:space="0" w:sz="0" w:val="nil"/>
+                <w:bottom w:space="0" w:sz="0" w:val="nil"/>
+                <w:right w:space="0" w:sz="0" w:val="nil"/>
+                <w:between w:space="0" w:sz="0" w:val="nil"/>
+              </w:pBdr>
+              <w:shd w:fill="auto" w:val="clear"/>
+              <w:spacing w:after="240" w:before="240" w:line="275.9999942779541" w:lineRule="auto"/>
+              <w:rPr>
+                <w:rFonts w:ascii="Google Sans" w:cs="Google Sans" w:eastAsia="Google Sans" w:hAnsi="Google Sans"/>
+                <w:color w:val="1f1f1f"/>
+              </w:rPr>
+            </w:pPr>
+            <w:r>
+              <w:rPr>
+                <w:rFonts w:ascii="Google Sans" w:cs="Google Sans" w:eastAsia="Google Sans" w:hAnsi="Google Sans"/>
+                <w:color w:val="1f1f1f"/>
+                <w:rtl w:val="0"/>
+              </w:rPr>
+              <w:t xml:space="preserve">**【新規追加】**キャンバス上に配置する「＋/－」のズーム操作ボタンUI。Canvasの行数肥大化を防ぐための単一責務コンポーネント。</w:t>
+            </w:r>
+          </w:p>
+        </w:tc>
+      </w:tr>
+      <w:tr>
+        <w:trPr>
+          <w:cantSplit w:val="0"/>
+          <w:tblHeader w:val="0"/>
+        </w:trPr>
+        <w:tc>
+          <w:tcPr>
+            <w:tcBorders>
+              <w:top w:color="000000" w:space="0" w:sz="6" w:val="single"/>
+              <w:left w:color="000000" w:space="0" w:sz="6" w:val="single"/>
+              <w:bottom w:color="000000" w:space="0" w:sz="6" w:val="single"/>
+              <w:right w:color="000000" w:space="0" w:sz="6" w:val="single"/>
+            </w:tcBorders>
+            <w:shd w:fill="auto" w:val="clear"/>
+            <w:tcMar>
+              <w:top w:w="240.0" w:type="dxa"/>
+              <w:left w:w="0.0" w:type="dxa"/>
+              <w:bottom w:w="240.0" w:type="dxa"/>
+              <w:right w:w="180.0" w:type="dxa"/>
+            </w:tcMar>
+            <w:vAlign w:val="top"/>
+          </w:tcPr>
+          <w:p>
+            <w:pPr>
+              <w:pBdr>
+                <w:top w:space="0" w:sz="0" w:val="nil"/>
+                <w:left w:space="0" w:sz="0" w:val="nil"/>
+                <w:bottom w:space="0" w:sz="0" w:val="nil"/>
+                <w:right w:space="0" w:sz="0" w:val="nil"/>
+                <w:between w:space="0" w:sz="0" w:val="nil"/>
+              </w:pBdr>
+              <w:shd w:fill="auto" w:val="clear"/>
+              <w:spacing w:after="240" w:before="240" w:line="275.9999942779541" w:lineRule="auto"/>
+              <w:rPr>
+                <w:rFonts w:ascii="Google Sans" w:cs="Google Sans" w:eastAsia="Google Sans" w:hAnsi="Google Sans"/>
+                <w:color w:val="1f1f1f"/>
+              </w:rPr>
+            </w:pPr>
+            <w:r>
+              <w:rPr>
+                <w:rFonts w:ascii="Google Sans" w:cs="Google Sans" w:eastAsia="Google Sans" w:hAnsi="Google Sans"/>
+                <w:color w:val="1f1f1f"/>
+                <w:rtl w:val="0"/>
+              </w:rPr>
+              <w:t xml:space="preserve">GardenPlacementBlocker.tsx</w:t>
+            </w:r>
+          </w:p>
+        </w:tc>
+        <w:tc>
+          <w:tcPr>
+            <w:tcBorders>
+              <w:top w:color="000000" w:space="0" w:sz="6" w:val="single"/>
+              <w:left w:color="000000" w:space="0" w:sz="6" w:val="single"/>
+              <w:bottom w:color="000000" w:space="0" w:sz="6" w:val="single"/>
+              <w:right w:color="000000" w:space="0" w:sz="6" w:val="single"/>
+            </w:tcBorders>
+            <w:shd w:fill="auto" w:val="clear"/>
+            <w:tcMar>
+              <w:top w:w="240.0" w:type="dxa"/>
+              <w:left w:w="0.0" w:type="dxa"/>
+              <w:bottom w:w="240.0" w:type="dxa"/>
+              <w:right w:w="0.0" w:type="dxa"/>
+            </w:tcMar>
+            <w:vAlign w:val="top"/>
+          </w:tcPr>
+          <w:p>
+            <w:pPr>
+              <w:pBdr>
+                <w:top w:space="0" w:sz="0" w:val="nil"/>
+                <w:left w:space="0" w:sz="0" w:val="nil"/>
+                <w:bottom w:space="0" w:sz="0" w:val="nil"/>
+                <w:right w:space="0" w:sz="0" w:val="nil"/>
+                <w:between w:space="0" w:sz="0" w:val="nil"/>
+              </w:pBdr>
+              <w:shd w:fill="auto" w:val="clear"/>
+              <w:spacing w:after="240" w:before="240" w:line="275.9999942779541" w:lineRule="auto"/>
+              <w:rPr>
+                <w:rFonts w:ascii="Google Sans" w:cs="Google Sans" w:eastAsia="Google Sans" w:hAnsi="Google Sans"/>
+                <w:color w:val="1f1f1f"/>
+              </w:rPr>
+            </w:pPr>
+            <w:r>
+              <w:rPr>
+                <w:rFonts w:ascii="Google Sans" w:cs="Google Sans" w:eastAsia="Google Sans" w:hAnsi="Google Sans"/>
+                <w:color w:val="1f1f1f"/>
+                <w:rtl w:val="0"/>
+              </w:rPr>
+              <w:t xml:space="preserve">**【新規追加】**アイテム配置モード中に画面全体を覆い、他のUI（フッターやヘッダー等）への誤操作を物理的に遮断する半透明のオーバーレイUI。</w:t>
             </w:r>
           </w:p>
         </w:tc>

--- a/Docs/01-C_へそくり帳_プロジェクトファイル定義書.docx
+++ b/Docs/01-C_へそくり帳_プロジェクトファイル定義書.docx
@@ -3104,7 +3104,7 @@
               </w:pBdr>
               <w:spacing w:before="240" w:after="240" w:line="275" w:lineRule="auto"/>
               <w:rPr>
-                <w:rFonts w:ascii="Google Sans" w:eastAsia="Google Sans" w:hAnsi="Google Sans" w:cs="Google Sans"/>
+                <w:rFonts w:ascii="Google Sans" w:hAnsi="Google Sans" w:cs="Google Sans" w:hint="eastAsia"/>
                 <w:color w:val="1F1F1F"/>
               </w:rPr>
             </w:pPr>
@@ -3130,6 +3130,230 @@
                 <w:color w:val="1F1F1F"/>
               </w:rPr>
               <w:t>）専用の状態管理フック。各モーダルの開閉状態、編集モードの切り替え、設定データの更新ロジックをカプセル化する。UIコンポーネント（View）とビジネスロジック（Controller）を分離し、Screenコンポーネントの肥大化を防ぐ責務を持つ。</w:t>
+            </w:r>
+          </w:p>
+        </w:tc>
+      </w:tr>
+      <w:tr>
+        <w:tc>
+          <w:tcPr>
+            <w:tcW w:w="4680" w:type="dxa"/>
+            <w:tcBorders>
+              <w:top w:val="single" w:sz="6" w:space="0" w:color="000000"/>
+              <w:left w:val="single" w:sz="6" w:space="0" w:color="000000"/>
+              <w:bottom w:val="single" w:sz="6" w:space="0" w:color="000000"/>
+              <w:right w:val="single" w:sz="6" w:space="0" w:color="000000"/>
+            </w:tcBorders>
+            <w:tcMar>
+              <w:top w:w="240" w:type="dxa"/>
+              <w:left w:w="0" w:type="dxa"/>
+              <w:bottom w:w="240" w:type="dxa"/>
+              <w:right w:w="180" w:type="dxa"/>
+            </w:tcMar>
+          </w:tcPr>
+          <w:p>
+            <w:pPr>
+              <w:pBdr>
+                <w:top w:val="nil"/>
+                <w:left w:val="nil"/>
+                <w:bottom w:val="nil"/>
+                <w:right w:val="nil"/>
+                <w:between w:val="nil"/>
+              </w:pBdr>
+              <w:spacing w:before="240" w:after="240" w:line="275" w:lineRule="auto"/>
+              <w:rPr>
+                <w:rFonts w:ascii="Google Sans" w:eastAsia="Google Sans" w:hAnsi="Google Sans" w:cs="Google Sans"/>
+                <w:color w:val="1F1F1F"/>
+              </w:rPr>
+            </w:pPr>
+            <w:proofErr w:type="spellStart"/>
+            <w:r>
+              <w:rPr>
+                <w:rFonts w:ascii="Google Sans" w:eastAsia="Google Sans" w:hAnsi="Google Sans" w:cs="Google Sans"/>
+                <w:color w:val="1F1F1F"/>
+              </w:rPr>
+              <w:t>src</w:t>
+            </w:r>
+            <w:proofErr w:type="spellEnd"/>
+            <w:r>
+              <w:rPr>
+                <w:rFonts w:ascii="Google Sans" w:eastAsia="Google Sans" w:hAnsi="Google Sans" w:cs="Google Sans"/>
+                <w:color w:val="1F1F1F"/>
+              </w:rPr>
+              <w:t>/hooks/</w:t>
+            </w:r>
+            <w:proofErr w:type="spellStart"/>
+            <w:r>
+              <w:rPr>
+                <w:rFonts w:ascii="Google Sans" w:eastAsia="Google Sans" w:hAnsi="Google Sans" w:cs="Google Sans"/>
+                <w:color w:val="1F1F1F"/>
+              </w:rPr>
+              <w:t>useGardenEngine.ts</w:t>
+            </w:r>
+            <w:proofErr w:type="spellEnd"/>
+          </w:p>
+        </w:tc>
+        <w:tc>
+          <w:tcPr>
+            <w:tcW w:w="4680" w:type="dxa"/>
+            <w:tcBorders>
+              <w:top w:val="single" w:sz="6" w:space="0" w:color="000000"/>
+              <w:left w:val="single" w:sz="6" w:space="0" w:color="000000"/>
+              <w:bottom w:val="single" w:sz="6" w:space="0" w:color="000000"/>
+              <w:right w:val="single" w:sz="6" w:space="0" w:color="000000"/>
+            </w:tcBorders>
+            <w:tcMar>
+              <w:top w:w="240" w:type="dxa"/>
+              <w:left w:w="0" w:type="dxa"/>
+              <w:bottom w:w="240" w:type="dxa"/>
+              <w:right w:w="0" w:type="dxa"/>
+            </w:tcMar>
+          </w:tcPr>
+          <w:p>
+            <w:pPr>
+              <w:pBdr>
+                <w:top w:val="nil"/>
+                <w:left w:val="nil"/>
+                <w:bottom w:val="nil"/>
+                <w:right w:val="nil"/>
+                <w:between w:val="nil"/>
+              </w:pBdr>
+              <w:spacing w:before="240" w:after="240" w:line="275" w:lineRule="auto"/>
+              <w:rPr>
+                <w:rFonts w:ascii="Google Sans" w:eastAsia="Google Sans" w:hAnsi="Google Sans" w:cs="Google Sans"/>
+                <w:color w:val="1F1F1F"/>
+              </w:rPr>
+            </w:pPr>
+            <w:r>
+              <w:rPr>
+                <w:rFonts w:ascii="ＭＳ 明朝" w:eastAsia="ＭＳ 明朝" w:hAnsi="ＭＳ 明朝" w:cs="ＭＳ 明朝" w:hint="eastAsia"/>
+                <w:color w:val="1F1F1F"/>
+              </w:rPr>
+              <w:t>庭キャンバス（</w:t>
+            </w:r>
+            <w:proofErr w:type="spellStart"/>
+            <w:r>
+              <w:rPr>
+                <w:rFonts w:ascii="Google Sans" w:eastAsia="Google Sans" w:hAnsi="Google Sans" w:cs="Google Sans" w:hint="eastAsia"/>
+                <w:color w:val="1F1F1F"/>
+              </w:rPr>
+              <w:t>IsometricGardenCanvas</w:t>
+            </w:r>
+            <w:proofErr w:type="spellEnd"/>
+            <w:r>
+              <w:rPr>
+                <w:rFonts w:ascii="ＭＳ 明朝" w:eastAsia="ＭＳ 明朝" w:hAnsi="ＭＳ 明朝" w:cs="ＭＳ 明朝" w:hint="eastAsia"/>
+                <w:color w:val="1F1F1F"/>
+              </w:rPr>
+              <w:t>）の内部状態とビジネスロジックをカプセル化したカ</w:t>
+            </w:r>
+            <w:r>
+              <w:rPr>
+                <w:rFonts w:ascii="ＭＳ 明朝" w:eastAsia="ＭＳ 明朝" w:hAnsi="ＭＳ 明朝" w:cs="ＭＳ 明朝" w:hint="eastAsia"/>
+                <w:color w:val="1F1F1F"/>
+              </w:rPr>
+              <w:lastRenderedPageBreak/>
+              <w:t>スタムフック。パン操作（</w:t>
+            </w:r>
+            <w:proofErr w:type="spellStart"/>
+            <w:r>
+              <w:rPr>
+                <w:rFonts w:ascii="Google Sans" w:eastAsia="Google Sans" w:hAnsi="Google Sans" w:cs="Google Sans" w:hint="eastAsia"/>
+                <w:color w:val="1F1F1F"/>
+              </w:rPr>
+              <w:t>PanResponder</w:t>
+            </w:r>
+            <w:proofErr w:type="spellEnd"/>
+            <w:r>
+              <w:rPr>
+                <w:rFonts w:ascii="ＭＳ 明朝" w:eastAsia="ＭＳ 明朝" w:hAnsi="ＭＳ 明朝" w:cs="ＭＳ 明朝" w:hint="eastAsia"/>
+                <w:color w:val="1F1F1F"/>
+              </w:rPr>
+              <w:t>）の制御、描画ノードの</w:t>
+            </w:r>
+            <w:r>
+              <w:rPr>
+                <w:rFonts w:ascii="Google Sans" w:eastAsia="Google Sans" w:hAnsi="Google Sans" w:cs="Google Sans" w:hint="eastAsia"/>
+                <w:color w:val="1F1F1F"/>
+              </w:rPr>
+              <w:t>Z</w:t>
+            </w:r>
+            <w:r>
+              <w:rPr>
+                <w:rFonts w:ascii="ＭＳ 明朝" w:eastAsia="ＭＳ 明朝" w:hAnsi="ＭＳ 明朝" w:cs="ＭＳ 明朝" w:hint="eastAsia"/>
+                <w:color w:val="1F1F1F"/>
+              </w:rPr>
+              <w:t>インデックスに基づくソート、およびレベルアップ（</w:t>
+            </w:r>
+            <w:r>
+              <w:rPr>
+                <w:rFonts w:ascii="Google Sans" w:eastAsia="Google Sans" w:hAnsi="Google Sans" w:cs="Google Sans" w:hint="eastAsia"/>
+                <w:color w:val="1F1F1F"/>
+              </w:rPr>
+              <w:t>EF-04</w:t>
+            </w:r>
+            <w:r>
+              <w:rPr>
+                <w:rFonts w:ascii="ＭＳ 明朝" w:eastAsia="ＭＳ 明朝" w:hAnsi="ＭＳ 明朝" w:cs="ＭＳ 明朝" w:hint="eastAsia"/>
+                <w:color w:val="1F1F1F"/>
+              </w:rPr>
+              <w:t>）や水やり（</w:t>
+            </w:r>
+            <w:r>
+              <w:rPr>
+                <w:rFonts w:ascii="Google Sans" w:eastAsia="Google Sans" w:hAnsi="Google Sans" w:cs="Google Sans" w:hint="eastAsia"/>
+                <w:color w:val="1F1F1F"/>
+              </w:rPr>
+              <w:t>EF-01</w:t>
+            </w:r>
+            <w:r>
+              <w:rPr>
+                <w:rFonts w:ascii="ＭＳ 明朝" w:eastAsia="ＭＳ 明朝" w:hAnsi="ＭＳ 明朝" w:cs="ＭＳ 明朝" w:hint="eastAsia"/>
+                <w:color w:val="1F1F1F"/>
+              </w:rPr>
+              <w:t>等）の「複数種類のエフェクト出し分け判定」を管理する。</w:t>
+            </w:r>
+            <w:r>
+              <w:rPr>
+                <w:rFonts w:ascii="Google Sans" w:eastAsia="Google Sans" w:hAnsi="Google Sans" w:cs="Google Sans" w:hint="eastAsia"/>
+                <w:color w:val="1F1F1F"/>
+              </w:rPr>
+              <w:t>React</w:t>
+            </w:r>
+            <w:r>
+              <w:rPr>
+                <w:rFonts w:ascii="ＭＳ 明朝" w:eastAsia="ＭＳ 明朝" w:hAnsi="ＭＳ 明朝" w:cs="ＭＳ 明朝" w:hint="eastAsia"/>
+                <w:color w:val="1F1F1F"/>
+              </w:rPr>
+              <w:t>のビューとロジックを分離し、</w:t>
+            </w:r>
+            <w:r>
+              <w:rPr>
+                <w:rFonts w:ascii="Google Sans" w:eastAsia="Google Sans" w:hAnsi="Google Sans" w:cs="Google Sans" w:hint="eastAsia"/>
+                <w:color w:val="1F1F1F"/>
+              </w:rPr>
+              <w:t>Canvas</w:t>
+            </w:r>
+            <w:r>
+              <w:rPr>
+                <w:rFonts w:ascii="ＭＳ 明朝" w:eastAsia="ＭＳ 明朝" w:hAnsi="ＭＳ 明朝" w:cs="ＭＳ 明朝" w:hint="eastAsia"/>
+                <w:color w:val="1F1F1F"/>
+              </w:rPr>
+              <w:t>コンポーネントの肥大化（</w:t>
+            </w:r>
+            <w:r>
+              <w:rPr>
+                <w:rFonts w:ascii="Google Sans" w:eastAsia="Google Sans" w:hAnsi="Google Sans" w:cs="Google Sans" w:hint="eastAsia"/>
+                <w:color w:val="1F1F1F"/>
+              </w:rPr>
+              <w:t>150</w:t>
+            </w:r>
+            <w:r>
+              <w:rPr>
+                <w:rFonts w:ascii="ＭＳ 明朝" w:eastAsia="ＭＳ 明朝" w:hAnsi="ＭＳ 明朝" w:cs="ＭＳ 明朝" w:hint="eastAsia"/>
+                <w:color w:val="1F1F1F"/>
+              </w:rPr>
+              <w:t>行ルール違反）を防ぐ中核を担う。</w:t>
             </w:r>
           </w:p>
         </w:tc>
@@ -3149,6 +3373,7 @@
           <w:rFonts w:ascii="Google Sans" w:eastAsia="Google Sans" w:hAnsi="Google Sans" w:cs="Google Sans"/>
           <w:color w:val="1F1F1F"/>
         </w:rPr>
+        <w:lastRenderedPageBreak/>
         <w:t>3-3. 画面コンポーネント (</w:t>
       </w:r>
       <w:proofErr w:type="spellStart"/>
@@ -3252,7 +3477,6 @@
                 <w:bCs/>
                 <w:color w:val="1F1F1F"/>
               </w:rPr>
-              <w:lastRenderedPageBreak/>
               <w:t>ファイルパス</w:t>
             </w:r>
           </w:p>
@@ -3656,6 +3880,7 @@
                 <w:rFonts w:ascii="Google Sans" w:eastAsia="Google Sans" w:hAnsi="Google Sans" w:cs="Google Sans"/>
                 <w:color w:val="1F1F1F"/>
               </w:rPr>
+              <w:lastRenderedPageBreak/>
               <w:t>src</w:t>
             </w:r>
             <w:proofErr w:type="spellEnd"/>
@@ -3888,7 +4113,6 @@
           <w:rFonts w:ascii="Google Sans" w:eastAsia="Google Sans" w:hAnsi="Google Sans" w:cs="Google Sans"/>
           <w:color w:val="1F1F1F"/>
         </w:rPr>
-        <w:lastRenderedPageBreak/>
         <w:t>3-4. マイクロコンポーネント (</w:t>
       </w:r>
       <w:proofErr w:type="spellStart"/>
@@ -4264,6 +4488,7 @@
                 <w:rFonts w:ascii="Google Sans" w:eastAsia="Google Sans" w:hAnsi="Google Sans" w:cs="Google Sans"/>
                 <w:color w:val="1F1F1F"/>
               </w:rPr>
+              <w:lastRenderedPageBreak/>
               <w:t>AllCategoryCalendarModal.tsx</w:t>
             </w:r>
             <w:proofErr w:type="spellEnd"/>
@@ -4600,7 +4825,6 @@
                 <w:rFonts w:ascii="Google Sans" w:eastAsia="Google Sans" w:hAnsi="Google Sans" w:cs="Google Sans"/>
                 <w:color w:val="1F1F1F"/>
               </w:rPr>
-              <w:lastRenderedPageBreak/>
               <w:t>TotalHesokuriDisplay.tsx</w:t>
             </w:r>
             <w:proofErr w:type="spellEnd"/>
@@ -4811,6 +5035,112 @@
                 <w:color w:val="1F1F1F"/>
               </w:rPr>
               <w:t>お小遣い制・へそくり還元ルールの詳細を表示するモーダル。</w:t>
+            </w:r>
+          </w:p>
+        </w:tc>
+      </w:tr>
+      <w:tr>
+        <w:tc>
+          <w:tcPr>
+            <w:tcW w:w="4680" w:type="dxa"/>
+            <w:tcBorders>
+              <w:top w:val="single" w:sz="6" w:space="0" w:color="000000"/>
+              <w:left w:val="single" w:sz="6" w:space="0" w:color="000000"/>
+              <w:bottom w:val="single" w:sz="6" w:space="0" w:color="000000"/>
+              <w:right w:val="single" w:sz="6" w:space="0" w:color="000000"/>
+            </w:tcBorders>
+            <w:tcMar>
+              <w:top w:w="240" w:type="dxa"/>
+              <w:left w:w="0" w:type="dxa"/>
+              <w:bottom w:w="240" w:type="dxa"/>
+              <w:right w:w="180" w:type="dxa"/>
+            </w:tcMar>
+          </w:tcPr>
+          <w:p>
+            <w:pPr>
+              <w:pBdr>
+                <w:top w:val="nil"/>
+                <w:left w:val="nil"/>
+                <w:bottom w:val="nil"/>
+                <w:right w:val="nil"/>
+                <w:between w:val="nil"/>
+              </w:pBdr>
+              <w:spacing w:before="240" w:after="240" w:line="275" w:lineRule="auto"/>
+              <w:rPr>
+                <w:rFonts w:ascii="Google Sans" w:eastAsia="Google Sans" w:hAnsi="Google Sans" w:cs="Google Sans"/>
+                <w:color w:val="1F1F1F"/>
+              </w:rPr>
+            </w:pPr>
+            <w:proofErr w:type="spellStart"/>
+            <w:r>
+              <w:rPr>
+                <w:rFonts w:ascii="Google Sans" w:eastAsia="Google Sans" w:hAnsi="Google Sans" w:cs="Google Sans"/>
+                <w:color w:val="1F1F1F"/>
+              </w:rPr>
+              <w:t>CanvasItemNode.tsx</w:t>
+            </w:r>
+            <w:proofErr w:type="spellEnd"/>
+          </w:p>
+        </w:tc>
+        <w:tc>
+          <w:tcPr>
+            <w:tcW w:w="4680" w:type="dxa"/>
+            <w:tcBorders>
+              <w:top w:val="single" w:sz="6" w:space="0" w:color="000000"/>
+              <w:left w:val="single" w:sz="6" w:space="0" w:color="000000"/>
+              <w:bottom w:val="single" w:sz="6" w:space="0" w:color="000000"/>
+              <w:right w:val="single" w:sz="6" w:space="0" w:color="000000"/>
+            </w:tcBorders>
+            <w:tcMar>
+              <w:top w:w="240" w:type="dxa"/>
+              <w:left w:w="0" w:type="dxa"/>
+              <w:bottom w:w="240" w:type="dxa"/>
+              <w:right w:w="0" w:type="dxa"/>
+            </w:tcMar>
+          </w:tcPr>
+          <w:p>
+            <w:pPr>
+              <w:pBdr>
+                <w:top w:val="nil"/>
+                <w:left w:val="nil"/>
+                <w:bottom w:val="nil"/>
+                <w:right w:val="nil"/>
+                <w:between w:val="nil"/>
+              </w:pBdr>
+              <w:spacing w:before="240" w:after="240" w:line="275" w:lineRule="auto"/>
+              <w:rPr>
+                <w:rFonts w:ascii="Google Sans" w:eastAsia="Google Sans" w:hAnsi="Google Sans" w:cs="Google Sans"/>
+                <w:color w:val="1F1F1F"/>
+              </w:rPr>
+            </w:pPr>
+            <w:r>
+              <w:rPr>
+                <w:rFonts w:ascii="ＭＳ 明朝" w:eastAsia="ＭＳ 明朝" w:hAnsi="ＭＳ 明朝" w:cs="ＭＳ 明朝" w:hint="eastAsia"/>
+                <w:color w:val="1F1F1F"/>
+              </w:rPr>
+              <w:t>キャンバス上で各アイテム・木を</w:t>
+            </w:r>
+            <w:r>
+              <w:rPr>
+                <w:rFonts w:ascii="Google Sans" w:eastAsia="Google Sans" w:hAnsi="Google Sans" w:cs="Google Sans" w:hint="eastAsia"/>
+                <w:color w:val="1F1F1F"/>
+              </w:rPr>
+              <w:t>1</w:t>
+            </w:r>
+            <w:r>
+              <w:rPr>
+                <w:rFonts w:ascii="ＭＳ 明朝" w:eastAsia="ＭＳ 明朝" w:hAnsi="ＭＳ 明朝" w:cs="ＭＳ 明朝" w:hint="eastAsia"/>
+                <w:color w:val="1F1F1F"/>
+              </w:rPr>
+              <w:t>つ描画するための単一責務コンポーネント。タイルの中心座標を基準として、「アイテム本体」と「エフェクト」を入れ子にせず独立した兄弟要素として絶対配置する。これにより、アイテムのサイズ変更によるエフェクトの座標ズレや画面外へ</w:t>
+            </w:r>
+            <w:r>
+              <w:rPr>
+                <w:rFonts w:ascii="ＭＳ 明朝" w:eastAsia="ＭＳ 明朝" w:hAnsi="ＭＳ 明朝" w:cs="ＭＳ 明朝" w:hint="eastAsia"/>
+                <w:color w:val="1F1F1F"/>
+              </w:rPr>
+              <w:lastRenderedPageBreak/>
+              <w:t>の飛び出しを完全に防止する。</w:t>
             </w:r>
           </w:p>
         </w:tc>
@@ -4830,6 +5160,7 @@
           <w:rFonts w:ascii="Google Sans" w:eastAsia="Google Sans" w:hAnsi="Google Sans" w:cs="Google Sans"/>
           <w:color w:val="1F1F1F"/>
         </w:rPr>
+        <w:lastRenderedPageBreak/>
         <w:t>入力 (input/)</w:t>
       </w:r>
     </w:p>
@@ -5317,7 +5648,6 @@
                 <w:rFonts w:ascii="Google Sans" w:eastAsia="Google Sans" w:hAnsi="Google Sans" w:cs="Google Sans"/>
                 <w:color w:val="1F1F1F"/>
               </w:rPr>
-              <w:lastRenderedPageBreak/>
               <w:t>InputDisplayHeader.tsx</w:t>
             </w:r>
             <w:proofErr w:type="spellEnd"/>
@@ -5527,6 +5857,7 @@
                 <w:bCs/>
                 <w:color w:val="1F1F1F"/>
               </w:rPr>
+              <w:lastRenderedPageBreak/>
               <w:t>ファイルパス</w:t>
             </w:r>
           </w:p>
@@ -5991,15 +6322,7 @@
                 <w:rFonts w:ascii="Google Sans" w:eastAsia="Google Sans" w:hAnsi="Google Sans" w:cs="Google Sans"/>
                 <w:color w:val="1F1F1F"/>
               </w:rPr>
-              <w:t>カテゴリごとの個別予算枠をリスト表示・編</w:t>
-            </w:r>
-            <w:r>
-              <w:rPr>
-                <w:rFonts w:ascii="Google Sans" w:eastAsia="Google Sans" w:hAnsi="Google Sans" w:cs="Google Sans"/>
-                <w:color w:val="1F1F1F"/>
-              </w:rPr>
-              <w:lastRenderedPageBreak/>
-              <w:t>集。</w:t>
+              <w:t>カテゴリごとの個別予算枠をリスト表示・編集。</w:t>
             </w:r>
           </w:p>
         </w:tc>
@@ -6042,7 +6365,6 @@
                 <w:rFonts w:ascii="Google Sans" w:eastAsia="Google Sans" w:hAnsi="Google Sans" w:cs="Google Sans"/>
                 <w:color w:val="1F1F1F"/>
               </w:rPr>
-              <w:lastRenderedPageBreak/>
               <w:t>FamilyMemberList.tsx</w:t>
             </w:r>
             <w:proofErr w:type="spellEnd"/>
@@ -6127,6 +6449,7 @@
                 <w:rFonts w:ascii="Google Sans" w:eastAsia="Google Sans" w:hAnsi="Google Sans" w:cs="Google Sans"/>
                 <w:color w:val="1F1F1F"/>
               </w:rPr>
+              <w:lastRenderedPageBreak/>
               <w:t>FamilyMemberAddModal.tsx</w:t>
             </w:r>
             <w:proofErr w:type="spellEnd"/>
@@ -6564,17 +6887,7 @@
                 <w:bCs/>
                 <w:color w:val="1F1F1F"/>
               </w:rPr>
-              <w:t>AI向け責務・制約（コーディング時の前提知</w:t>
-            </w:r>
-            <w:r>
-              <w:rPr>
-                <w:rFonts w:ascii="Google Sans" w:eastAsia="Google Sans" w:hAnsi="Google Sans" w:cs="Google Sans"/>
-                <w:b/>
-                <w:bCs/>
-                <w:color w:val="1F1F1F"/>
-              </w:rPr>
-              <w:lastRenderedPageBreak/>
-              <w:t>識）</w:t>
+              <w:t>AI向け責務・制約（コーディング時の前提知識）</w:t>
             </w:r>
           </w:p>
         </w:tc>
@@ -6617,65 +6930,118 @@
                 <w:rFonts w:ascii="Google Sans" w:eastAsia="Google Sans" w:hAnsi="Google Sans" w:cs="Google Sans"/>
                 <w:color w:val="1F1F1F"/>
               </w:rPr>
+              <w:t>IsometricGardenCanvas.tsx</w:t>
+            </w:r>
+            <w:proofErr w:type="spellEnd"/>
+          </w:p>
+        </w:tc>
+        <w:tc>
+          <w:tcPr>
+            <w:tcW w:w="4680" w:type="dxa"/>
+            <w:tcBorders>
+              <w:top w:val="single" w:sz="6" w:space="0" w:color="000000"/>
+              <w:left w:val="single" w:sz="6" w:space="0" w:color="000000"/>
+              <w:bottom w:val="single" w:sz="6" w:space="0" w:color="000000"/>
+              <w:right w:val="single" w:sz="6" w:space="0" w:color="000000"/>
+            </w:tcBorders>
+            <w:tcMar>
+              <w:top w:w="240" w:type="dxa"/>
+              <w:left w:w="0" w:type="dxa"/>
+              <w:bottom w:w="240" w:type="dxa"/>
+              <w:right w:w="0" w:type="dxa"/>
+            </w:tcMar>
+          </w:tcPr>
+          <w:p>
+            <w:pPr>
+              <w:pBdr>
+                <w:top w:val="nil"/>
+                <w:left w:val="nil"/>
+                <w:bottom w:val="nil"/>
+                <w:right w:val="nil"/>
+                <w:between w:val="nil"/>
+              </w:pBdr>
+              <w:spacing w:before="240" w:after="240" w:line="275" w:lineRule="auto"/>
+              <w:rPr>
+                <w:rFonts w:ascii="Google Sans" w:eastAsia="Google Sans" w:hAnsi="Google Sans" w:cs="Google Sans"/>
+                <w:color w:val="1F1F1F"/>
+              </w:rPr>
+            </w:pPr>
+            <w:r>
+              <w:rPr>
+                <w:rFonts w:ascii="ＭＳ 明朝" w:eastAsia="ＭＳ 明朝" w:hAnsi="ＭＳ 明朝" w:cs="ＭＳ 明朝" w:hint="eastAsia"/>
+                <w:color w:val="1F1F1F"/>
+              </w:rPr>
+              <w:t>庭のベースとなるアイソメトリック（等角投影）キャンバス。壁紙レイヤーとスケーリング対象レイヤーを分離し、ズーム</w:t>
+            </w:r>
+            <w:r>
+              <w:rPr>
+                <w:rFonts w:ascii="Google Sans" w:eastAsia="Google Sans" w:hAnsi="Google Sans" w:cs="Google Sans" w:hint="eastAsia"/>
+                <w:color w:val="1F1F1F"/>
+              </w:rPr>
+              <w:t>UI</w:t>
+            </w:r>
+            <w:r>
+              <w:rPr>
+                <w:rFonts w:ascii="ＭＳ 明朝" w:eastAsia="ＭＳ 明朝" w:hAnsi="ＭＳ 明朝" w:cs="ＭＳ 明朝" w:hint="eastAsia"/>
+                <w:color w:val="1F1F1F"/>
+              </w:rPr>
+              <w:t>（</w:t>
+            </w:r>
+            <w:proofErr w:type="spellStart"/>
+            <w:r>
+              <w:rPr>
+                <w:rFonts w:ascii="Google Sans" w:eastAsia="Google Sans" w:hAnsi="Google Sans" w:cs="Google Sans" w:hint="eastAsia"/>
+                <w:color w:val="1F1F1F"/>
+              </w:rPr>
+              <w:t>GardenZoomUI</w:t>
+            </w:r>
+            <w:proofErr w:type="spellEnd"/>
+            <w:r>
+              <w:rPr>
+                <w:rFonts w:ascii="ＭＳ 明朝" w:eastAsia="ＭＳ 明朝" w:hAnsi="ＭＳ 明朝" w:cs="ＭＳ 明朝" w:hint="eastAsia"/>
+                <w:color w:val="1F1F1F"/>
+              </w:rPr>
+              <w:t>）を内包する。状態管理やパン操作、エフェクトの判定ロジックは「</w:t>
+            </w:r>
+            <w:proofErr w:type="spellStart"/>
+            <w:r>
+              <w:rPr>
+                <w:rFonts w:ascii="Google Sans" w:eastAsia="Google Sans" w:hAnsi="Google Sans" w:cs="Google Sans" w:hint="eastAsia"/>
+                <w:color w:val="1F1F1F"/>
+              </w:rPr>
+              <w:t>useGardenEngine.ts</w:t>
+            </w:r>
+            <w:proofErr w:type="spellEnd"/>
+            <w:r>
+              <w:rPr>
+                <w:rFonts w:ascii="ＭＳ 明朝" w:eastAsia="ＭＳ 明朝" w:hAnsi="ＭＳ 明朝" w:cs="ＭＳ 明朝" w:hint="eastAsia"/>
+                <w:color w:val="1F1F1F"/>
+              </w:rPr>
+              <w:t>」に委譲し、自身は純粋な描画（</w:t>
+            </w:r>
+            <w:proofErr w:type="spellStart"/>
+            <w:r>
+              <w:rPr>
+                <w:rFonts w:ascii="Google Sans" w:eastAsia="Google Sans" w:hAnsi="Google Sans" w:cs="Google Sans" w:hint="eastAsia"/>
+                <w:color w:val="1F1F1F"/>
+              </w:rPr>
+              <w:t>CanvasItemNode</w:t>
+            </w:r>
+            <w:proofErr w:type="spellEnd"/>
+            <w:r>
+              <w:rPr>
+                <w:rFonts w:ascii="ＭＳ 明朝" w:eastAsia="ＭＳ 明朝" w:hAnsi="ＭＳ 明朝" w:cs="ＭＳ 明朝" w:hint="eastAsia"/>
+                <w:color w:val="1F1F1F"/>
+              </w:rPr>
+              <w:t>のループ展開）の</w:t>
+            </w:r>
+            <w:r>
+              <w:rPr>
+                <w:rFonts w:ascii="ＭＳ 明朝" w:eastAsia="ＭＳ 明朝" w:hAnsi="ＭＳ 明朝" w:cs="ＭＳ 明朝" w:hint="eastAsia"/>
+                <w:color w:val="1F1F1F"/>
+              </w:rPr>
               <w:lastRenderedPageBreak/>
-              <w:t>IsometricGardenCanvas.tsx</w:t>
-            </w:r>
-            <w:proofErr w:type="spellEnd"/>
-          </w:p>
-        </w:tc>
-        <w:tc>
-          <w:tcPr>
-            <w:tcW w:w="4680" w:type="dxa"/>
-            <w:tcBorders>
-              <w:top w:val="single" w:sz="6" w:space="0" w:color="000000"/>
-              <w:left w:val="single" w:sz="6" w:space="0" w:color="000000"/>
-              <w:bottom w:val="single" w:sz="6" w:space="0" w:color="000000"/>
-              <w:right w:val="single" w:sz="6" w:space="0" w:color="000000"/>
-            </w:tcBorders>
-            <w:tcMar>
-              <w:top w:w="240" w:type="dxa"/>
-              <w:left w:w="0" w:type="dxa"/>
-              <w:bottom w:w="240" w:type="dxa"/>
-              <w:right w:w="0" w:type="dxa"/>
-            </w:tcMar>
-          </w:tcPr>
-          <w:p>
-            <w:pPr>
-              <w:pBdr>
-                <w:top w:val="nil"/>
-                <w:left w:val="nil"/>
-                <w:bottom w:val="nil"/>
-                <w:right w:val="nil"/>
-                <w:between w:val="nil"/>
-              </w:pBdr>
-              <w:spacing w:before="240" w:after="240" w:line="275" w:lineRule="auto"/>
-              <w:rPr>
-                <w:rFonts w:ascii="Google Sans" w:eastAsia="Google Sans" w:hAnsi="Google Sans" w:cs="Google Sans"/>
-                <w:color w:val="1F1F1F"/>
-              </w:rPr>
-            </w:pPr>
-            <w:r>
-              <w:rPr>
-                <w:rFonts w:ascii="Google Sans" w:eastAsia="Google Sans" w:hAnsi="Google Sans" w:cs="Google Sans"/>
-                <w:color w:val="1F1F1F"/>
-              </w:rPr>
-              <w:t>**【修正】**庭のベースとなるアイソメトリック（等角投影）キャンバス。描画のコア。壁紙レイヤーとスケーリング対象レイヤーを分離し、ズームUI（</w:t>
-            </w:r>
-            <w:proofErr w:type="spellStart"/>
-            <w:r>
-              <w:rPr>
-                <w:rFonts w:ascii="Google Sans" w:eastAsia="Google Sans" w:hAnsi="Google Sans" w:cs="Google Sans"/>
-                <w:color w:val="1F1F1F"/>
-              </w:rPr>
-              <w:t>GardenZoomUI</w:t>
-            </w:r>
-            <w:proofErr w:type="spellEnd"/>
-            <w:r>
-              <w:rPr>
-                <w:rFonts w:ascii="Google Sans" w:eastAsia="Google Sans" w:hAnsi="Google Sans" w:cs="Google Sans"/>
-                <w:color w:val="1F1F1F"/>
-              </w:rPr>
-              <w:t>）を内包する。タップ座標の逆算補正を行う。</w:t>
+              <w:t>みに専念する単一責務コンポーネント。</w:t>
             </w:r>
           </w:p>
         </w:tc>
@@ -6718,6 +7084,7 @@
                 <w:rFonts w:ascii="Google Sans" w:eastAsia="Google Sans" w:hAnsi="Google Sans" w:cs="Google Sans"/>
                 <w:color w:val="1F1F1F"/>
               </w:rPr>
+              <w:lastRenderedPageBreak/>
               <w:t>GardenBuilder</w:t>
             </w:r>
             <w:r>
@@ -7191,7 +7558,6 @@
                 <w:rFonts w:ascii="Google Sans" w:eastAsia="Google Sans" w:hAnsi="Google Sans" w:cs="Google Sans"/>
                 <w:color w:val="1F1F1F"/>
               </w:rPr>
-              <w:lastRenderedPageBreak/>
               <w:t>DraggableGardenItem.tsx</w:t>
             </w:r>
             <w:proofErr w:type="spellEnd"/>
@@ -7360,6 +7726,7 @@
                 <w:rFonts w:ascii="Google Sans" w:eastAsia="Google Sans" w:hAnsi="Google Sans" w:cs="Google Sans"/>
                 <w:color w:val="1F1F1F"/>
               </w:rPr>
+              <w:lastRenderedPageBreak/>
               <w:t>GardenWisdomTreeItem.tsx</w:t>
             </w:r>
             <w:proofErr w:type="spellEnd"/>
@@ -7785,15 +8152,7 @@
                 <w:rFonts w:ascii="Google Sans" w:eastAsia="Google Sans" w:hAnsi="Google Sans" w:cs="Google Sans"/>
                 <w:color w:val="1F1F1F"/>
               </w:rPr>
-              <w:t>**【新規追加】**アイテム配置モード中に画面全体を覆い、他のUI（フッターやヘッダー等）への誤操作を物理的に遮断する半透明のオーバ</w:t>
-            </w:r>
-            <w:r>
-              <w:rPr>
-                <w:rFonts w:ascii="Google Sans" w:eastAsia="Google Sans" w:hAnsi="Google Sans" w:cs="Google Sans"/>
-                <w:color w:val="1F1F1F"/>
-              </w:rPr>
-              <w:lastRenderedPageBreak/>
-              <w:t>ーレイUI。</w:t>
+              <w:t>**【新規追加】**アイテム配置モード中に画面全体を覆い、他のUI（フッターやヘッダー等）への誤操作を物理的に遮断する半透明のオーバーレイUI。</w:t>
             </w:r>
           </w:p>
         </w:tc>
@@ -7813,7 +8172,6 @@
           <w:rFonts w:ascii="Google Sans" w:eastAsia="Google Sans" w:hAnsi="Google Sans" w:cs="Google Sans"/>
           <w:color w:val="1F1F1F"/>
         </w:rPr>
-        <w:lastRenderedPageBreak/>
         <w:t>AI自己チェック事項（コーディング前の確認）</w:t>
       </w:r>
     </w:p>
@@ -7922,6 +8280,7 @@
           <w:rFonts w:ascii="Google Sans" w:eastAsia="Google Sans" w:hAnsi="Google Sans" w:cs="Google Sans"/>
           <w:color w:val="1F1F1F"/>
         </w:rPr>
+        <w:lastRenderedPageBreak/>
         <w:t>この一覧を辞書として保持し、今後の要求に対して正確な推論とコード生成を実施します。</w:t>
       </w:r>
     </w:p>
